--- a/Project_CAN_Bus_Plan.docx
+++ b/Project_CAN_Bus_Plan.docx
@@ -2,18 +2,12 @@
 <file path=word/document.xml><?xml version="1.0" encoding="utf-8"?>
 <w:document xmlns:wpc="http://schemas.microsoft.com/office/word/2010/wordprocessingCanvas" xmlns:mo="http://schemas.microsoft.com/office/mac/office/2008/main" xmlns:mc="http://schemas.openxmlformats.org/markup-compatibility/2006" xmlns:mv="urn:schemas-microsoft-com:mac:vml" xmlns:o="urn:schemas-microsoft-com:office:office" xmlns:r="http://schemas.openxmlformats.org/officeDocument/2006/relationships" xmlns:m="http://schemas.openxmlformats.org/officeDocument/2006/math" xmlns:v="urn:schemas-microsoft-com:vml" xmlns:wp14="http://schemas.microsoft.com/office/word/2010/wordprocessingDrawing" xmlns:wp="http://schemas.openxmlformats.org/drawingml/2006/wordprocessingDrawing" xmlns:w10="urn:schemas-microsoft-com:office:word" xmlns:w="http://schemas.openxmlformats.org/wordprocessingml/2006/main" xmlns:w14="http://schemas.microsoft.com/office/word/2010/wordml" xmlns:wpg="http://schemas.microsoft.com/office/word/2010/wordprocessingGroup" xmlns:wpi="http://schemas.microsoft.com/office/word/2010/wordprocessingInk" xmlns:wne="http://schemas.microsoft.com/office/word/2006/wordml" xmlns:wps="http://schemas.microsoft.com/office/word/2010/wordprocessingShape" mc:Ignorable="w14 wp14">
   <w:body>
-    <w:p/>
-    <w:p/>
     <w:p>
       <w:pPr>
+        <w:pStyle w:val="Title"/>
         <w:jc w:val="center"/>
       </w:pPr>
       <w:r>
-        <w:rPr>
-          <w:b/>
-          <w:color w:val="0F274D"/>
-          <w:sz w:val="52"/>
-        </w:rPr>
         <w:t>Smart Vehicle Dashboard Cluster</w:t>
       </w:r>
     </w:p>
@@ -22,82 +16,37 @@
         <w:jc w:val="center"/>
       </w:pPr>
       <w:r>
-        <w:rPr>
-          <w:color w:val="1E5A8A"/>
-          <w:sz w:val="36"/>
-        </w:rPr>
-        <w:t>Multi-Node CAN Bus Architecture</w:t>
+        <w:t>Complete Implementation Plan (Final - Rev 3)</w:t>
       </w:r>
     </w:p>
-    <w:p/>
     <w:p>
       <w:pPr>
-        <w:jc w:val="center"/>
+        <w:pStyle w:val="Heading1"/>
       </w:pPr>
       <w:r>
-        <w:rPr>
-          <w:i/>
-          <w:color w:val="606060"/>
-          <w:sz w:val="24"/>
-        </w:rPr>
-        <w:t>Project Implementation Plan — Final</w:t>
-      </w:r>
-    </w:p>
-    <w:p/>
-    <w:p/>
-    <w:p>
-      <w:pPr>
-        <w:spacing w:before="280" w:after="80"/>
-        <w:pBdr>
-          <w:bottom w:val="single" w:sz="6" w:space="1" w:color="0F274D"/>
-        </w:pBdr>
-      </w:pPr>
-      <w:r>
-        <w:rPr>
-          <w:b/>
-          <w:color w:val="0F274D"/>
-          <w:sz w:val="28"/>
-        </w:rPr>
         <w:t>1. Project Overview</w:t>
       </w:r>
     </w:p>
     <w:p>
-      <w:pPr>
-        <w:spacing w:after="60"/>
-      </w:pPr>
       <w:r>
-        <w:rPr>
-          <w:b w:val="0"/>
-          <w:i w:val="0"/>
-        </w:rPr>
-        <w:t>This project simulates a real automotive embedded network using the CAN Bus protocol. Four STM32 microcontrollers communicate on a shared 500 kbps CAN bus, each acting as a distinct Electronic Control Unit (ECU). A Qt desktop application serves as the digital instrument cluster, receiving all CAN traffic via a USB-Serial bridge and sending user commands back onto the bus.</w:t>
+        <w:t>This project simulates a real automotive embedded network using the CAN Bus protocol. Four STM32 microcontrollers communicate on a shared 500 kbps CAN bus, each acting as a distinct Electronic Control Unit (ECU). A Qt desktop application serves as the digital instrument cluster (HMI), receiving all CAN traffic via a USB-Serial bridge and sending user commands back onto the bus.</w:t>
+      </w:r>
+    </w:p>
+    <w:p>
+      <w:r>
+        <w:t>This revision incorporates advanced features including Cloud Telemetry (MQTT), Database Logging (SQLite), Reverse Parking Assist (HC-SR04), and a strict MVC Software Architecture for the HMI.</w:t>
+      </w:r>
+    </w:p>
+    <w:p>
+      <w:r>
+        <w:t>The project is structured as a Monorepo segmented into 5 distinct modules, plus a shared CAN definitions folder. The team of 5 will collaborate using GitHub CODEOWNERS.</w:t>
       </w:r>
     </w:p>
     <w:p>
       <w:pPr>
-        <w:spacing w:after="60"/>
+        <w:pStyle w:val="Heading1"/>
       </w:pPr>
       <w:r>
-        <w:rPr>
-          <w:b w:val="0"/>
-          <w:i/>
-        </w:rPr>
-        <w:t>Unlike the original UART-based project, this architecture introduces multi-node broadcasting, hardware error detection, message prioritisation by CAN ID, bus-off recovery, and real automotive Body Control Module (BCM) topology — dramatically increasing embedded complexity and educational value.</w:t>
-      </w:r>
-    </w:p>
-    <w:p>
-      <w:pPr>
-        <w:spacing w:before="280" w:after="80"/>
-        <w:pBdr>
-          <w:bottom w:val="single" w:sz="6" w:space="1" w:color="0F274D"/>
-        </w:pBdr>
-      </w:pPr>
-      <w:r>
-        <w:rPr>
-          <w:b/>
-          <w:color w:val="0F274D"/>
-          <w:sz w:val="28"/>
-        </w:rPr>
         <w:t>2. Confirmed Hardware</w:t>
       </w:r>
     </w:p>
@@ -108,38 +57,26 @@
         <w:tblLook w:firstColumn="1" w:firstRow="1" w:lastColumn="0" w:lastRow="0" w:noHBand="0" w:noVBand="1" w:val="04A0"/>
       </w:tblPr>
       <w:tblGrid>
-        <w:gridCol w:w="4873"/>
-        <w:gridCol w:w="4873"/>
+        <w:gridCol w:w="4320"/>
+        <w:gridCol w:w="4320"/>
       </w:tblGrid>
       <w:tr>
         <w:tc>
           <w:tcPr>
-            <w:tcW w:type="dxa" w:w="3402"/>
-            <w:shd w:val="clear" w:color="auto" w:fill="0F274D"/>
+            <w:tcW w:type="dxa" w:w="4320"/>
           </w:tcPr>
           <w:p>
             <w:r>
-              <w:rPr>
-                <w:b/>
-                <w:color w:val="FFFFFF"/>
-                <w:sz w:val="18"/>
-              </w:rPr>
               <w:t>Component</w:t>
             </w:r>
           </w:p>
         </w:tc>
         <w:tc>
           <w:tcPr>
-            <w:tcW w:type="dxa" w:w="5669"/>
-            <w:shd w:val="clear" w:color="auto" w:fill="0F274D"/>
+            <w:tcW w:type="dxa" w:w="4320"/>
           </w:tcPr>
           <w:p>
             <w:r>
-              <w:rPr>
-                <w:b/>
-                <w:color w:val="FFFFFF"/>
-                <w:sz w:val="18"/>
-              </w:rPr>
               <w:t>Details</w:t>
             </w:r>
           </w:p>
@@ -148,29 +85,21 @@
       <w:tr>
         <w:tc>
           <w:tcPr>
-            <w:tcW w:type="dxa" w:w="3402"/>
-            <w:shd w:val="clear" w:color="auto" w:fill="F2F2F2"/>
+            <w:tcW w:type="dxa" w:w="4320"/>
           </w:tcPr>
           <w:p>
             <w:r>
-              <w:rPr>
-                <w:sz w:val="17"/>
-              </w:rPr>
-              <w:t>Main ECU</w:t>
+              <w:t>Main ECU board</w:t>
             </w:r>
           </w:p>
         </w:tc>
         <w:tc>
           <w:tcPr>
-            <w:tcW w:type="dxa" w:w="5669"/>
-            <w:shd w:val="clear" w:color="auto" w:fill="F2F2F2"/>
+            <w:tcW w:type="dxa" w:w="4320"/>
           </w:tcPr>
           <w:p>
             <w:r>
-              <w:rPr>
-                <w:sz w:val="17"/>
-              </w:rPr>
-              <w:t>STM32 Nucleo-F446RE</w:t>
+              <w:t>STM32F4-Discovery (STM32F407VGT6)</w:t>
             </w:r>
           </w:p>
         </w:tc>
@@ -178,28 +107,20 @@
       <w:tr>
         <w:tc>
           <w:tcPr>
-            <w:tcW w:type="dxa" w:w="3402"/>
-            <w:shd w:val="clear" w:color="auto" w:fill="FFFFFF"/>
+            <w:tcW w:type="dxa" w:w="4320"/>
           </w:tcPr>
           <w:p>
             <w:r>
-              <w:rPr>
-                <w:sz w:val="17"/>
-              </w:rPr>
               <w:t>CAN Bridge / Translator</w:t>
             </w:r>
           </w:p>
         </w:tc>
         <w:tc>
           <w:tcPr>
-            <w:tcW w:type="dxa" w:w="5669"/>
-            <w:shd w:val="clear" w:color="auto" w:fill="FFFFFF"/>
+            <w:tcW w:type="dxa" w:w="4320"/>
           </w:tcPr>
           <w:p>
             <w:r>
-              <w:rPr>
-                <w:sz w:val="17"/>
-              </w:rPr>
               <w:t>Blue Pill (STM32F103C8T6)</w:t>
             </w:r>
           </w:p>
@@ -208,28 +129,20 @@
       <w:tr>
         <w:tc>
           <w:tcPr>
-            <w:tcW w:type="dxa" w:w="3402"/>
-            <w:shd w:val="clear" w:color="auto" w:fill="F2F2F2"/>
+            <w:tcW w:type="dxa" w:w="4320"/>
           </w:tcPr>
           <w:p>
             <w:r>
-              <w:rPr>
-                <w:sz w:val="17"/>
-              </w:rPr>
               <w:t>Front BCM</w:t>
             </w:r>
           </w:p>
         </w:tc>
         <w:tc>
           <w:tcPr>
-            <w:tcW w:type="dxa" w:w="5669"/>
-            <w:shd w:val="clear" w:color="auto" w:fill="F2F2F2"/>
+            <w:tcW w:type="dxa" w:w="4320"/>
           </w:tcPr>
           <w:p>
             <w:r>
-              <w:rPr>
-                <w:sz w:val="17"/>
-              </w:rPr>
               <w:t>Blue Pill (STM32F103C8T6)</w:t>
             </w:r>
           </w:p>
@@ -238,28 +151,20 @@
       <w:tr>
         <w:tc>
           <w:tcPr>
-            <w:tcW w:type="dxa" w:w="3402"/>
-            <w:shd w:val="clear" w:color="auto" w:fill="FFFFFF"/>
+            <w:tcW w:type="dxa" w:w="4320"/>
           </w:tcPr>
           <w:p>
             <w:r>
-              <w:rPr>
-                <w:sz w:val="17"/>
-              </w:rPr>
               <w:t>Rear BCM</w:t>
             </w:r>
           </w:p>
         </w:tc>
         <w:tc>
           <w:tcPr>
-            <w:tcW w:type="dxa" w:w="5669"/>
-            <w:shd w:val="clear" w:color="auto" w:fill="FFFFFF"/>
+            <w:tcW w:type="dxa" w:w="4320"/>
           </w:tcPr>
           <w:p>
             <w:r>
-              <w:rPr>
-                <w:sz w:val="17"/>
-              </w:rPr>
               <w:t>Blue Pill (STM32F103C8T6)</w:t>
             </w:r>
           </w:p>
@@ -268,29 +173,21 @@
       <w:tr>
         <w:tc>
           <w:tcPr>
-            <w:tcW w:type="dxa" w:w="3402"/>
-            <w:shd w:val="clear" w:color="auto" w:fill="F2F2F2"/>
+            <w:tcW w:type="dxa" w:w="4320"/>
           </w:tcPr>
           <w:p>
             <w:r>
-              <w:rPr>
-                <w:sz w:val="17"/>
-              </w:rPr>
               <w:t>CAN Transceivers</w:t>
             </w:r>
           </w:p>
         </w:tc>
         <w:tc>
           <w:tcPr>
-            <w:tcW w:type="dxa" w:w="5669"/>
-            <w:shd w:val="clear" w:color="auto" w:fill="F2F2F2"/>
+            <w:tcW w:type="dxa" w:w="4320"/>
           </w:tcPr>
           <w:p>
             <w:r>
-              <w:rPr>
-                <w:sz w:val="17"/>
-              </w:rPr>
-              <w:t>SN65HVD230 (3.3 V) — one per node</w:t>
+              <w:t>SN65HVD230 (3.3V) — one per node</w:t>
             </w:r>
           </w:p>
         </w:tc>
@@ -298,29 +195,21 @@
       <w:tr>
         <w:tc>
           <w:tcPr>
-            <w:tcW w:type="dxa" w:w="3402"/>
-            <w:shd w:val="clear" w:color="auto" w:fill="FFFFFF"/>
+            <w:tcW w:type="dxa" w:w="4320"/>
           </w:tcPr>
           <w:p>
             <w:r>
-              <w:rPr>
-                <w:sz w:val="17"/>
-              </w:rPr>
               <w:t>CAN Bitrate</w:t>
             </w:r>
           </w:p>
         </w:tc>
         <w:tc>
           <w:tcPr>
-            <w:tcW w:type="dxa" w:w="5669"/>
-            <w:shd w:val="clear" w:color="auto" w:fill="FFFFFF"/>
+            <w:tcW w:type="dxa" w:w="4320"/>
           </w:tcPr>
           <w:p>
             <w:r>
-              <w:rPr>
-                <w:sz w:val="17"/>
-              </w:rPr>
-              <w:t>500 kbps</w:t>
+              <w:t>500 kbps (120 Ω bus termination)</w:t>
             </w:r>
           </w:p>
         </w:tc>
@@ -328,29 +217,21 @@
       <w:tr>
         <w:tc>
           <w:tcPr>
-            <w:tcW w:type="dxa" w:w="3402"/>
-            <w:shd w:val="clear" w:color="auto" w:fill="F2F2F2"/>
+            <w:tcW w:type="dxa" w:w="4320"/>
           </w:tcPr>
           <w:p>
             <w:r>
-              <w:rPr>
-                <w:sz w:val="17"/>
-              </w:rPr>
-              <w:t>Bus Termination</w:t>
+              <w:t>PC Interface</w:t>
             </w:r>
           </w:p>
         </w:tc>
         <w:tc>
           <w:tcPr>
-            <w:tcW w:type="dxa" w:w="5669"/>
-            <w:shd w:val="clear" w:color="auto" w:fill="F2F2F2"/>
+            <w:tcW w:type="dxa" w:w="4320"/>
           </w:tcPr>
           <w:p>
             <w:r>
-              <w:rPr>
-                <w:sz w:val="17"/>
-              </w:rPr>
-              <w:t>120 Ω resistor at each physical end of bus</w:t>
+              <w:t>USB-Serial adapter (CH340/CP2102)</w:t>
             </w:r>
           </w:p>
         </w:tc>
@@ -358,58 +239,20 @@
       <w:tr>
         <w:tc>
           <w:tcPr>
-            <w:tcW w:type="dxa" w:w="3402"/>
-            <w:shd w:val="clear" w:color="auto" w:fill="FFFFFF"/>
+            <w:tcW w:type="dxa" w:w="4320"/>
           </w:tcPr>
           <w:p>
             <w:r>
-              <w:rPr>
-                <w:sz w:val="17"/>
-              </w:rPr>
-              <w:t>PC Interface</w:t>
-            </w:r>
-          </w:p>
-        </w:tc>
-        <w:tc>
-          <w:tcPr>
-            <w:tcW w:type="dxa" w:w="5669"/>
-            <w:shd w:val="clear" w:color="auto" w:fill="FFFFFF"/>
-          </w:tcPr>
-          <w:p>
-            <w:r>
-              <w:rPr>
-                <w:sz w:val="17"/>
-              </w:rPr>
-              <w:t>USB-Serial adapter (CH340 / CP2102) on Translator</w:t>
-            </w:r>
-          </w:p>
-        </w:tc>
-      </w:tr>
-      <w:tr>
-        <w:tc>
-          <w:tcPr>
-            <w:tcW w:type="dxa" w:w="3402"/>
-            <w:shd w:val="clear" w:color="auto" w:fill="F2F2F2"/>
-          </w:tcPr>
-          <w:p>
-            <w:r>
-              <w:rPr>
-                <w:sz w:val="17"/>
-              </w:rPr>
               <w:t>Trunk Actuator</w:t>
             </w:r>
           </w:p>
         </w:tc>
         <w:tc>
           <w:tcPr>
-            <w:tcW w:type="dxa" w:w="5669"/>
-            <w:shd w:val="clear" w:color="auto" w:fill="F2F2F2"/>
+            <w:tcW w:type="dxa" w:w="4320"/>
           </w:tcPr>
           <w:p>
             <w:r>
-              <w:rPr>
-                <w:sz w:val="17"/>
-              </w:rPr>
               <w:t>Servo motor (50 Hz PWM)</w:t>
             </w:r>
           </w:p>
@@ -418,29 +261,21 @@
       <w:tr>
         <w:tc>
           <w:tcPr>
-            <w:tcW w:type="dxa" w:w="3402"/>
-            <w:shd w:val="clear" w:color="auto" w:fill="FFFFFF"/>
+            <w:tcW w:type="dxa" w:w="4320"/>
           </w:tcPr>
           <w:p>
             <w:r>
-              <w:rPr>
-                <w:sz w:val="17"/>
-              </w:rPr>
-              <w:t>Speed Sensor Sim</w:t>
+              <w:t>Reverse Sensor</w:t>
             </w:r>
           </w:p>
         </w:tc>
         <w:tc>
           <w:tcPr>
-            <w:tcW w:type="dxa" w:w="5669"/>
-            <w:shd w:val="clear" w:color="auto" w:fill="FFFFFF"/>
+            <w:tcW w:type="dxa" w:w="4320"/>
           </w:tcPr>
           <w:p>
             <w:r>
-              <w:rPr>
-                <w:sz w:val="17"/>
-              </w:rPr>
-              <w:t>Potentiometer → ADC CH0 (PA0)</w:t>
+              <w:t>HC-SR04 Ultrasonic Sensor</w:t>
             </w:r>
           </w:p>
         </w:tc>
@@ -448,29 +283,21 @@
       <w:tr>
         <w:tc>
           <w:tcPr>
-            <w:tcW w:type="dxa" w:w="3402"/>
-            <w:shd w:val="clear" w:color="auto" w:fill="F2F2F2"/>
+            <w:tcW w:type="dxa" w:w="4320"/>
           </w:tcPr>
           <w:p>
             <w:r>
-              <w:rPr>
-                <w:sz w:val="17"/>
-              </w:rPr>
-              <w:t>Fuel Sensor Sim</w:t>
+              <w:t>Speed/Fuel Sim</w:t>
             </w:r>
           </w:p>
         </w:tc>
         <w:tc>
           <w:tcPr>
-            <w:tcW w:type="dxa" w:w="5669"/>
-            <w:shd w:val="clear" w:color="auto" w:fill="F2F2F2"/>
+            <w:tcW w:type="dxa" w:w="4320"/>
           </w:tcPr>
           <w:p>
             <w:r>
-              <w:rPr>
-                <w:sz w:val="17"/>
-              </w:rPr>
-              <w:t>Potentiometer → ADC CH1 (PA1)</w:t>
+              <w:t>Potentiometers → ADC</w:t>
             </w:r>
           </w:p>
         </w:tc>
@@ -478,169 +305,202 @@
       <w:tr>
         <w:tc>
           <w:tcPr>
-            <w:tcW w:type="dxa" w:w="3402"/>
-            <w:shd w:val="clear" w:color="auto" w:fill="FFFFFF"/>
+            <w:tcW w:type="dxa" w:w="4320"/>
           </w:tcPr>
           <w:p>
             <w:r>
-              <w:rPr>
-                <w:sz w:val="17"/>
-              </w:rPr>
               <w:t>Brake Pedal</w:t>
             </w:r>
           </w:p>
         </w:tc>
         <w:tc>
           <w:tcPr>
-            <w:tcW w:type="dxa" w:w="5669"/>
-            <w:shd w:val="clear" w:color="auto" w:fill="FFFFFF"/>
+            <w:tcW w:type="dxa" w:w="4320"/>
           </w:tcPr>
           <w:p>
             <w:r>
-              <w:rPr>
-                <w:sz w:val="17"/>
-              </w:rPr>
-              <w:t>Physical push-button → GPIO input on Rear BCM</w:t>
+              <w:t>Physical push-button (PA0)</w:t>
             </w:r>
           </w:p>
         </w:tc>
       </w:tr>
     </w:tbl>
-    <w:p/>
     <w:p>
       <w:pPr>
-        <w:spacing w:before="280" w:after="80"/>
-        <w:pBdr>
-          <w:bottom w:val="single" w:sz="6" w:space="1" w:color="0F274D"/>
-        </w:pBdr>
+        <w:pStyle w:val="Heading1"/>
       </w:pPr>
       <w:r>
-        <w:rPr>
-          <w:b/>
-          <w:color w:val="0F274D"/>
-          <w:sz w:val="28"/>
-        </w:rPr>
-        <w:t>3. System Architecture</w:t>
+        <w:t>3. Qt Dashboard Architecture (MVC + DB + IoT)</w:t>
       </w:r>
     </w:p>
     <w:p>
       <w:pPr>
-        <w:spacing w:before="160" w:after="40"/>
+        <w:pStyle w:val="ListBullet"/>
       </w:pPr>
       <w:r>
-        <w:rPr>
-          <w:b/>
-          <w:color w:val="1E5A8A"/>
-          <w:sz w:val="22"/>
-        </w:rPr>
-        <w:t>3.1 Network Topology</w:t>
+        <w:t>Repo 1 (qt_dashboard) utilizes an advanced architecture:</w:t>
       </w:r>
     </w:p>
     <w:p>
       <w:pPr>
-        <w:spacing w:before="40" w:after="40"/>
-        <w:ind w:left="567"/>
+        <w:pStyle w:val="ListBullet"/>
       </w:pPr>
       <w:r>
-        <w:rPr>
-          <w:rFonts w:ascii="Courier New" w:hAnsi="Courier New"/>
-          <w:color w:val="1E1E1E"/>
-          <w:sz w:val="16"/>
-        </w:rPr>
-        <w:t xml:space="preserve">                    Qt PC — Dashboard UI</w:t>
-        <w:br/>
-        <w:t xml:space="preserve">              Speed | Fuel | Controls | Errors</w:t>
-        <w:br/>
-        <w:t xml:space="preserve">                          |</w:t>
-        <w:br/>
-        <w:t xml:space="preserve">                    USB (115200 baud)</w:t>
-        <w:br/>
-        <w:t xml:space="preserve">                          |</w:t>
-        <w:br/>
-        <w:t xml:space="preserve">          ┌───────────────▼───────────────────┐</w:t>
-        <w:br/>
-        <w:t xml:space="preserve">          │   TRANSLATOR — Blue Pill F103C8    │</w:t>
-        <w:br/>
-        <w:t xml:space="preserve">          │   Node 0x00                        │</w:t>
-        <w:br/>
-        <w:t xml:space="preserve">          │   Sniffs ALL frames → UART         │</w:t>
-        <w:br/>
-        <w:t xml:space="preserve">          │   Injects Qt commands → CAN bus    │</w:t>
-        <w:br/>
-        <w:t xml:space="preserve">          └───────────────┬───────────────────┘</w:t>
-        <w:br/>
-        <w:t xml:space="preserve">                          |</w:t>
-        <w:br/>
-        <w:t xml:space="preserve">  ════════════════════════╪══════════════════════════════</w:t>
-        <w:br/>
-        <w:t xml:space="preserve">           CAN BUS  500 kbps  (CANH / CANL)</w:t>
-        <w:br/>
-        <w:t xml:space="preserve">  ══════╤══════════════╤══╪══════╤═══════════════════════</w:t>
-        <w:br/>
-        <w:t xml:space="preserve">        |              |         |</w:t>
-        <w:br/>
-        <w:t xml:space="preserve">  ┌─────▼─────┐  ┌────▼──────┐  ┌──────▼──────┐</w:t>
-        <w:br/>
-        <w:t xml:space="preserve">  │ BCM-FRONT │  │Nucleo F446│  │  BCM-REAR   │</w:t>
-        <w:br/>
-        <w:t xml:space="preserve">  │ Node 0x02 │  │ Node 0x01 │  │  Node 0x03  │</w:t>
-        <w:br/>
-        <w:t xml:space="preserve">  │           │  │           │  │             │</w:t>
-        <w:br/>
-        <w:t xml:space="preserve">  │Headlights │  │ADC Speed  │  │Brake Pedal  │</w:t>
-        <w:br/>
-        <w:t xml:space="preserve">  │Wiper blade│  │ADC Fuel   │  │Brake Lights │</w:t>
-        <w:br/>
-        <w:t xml:space="preserve">  │Washer pump│  │Speed LEDs │  │Rear Signals │</w:t>
-        <w:br/>
-        <w:t xml:space="preserve">  │Front Turns│  │Blink Tick │  │Trunk Servo  │</w:t>
-        <w:br/>
-        <w:t xml:space="preserve">  │Error TX   │  │Error Route│  │Trunk Sensor │</w:t>
-        <w:br/>
-        <w:t xml:space="preserve">  └───────────┘  └───────────┘  │Error TX     │</w:t>
-        <w:br/>
-        <w:t xml:space="preserve">                                 └─────────────┘</w:t>
+        <w:t>MVC Architecture: SerialManager (Service), VehicleState (Model), VehicleController (Controller), and QML UI (View).</w:t>
       </w:r>
     </w:p>
     <w:p>
       <w:pPr>
-        <w:spacing w:before="280" w:after="80"/>
-        <w:pBdr>
-          <w:bottom w:val="single" w:sz="6" w:space="1" w:color="0F274D"/>
-        </w:pBdr>
+        <w:pStyle w:val="ListBullet"/>
       </w:pPr>
       <w:r>
-        <w:rPr>
-          <w:b/>
-          <w:color w:val="0F274D"/>
-          <w:sz w:val="28"/>
-        </w:rPr>
+        <w:t>SQLite Trip Logging: Local DB logging for speed, fuel consumption, and safety events.</w:t>
+      </w:r>
+    </w:p>
+    <w:p>
+      <w:pPr>
+        <w:pStyle w:val="ListBullet"/>
+      </w:pPr>
+      <w:r>
+        <w:t>MQTT Cloud Telemetry: Publishes dashboard data to Mosquitto/ThingSpeak for Fleet Management.</w:t>
+      </w:r>
+    </w:p>
+    <w:p>
+      <w:pPr>
+        <w:pStyle w:val="Heading1"/>
+      </w:pPr>
+      <w:r>
         <w:t>4. Node Responsibilities</w:t>
       </w:r>
     </w:p>
     <w:p>
       <w:pPr>
-        <w:spacing w:before="160" w:after="40"/>
+        <w:pStyle w:val="Heading2"/>
       </w:pPr>
       <w:r>
-        <w:rPr>
-          <w:b/>
-          <w:color w:val="1E5A8A"/>
-          <w:sz w:val="22"/>
-        </w:rPr>
-        <w:t>4.1 Node 0x01 — Nucleo-F446RE (Main ECU)</w:t>
+        <w:t>4.1 Node 0x01 — STM32F4-Discovery (Main MCU)</w:t>
+      </w:r>
+    </w:p>
+    <w:p>
+      <w:r>
+        <w:t>Role: Central sensor broadcaster, blink-tick master, error aggregator.</w:t>
+      </w:r>
+    </w:p>
+    <w:p>
+      <w:r>
+        <w:t>- PA1 (ADC1 CH1): Speed potentiometer</w:t>
+      </w:r>
+    </w:p>
+    <w:p>
+      <w:r>
+        <w:t>- PA2 (ADC1 CH2): Fuel potentiometer</w:t>
+      </w:r>
+    </w:p>
+    <w:p>
+      <w:r>
+        <w:t>- PA0: Headlight toggle button</w:t>
+      </w:r>
+    </w:p>
+    <w:p>
+      <w:r>
+        <w:t>- PD12/PD13/PD14: Speed status LEDs</w:t>
+      </w:r>
+    </w:p>
+    <w:p>
+      <w:r>
+        <w:t>- Broadcasts: 0x100, 0x101, 0x102, 0x130 (Blink Tick)</w:t>
       </w:r>
     </w:p>
     <w:p>
       <w:pPr>
-        <w:spacing w:after="60"/>
+        <w:pStyle w:val="Heading2"/>
       </w:pPr>
       <w:r>
-        <w:rPr>
-          <w:b w:val="0"/>
-          <w:i w:val="0"/>
-        </w:rPr>
-        <w:t>Role: Central sensor broadcaster, blink-tick master, error aggregator. Does NOT route Qt commands — BCMs receive commands directly from the Translator.</w:t>
+        <w:t>4.2 Node 0x00 — Translator (Blue Pill)</w:t>
+      </w:r>
+    </w:p>
+    <w:p>
+      <w:r>
+        <w:t>Role: Passive bus sniffer and active command injector.</w:t>
+      </w:r>
+    </w:p>
+    <w:p>
+      <w:r>
+        <w:t>- UART TX: CAN:ID:DLC:DATA</w:t>
+      </w:r>
+    </w:p>
+    <w:p>
+      <w:r>
+        <w:t>- UART RX: CMD:ID:DLC:DATA</w:t>
+      </w:r>
+    </w:p>
+    <w:p>
+      <w:pPr>
+        <w:pStyle w:val="Heading2"/>
+      </w:pPr>
+      <w:r>
+        <w:t>4.3 Node 0x02 — Front BCM (Blue Pill)</w:t>
+      </w:r>
+    </w:p>
+    <w:p>
+      <w:r>
+        <w:t>Role: Front body actuator control.</w:t>
+      </w:r>
+    </w:p>
+    <w:p>
+      <w:r>
+        <w:t>- PB0: Headlight, PB1: Washer, PB3: Wiper</w:t>
+      </w:r>
+    </w:p>
+    <w:p>
+      <w:r>
+        <w:t>- PB4/PB5: Front Left/Right turn signal LEDs</w:t>
+      </w:r>
+    </w:p>
+    <w:p>
+      <w:r>
+        <w:t>- Toggles turn signals on receiving 0x130 Blink Tick</w:t>
+      </w:r>
+    </w:p>
+    <w:p>
+      <w:pPr>
+        <w:pStyle w:val="Heading2"/>
+      </w:pPr>
+      <w:r>
+        <w:t>4.4 Node 0x03 — Rear BCM (Blue Pill)</w:t>
+      </w:r>
+    </w:p>
+    <w:p>
+      <w:r>
+        <w:t>Role: Rear body actuators and Reverse Radar.</w:t>
+      </w:r>
+    </w:p>
+    <w:p>
+      <w:r>
+        <w:t>- PA6 / PA7: HC-SR04 Echo (TIM3 CH1) / Trigger</w:t>
+      </w:r>
+    </w:p>
+    <w:p>
+      <w:r>
+        <w:t>- PB0: Brake lights, PB1/PB3: Rear turn signals</w:t>
+      </w:r>
+    </w:p>
+    <w:p>
+      <w:r>
+        <w:t>- PB6: Trunk servo (TIM4 CH1 PWM)</w:t>
+      </w:r>
+    </w:p>
+    <w:p>
+      <w:r>
+        <w:t>- Transmits 0x301 (Reverse Distance)</w:t>
+      </w:r>
+    </w:p>
+    <w:p>
+      <w:pPr>
+        <w:pStyle w:val="Heading1"/>
+      </w:pPr>
+      <w:r>
+        <w:t>5. CAN Message Table</w:t>
       </w:r>
     </w:p>
     <w:tbl>
@@ -650,39 +510,49 @@
         <w:tblLook w:firstColumn="1" w:firstRow="1" w:lastColumn="0" w:lastRow="0" w:noHBand="0" w:noVBand="1" w:val="04A0"/>
       </w:tblPr>
       <w:tblGrid>
-        <w:gridCol w:w="4873"/>
-        <w:gridCol w:w="4873"/>
+        <w:gridCol w:w="2160"/>
+        <w:gridCol w:w="2160"/>
+        <w:gridCol w:w="2160"/>
+        <w:gridCol w:w="2160"/>
       </w:tblGrid>
       <w:tr>
         <w:tc>
           <w:tcPr>
-            <w:tcW w:type="dxa" w:w="2835"/>
-            <w:shd w:val="clear" w:color="auto" w:fill="0F274D"/>
+            <w:tcW w:type="dxa" w:w="2160"/>
           </w:tcPr>
           <w:p>
             <w:r>
-              <w:rPr>
-                <w:b/>
-                <w:color w:val="FFFFFF"/>
-                <w:sz w:val="18"/>
-              </w:rPr>
-              <w:t>Function</w:t>
+              <w:t>CAN ID</w:t>
             </w:r>
           </w:p>
         </w:tc>
         <w:tc>
           <w:tcPr>
-            <w:tcW w:type="dxa" w:w="6236"/>
-            <w:shd w:val="clear" w:color="auto" w:fill="0F274D"/>
+            <w:tcW w:type="dxa" w:w="2160"/>
           </w:tcPr>
           <w:p>
             <w:r>
-              <w:rPr>
-                <w:b/>
-                <w:color w:val="FFFFFF"/>
-                <w:sz w:val="18"/>
-              </w:rPr>
-              <w:t>Detail</w:t>
+              <w:t>Name</w:t>
+            </w:r>
+          </w:p>
+        </w:tc>
+        <w:tc>
+          <w:tcPr>
+            <w:tcW w:type="dxa" w:w="2160"/>
+          </w:tcPr>
+          <w:p>
+            <w:r>
+              <w:t>DLC</w:t>
+            </w:r>
+          </w:p>
+        </w:tc>
+        <w:tc>
+          <w:tcPr>
+            <w:tcW w:type="dxa" w:w="2160"/>
+          </w:tcPr>
+          <w:p>
+            <w:r>
+              <w:t>Data Payload</w:t>
             </w:r>
           </w:p>
         </w:tc>
@@ -690,29 +560,41 @@
       <w:tr>
         <w:tc>
           <w:tcPr>
-            <w:tcW w:type="dxa" w:w="2835"/>
-            <w:shd w:val="clear" w:color="auto" w:fill="F2F2F2"/>
+            <w:tcW w:type="dxa" w:w="2160"/>
           </w:tcPr>
           <w:p>
             <w:r>
-              <w:rPr>
-                <w:sz w:val="17"/>
-              </w:rPr>
-              <w:t>ADC Speed</w:t>
+              <w:t>0x100</w:t>
             </w:r>
           </w:p>
         </w:tc>
         <w:tc>
           <w:tcPr>
-            <w:tcW w:type="dxa" w:w="6236"/>
-            <w:shd w:val="clear" w:color="auto" w:fill="F2F2F2"/>
+            <w:tcW w:type="dxa" w:w="2160"/>
           </w:tcPr>
           <w:p>
             <w:r>
-              <w:rPr>
-                <w:sz w:val="17"/>
-              </w:rPr>
-              <w:t>PA0 → potentiometer → 0–150 km/h, 12-bit ADC</w:t>
+              <w:t>Speed</w:t>
+            </w:r>
+          </w:p>
+        </w:tc>
+        <w:tc>
+          <w:tcPr>
+            <w:tcW w:type="dxa" w:w="2160"/>
+          </w:tcPr>
+          <w:p>
+            <w:r>
+              <w:t>2</w:t>
+            </w:r>
+          </w:p>
+        </w:tc>
+        <w:tc>
+          <w:tcPr>
+            <w:tcW w:type="dxa" w:w="2160"/>
+          </w:tcPr>
+          <w:p>
+            <w:r>
+              <w:t>Byte0: High, Byte1: Low (uint16)</w:t>
             </w:r>
           </w:p>
         </w:tc>
@@ -720,29 +602,41 @@
       <w:tr>
         <w:tc>
           <w:tcPr>
-            <w:tcW w:type="dxa" w:w="2835"/>
-            <w:shd w:val="clear" w:color="auto" w:fill="FFFFFF"/>
+            <w:tcW w:type="dxa" w:w="2160"/>
           </w:tcPr>
           <w:p>
             <w:r>
-              <w:rPr>
-                <w:sz w:val="17"/>
-              </w:rPr>
-              <w:t>ADC Fuel</w:t>
+              <w:t>0x101</w:t>
             </w:r>
           </w:p>
         </w:tc>
         <w:tc>
           <w:tcPr>
-            <w:tcW w:type="dxa" w:w="6236"/>
-            <w:shd w:val="clear" w:color="auto" w:fill="FFFFFF"/>
+            <w:tcW w:type="dxa" w:w="2160"/>
           </w:tcPr>
           <w:p>
             <w:r>
-              <w:rPr>
-                <w:sz w:val="17"/>
-              </w:rPr>
-              <w:t>PA1 → potentiometer → 0–100 %, 12-bit ADC</w:t>
+              <w:t>Fuel Level</w:t>
+            </w:r>
+          </w:p>
+        </w:tc>
+        <w:tc>
+          <w:tcPr>
+            <w:tcW w:type="dxa" w:w="2160"/>
+          </w:tcPr>
+          <w:p>
+            <w:r>
+              <w:t>1</w:t>
+            </w:r>
+          </w:p>
+        </w:tc>
+        <w:tc>
+          <w:tcPr>
+            <w:tcW w:type="dxa" w:w="2160"/>
+          </w:tcPr>
+          <w:p>
+            <w:r>
+              <w:t>Byte0: 0-100% (uint8)</w:t>
             </w:r>
           </w:p>
         </w:tc>
@@ -750,29 +644,41 @@
       <w:tr>
         <w:tc>
           <w:tcPr>
-            <w:tcW w:type="dxa" w:w="2835"/>
-            <w:shd w:val="clear" w:color="auto" w:fill="F2F2F2"/>
+            <w:tcW w:type="dxa" w:w="2160"/>
           </w:tcPr>
           <w:p>
             <w:r>
-              <w:rPr>
-                <w:sz w:val="17"/>
-              </w:rPr>
-              <w:t>Speed LEDs</w:t>
+              <w:t>0x102</w:t>
             </w:r>
           </w:p>
         </w:tc>
         <w:tc>
           <w:tcPr>
-            <w:tcW w:type="dxa" w:w="6236"/>
-            <w:shd w:val="clear" w:color="auto" w:fill="F2F2F2"/>
+            <w:tcW w:type="dxa" w:w="2160"/>
           </w:tcPr>
           <w:p>
             <w:r>
-              <w:rPr>
-                <w:sz w:val="17"/>
-              </w:rPr>
-              <w:t>PB0 green (&lt;60 km/h), PB1 yellow (60–100), PB10 red (&gt;100)</w:t>
+              <w:t>Headlight</w:t>
+            </w:r>
+          </w:p>
+        </w:tc>
+        <w:tc>
+          <w:tcPr>
+            <w:tcW w:type="dxa" w:w="2160"/>
+          </w:tcPr>
+          <w:p>
+            <w:r>
+              <w:t>1</w:t>
+            </w:r>
+          </w:p>
+        </w:tc>
+        <w:tc>
+          <w:tcPr>
+            <w:tcW w:type="dxa" w:w="2160"/>
+          </w:tcPr>
+          <w:p>
+            <w:r>
+              <w:t>Byte0: 0x00 / 0x01</w:t>
             </w:r>
           </w:p>
         </w:tc>
@@ -780,29 +686,41 @@
       <w:tr>
         <w:tc>
           <w:tcPr>
-            <w:tcW w:type="dxa" w:w="2835"/>
-            <w:shd w:val="clear" w:color="auto" w:fill="FFFFFF"/>
+            <w:tcW w:type="dxa" w:w="2160"/>
           </w:tcPr>
           <w:p>
             <w:r>
-              <w:rPr>
-                <w:sz w:val="17"/>
-              </w:rPr>
-              <w:t>CAN TX Sensors</w:t>
+              <w:t>0x130</w:t>
             </w:r>
           </w:p>
         </w:tc>
         <w:tc>
           <w:tcPr>
-            <w:tcW w:type="dxa" w:w="6236"/>
-            <w:shd w:val="clear" w:color="auto" w:fill="FFFFFF"/>
+            <w:tcW w:type="dxa" w:w="2160"/>
           </w:tcPr>
           <w:p>
             <w:r>
-              <w:rPr>
-                <w:sz w:val="17"/>
-              </w:rPr>
-              <w:t>Broadcasts 0x100 (speed), 0x101 (fuel) every 100 ms</w:t>
+              <w:t>Blink Tick</w:t>
+            </w:r>
+          </w:p>
+        </w:tc>
+        <w:tc>
+          <w:tcPr>
+            <w:tcW w:type="dxa" w:w="2160"/>
+          </w:tcPr>
+          <w:p>
+            <w:r>
+              <w:t>1</w:t>
+            </w:r>
+          </w:p>
+        </w:tc>
+        <w:tc>
+          <w:tcPr>
+            <w:tcW w:type="dxa" w:w="2160"/>
+          </w:tcPr>
+          <w:p>
+            <w:r>
+              <w:t>Byte0: 0x01 (Sync tick)</w:t>
             </w:r>
           </w:p>
         </w:tc>
@@ -810,29 +728,41 @@
       <w:tr>
         <w:tc>
           <w:tcPr>
-            <w:tcW w:type="dxa" w:w="2835"/>
-            <w:shd w:val="clear" w:color="auto" w:fill="F2F2F2"/>
+            <w:tcW w:type="dxa" w:w="2160"/>
           </w:tcPr>
           <w:p>
             <w:r>
-              <w:rPr>
-                <w:sz w:val="17"/>
-              </w:rPr>
-              <w:t>Blink Tick</w:t>
+              <w:t>0x110</w:t>
             </w:r>
           </w:p>
         </w:tc>
         <w:tc>
           <w:tcPr>
-            <w:tcW w:type="dxa" w:w="6236"/>
-            <w:shd w:val="clear" w:color="auto" w:fill="F2F2F2"/>
+            <w:tcW w:type="dxa" w:w="2160"/>
           </w:tcPr>
           <w:p>
             <w:r>
-              <w:rPr>
-                <w:sz w:val="17"/>
-              </w:rPr>
-              <w:t>Broadcasts 0x130 every 500 ms to synchronise turn signals on all BCMs</w:t>
+              <w:t>Front Command</w:t>
+            </w:r>
+          </w:p>
+        </w:tc>
+        <w:tc>
+          <w:tcPr>
+            <w:tcW w:type="dxa" w:w="2160"/>
+          </w:tcPr>
+          <w:p>
+            <w:r>
+              <w:t>1</w:t>
+            </w:r>
+          </w:p>
+        </w:tc>
+        <w:tc>
+          <w:tcPr>
+            <w:tcW w:type="dxa" w:w="2160"/>
+          </w:tcPr>
+          <w:p>
+            <w:r>
+              <w:t>Bit0: Headlight, Bit1: Washer, Bit2: Wiper, Bit3: L-Turn, Bit4: R-Turn</w:t>
             </w:r>
           </w:p>
         </w:tc>
@@ -840,29 +770,41 @@
       <w:tr>
         <w:tc>
           <w:tcPr>
-            <w:tcW w:type="dxa" w:w="2835"/>
-            <w:shd w:val="clear" w:color="auto" w:fill="FFFFFF"/>
+            <w:tcW w:type="dxa" w:w="2160"/>
           </w:tcPr>
           <w:p>
             <w:r>
-              <w:rPr>
-                <w:sz w:val="17"/>
-              </w:rPr>
-              <w:t>Error Aggregation</w:t>
+              <w:t>0x120</w:t>
             </w:r>
           </w:p>
         </w:tc>
         <w:tc>
           <w:tcPr>
-            <w:tcW w:type="dxa" w:w="6236"/>
-            <w:shd w:val="clear" w:color="auto" w:fill="FFFFFF"/>
+            <w:tcW w:type="dxa" w:w="2160"/>
           </w:tcPr>
           <w:p>
             <w:r>
-              <w:rPr>
-                <w:sz w:val="17"/>
-              </w:rPr>
-              <w:t>Receives 0x2FF/0x3FF from BCMs, re-broadcasts as 0x700</w:t>
+              <w:t>Rear Command</w:t>
+            </w:r>
+          </w:p>
+        </w:tc>
+        <w:tc>
+          <w:tcPr>
+            <w:tcW w:type="dxa" w:w="2160"/>
+          </w:tcPr>
+          <w:p>
+            <w:r>
+              <w:t>1</w:t>
+            </w:r>
+          </w:p>
+        </w:tc>
+        <w:tc>
+          <w:tcPr>
+            <w:tcW w:type="dxa" w:w="2160"/>
+          </w:tcPr>
+          <w:p>
+            <w:r>
+              <w:t>Bit0: L-Turn, Bit1: R-Turn, Bit2: Trunk Open, Bit3: Trunk Close</w:t>
             </w:r>
           </w:p>
         </w:tc>
@@ -870,100 +812,41 @@
       <w:tr>
         <w:tc>
           <w:tcPr>
-            <w:tcW w:type="dxa" w:w="2835"/>
-            <w:shd w:val="clear" w:color="auto" w:fill="F2F2F2"/>
+            <w:tcW w:type="dxa" w:w="2160"/>
           </w:tcPr>
           <w:p>
             <w:r>
-              <w:rPr>
-                <w:sz w:val="17"/>
-              </w:rPr>
-              <w:t>CAN Pins</w:t>
+              <w:t>0x200</w:t>
             </w:r>
           </w:p>
         </w:tc>
         <w:tc>
           <w:tcPr>
-            <w:tcW w:type="dxa" w:w="6236"/>
-            <w:shd w:val="clear" w:color="auto" w:fill="F2F2F2"/>
+            <w:tcW w:type="dxa" w:w="2160"/>
           </w:tcPr>
           <w:p>
             <w:r>
-              <w:rPr>
-                <w:sz w:val="17"/>
-              </w:rPr>
-              <w:t>PB8 (RX), PB9 (TX), AF8 alternate function, SN65HVD230 transceiver</w:t>
-            </w:r>
-          </w:p>
-        </w:tc>
-      </w:tr>
-    </w:tbl>
-    <w:p/>
-    <w:p>
-      <w:pPr>
-        <w:spacing w:before="160" w:after="40"/>
-      </w:pPr>
-      <w:r>
-        <w:rPr>
-          <w:b/>
-          <w:color w:val="1E5A8A"/>
-          <w:sz w:val="22"/>
-        </w:rPr>
-        <w:t>4.2 Node 0x00 — Translator (CAN ↔ UART Bridge)</w:t>
-      </w:r>
-    </w:p>
-    <w:p>
-      <w:pPr>
-        <w:spacing w:after="60"/>
-      </w:pPr>
-      <w:r>
-        <w:rPr>
-          <w:b w:val="0"/>
-          <w:i w:val="0"/>
-        </w:rPr>
-        <w:t>Role: Passive bus sniffer and active command injector. No actuators. Qt sends body control commands to this node over UART; it injects them as CAN frames.</w:t>
-      </w:r>
-    </w:p>
-    <w:tbl>
-      <w:tblPr>
-        <w:tblStyle w:val="TableGrid"/>
-        <w:tblW w:type="auto" w:w="0"/>
-        <w:tblLook w:firstColumn="1" w:firstRow="1" w:lastColumn="0" w:lastRow="0" w:noHBand="0" w:noVBand="1" w:val="04A0"/>
-      </w:tblPr>
-      <w:tblGrid>
-        <w:gridCol w:w="4873"/>
-        <w:gridCol w:w="4873"/>
-      </w:tblGrid>
-      <w:tr>
-        <w:tc>
-          <w:tcPr>
-            <w:tcW w:type="dxa" w:w="2835"/>
-            <w:shd w:val="clear" w:color="auto" w:fill="0F274D"/>
-          </w:tcPr>
-          <w:p>
-            <w:r>
-              <w:rPr>
-                <w:b/>
-                <w:color w:val="FFFFFF"/>
-                <w:sz w:val="18"/>
-              </w:rPr>
-              <w:t>Function</w:t>
+              <w:t>Front Status</w:t>
             </w:r>
           </w:p>
         </w:tc>
         <w:tc>
           <w:tcPr>
-            <w:tcW w:type="dxa" w:w="6236"/>
-            <w:shd w:val="clear" w:color="auto" w:fill="0F274D"/>
+            <w:tcW w:type="dxa" w:w="2160"/>
           </w:tcPr>
           <w:p>
             <w:r>
-              <w:rPr>
-                <w:b/>
-                <w:color w:val="FFFFFF"/>
-                <w:sz w:val="18"/>
-              </w:rPr>
-              <w:t>Detail</w:t>
+              <w:t>2</w:t>
+            </w:r>
+          </w:p>
+        </w:tc>
+        <w:tc>
+          <w:tcPr>
+            <w:tcW w:type="dxa" w:w="2160"/>
+          </w:tcPr>
+          <w:p>
+            <w:r>
+              <w:t>Actuator states</w:t>
             </w:r>
           </w:p>
         </w:tc>
@@ -971,29 +854,41 @@
       <w:tr>
         <w:tc>
           <w:tcPr>
-            <w:tcW w:type="dxa" w:w="2835"/>
-            <w:shd w:val="clear" w:color="auto" w:fill="F2F2F2"/>
+            <w:tcW w:type="dxa" w:w="2160"/>
           </w:tcPr>
           <w:p>
             <w:r>
-              <w:rPr>
-                <w:sz w:val="17"/>
-              </w:rPr>
-              <w:t>CAN RX</w:t>
+              <w:t>0x300</w:t>
             </w:r>
           </w:p>
         </w:tc>
         <w:tc>
           <w:tcPr>
-            <w:tcW w:type="dxa" w:w="6236"/>
-            <w:shd w:val="clear" w:color="auto" w:fill="F2F2F2"/>
+            <w:tcW w:type="dxa" w:w="2160"/>
           </w:tcPr>
           <w:p>
             <w:r>
-              <w:rPr>
-                <w:sz w:val="17"/>
-              </w:rPr>
-              <w:t>Receives every frame → formats as ASCII → sends over UART to Qt</w:t>
+              <w:t>Rear Status</w:t>
+            </w:r>
+          </w:p>
+        </w:tc>
+        <w:tc>
+          <w:tcPr>
+            <w:tcW w:type="dxa" w:w="2160"/>
+          </w:tcPr>
+          <w:p>
+            <w:r>
+              <w:t>2</w:t>
+            </w:r>
+          </w:p>
+        </w:tc>
+        <w:tc>
+          <w:tcPr>
+            <w:tcW w:type="dxa" w:w="2160"/>
+          </w:tcPr>
+          <w:p>
+            <w:r>
+              <w:t>Actuator states + Trunk pos</w:t>
             </w:r>
           </w:p>
         </w:tc>
@@ -1001,29 +896,41 @@
       <w:tr>
         <w:tc>
           <w:tcPr>
-            <w:tcW w:type="dxa" w:w="2835"/>
-            <w:shd w:val="clear" w:color="auto" w:fill="FFFFFF"/>
+            <w:tcW w:type="dxa" w:w="2160"/>
           </w:tcPr>
           <w:p>
             <w:r>
-              <w:rPr>
-                <w:sz w:val="17"/>
-              </w:rPr>
-              <w:t>UART TX</w:t>
+              <w:t>0x301</w:t>
             </w:r>
           </w:p>
         </w:tc>
         <w:tc>
           <w:tcPr>
-            <w:tcW w:type="dxa" w:w="6236"/>
-            <w:shd w:val="clear" w:color="auto" w:fill="FFFFFF"/>
+            <w:tcW w:type="dxa" w:w="2160"/>
           </w:tcPr>
           <w:p>
             <w:r>
-              <w:rPr>
-                <w:sz w:val="17"/>
-              </w:rPr>
-              <w:t>CAN:&lt;3-HEX-ID&gt;:&lt;DLC&gt;:&lt;HEX-DATA&gt;\r\n per frame</w:t>
+              <w:t>Reverse Radar</w:t>
+            </w:r>
+          </w:p>
+        </w:tc>
+        <w:tc>
+          <w:tcPr>
+            <w:tcW w:type="dxa" w:w="2160"/>
+          </w:tcPr>
+          <w:p>
+            <w:r>
+              <w:t>2</w:t>
+            </w:r>
+          </w:p>
+        </w:tc>
+        <w:tc>
+          <w:tcPr>
+            <w:tcW w:type="dxa" w:w="2160"/>
+          </w:tcPr>
+          <w:p>
+            <w:r>
+              <w:t>Byte0: High, Byte1: Low (Distance in cm)</w:t>
             </w:r>
           </w:p>
         </w:tc>
@@ -1031,5042 +938,49 @@
       <w:tr>
         <w:tc>
           <w:tcPr>
-            <w:tcW w:type="dxa" w:w="2835"/>
-            <w:shd w:val="clear" w:color="auto" w:fill="F2F2F2"/>
+            <w:tcW w:type="dxa" w:w="2160"/>
           </w:tcPr>
           <w:p>
             <w:r>
-              <w:rPr>
-                <w:sz w:val="17"/>
-              </w:rPr>
-              <w:t>UART RX</w:t>
-            </w:r>
-          </w:p>
-        </w:tc>
-        <w:tc>
-          <w:tcPr>
-            <w:tcW w:type="dxa" w:w="6236"/>
-            <w:shd w:val="clear" w:color="auto" w:fill="F2F2F2"/>
-          </w:tcPr>
-          <w:p>
-            <w:r>
-              <w:rPr>
-                <w:sz w:val="17"/>
-              </w:rPr>
-              <w:t>CMD:&lt;3-HEX-ID&gt;:&lt;DLC&gt;:&lt;HEX-DATA&gt;\r\n from Qt</w:t>
-            </w:r>
-          </w:p>
-        </w:tc>
-      </w:tr>
-      <w:tr>
-        <w:tc>
-          <w:tcPr>
-            <w:tcW w:type="dxa" w:w="2835"/>
-            <w:shd w:val="clear" w:color="auto" w:fill="FFFFFF"/>
-          </w:tcPr>
-          <w:p>
-            <w:r>
-              <w:rPr>
-                <w:sz w:val="17"/>
-              </w:rPr>
-              <w:t>CAN TX</w:t>
-            </w:r>
-          </w:p>
-        </w:tc>
-        <w:tc>
-          <w:tcPr>
-            <w:tcW w:type="dxa" w:w="6236"/>
-            <w:shd w:val="clear" w:color="auto" w:fill="FFFFFF"/>
-          </w:tcPr>
-          <w:p>
-            <w:r>
-              <w:rPr>
-                <w:sz w:val="17"/>
-              </w:rPr>
-              <w:t>Injects Qt commands (0x110, 0x120) directly onto CAN bus</w:t>
-            </w:r>
-          </w:p>
-        </w:tc>
-      </w:tr>
-      <w:tr>
-        <w:tc>
-          <w:tcPr>
-            <w:tcW w:type="dxa" w:w="2835"/>
-            <w:shd w:val="clear" w:color="auto" w:fill="F2F2F2"/>
-          </w:tcPr>
-          <w:p>
-            <w:r>
-              <w:rPr>
-                <w:sz w:val="17"/>
-              </w:rPr>
-              <w:t>CAN Pins</w:t>
-            </w:r>
-          </w:p>
-        </w:tc>
-        <w:tc>
-          <w:tcPr>
-            <w:tcW w:type="dxa" w:w="6236"/>
-            <w:shd w:val="clear" w:color="auto" w:fill="F2F2F2"/>
-          </w:tcPr>
-          <w:p>
-            <w:r>
-              <w:rPr>
-                <w:sz w:val="17"/>
-              </w:rPr>
-              <w:t>PB8 (RX), PB9 (TX), remapped via AFIO (avoids USB conflict on PA11/PA12)</w:t>
-            </w:r>
-          </w:p>
-        </w:tc>
-      </w:tr>
-      <w:tr>
-        <w:tc>
-          <w:tcPr>
-            <w:tcW w:type="dxa" w:w="2835"/>
-            <w:shd w:val="clear" w:color="auto" w:fill="FFFFFF"/>
-          </w:tcPr>
-          <w:p>
-            <w:r>
-              <w:rPr>
-                <w:sz w:val="17"/>
-              </w:rPr>
-              <w:t>UART Pins</w:t>
-            </w:r>
-          </w:p>
-        </w:tc>
-        <w:tc>
-          <w:tcPr>
-            <w:tcW w:type="dxa" w:w="6236"/>
-            <w:shd w:val="clear" w:color="auto" w:fill="FFFFFF"/>
-          </w:tcPr>
-          <w:p>
-            <w:r>
-              <w:rPr>
-                <w:sz w:val="17"/>
-              </w:rPr>
-              <w:t>PA9 (TX), PA10 (RX) — 115200 baud, 8N1</w:t>
-            </w:r>
-          </w:p>
-        </w:tc>
-      </w:tr>
-    </w:tbl>
-    <w:p/>
-    <w:p>
-      <w:pPr>
-        <w:spacing w:before="160" w:after="40"/>
-      </w:pPr>
-      <w:r>
-        <w:rPr>
-          <w:b/>
-          <w:color w:val="1E5A8A"/>
-          <w:sz w:val="22"/>
-        </w:rPr>
-        <w:t>4.3 Node 0x02 — Blue Pill Front BCM</w:t>
-      </w:r>
-    </w:p>
-    <w:p>
-      <w:pPr>
-        <w:spacing w:after="60"/>
-      </w:pPr>
-      <w:r>
-        <w:rPr>
-          <w:b w:val="0"/>
-          <w:i w:val="0"/>
-        </w:rPr>
-        <w:t>Role: Front body actuator control. Receives 0x110 commands from Translator. Blink synchronised by Nucleo 0x130 tick. Detects and reports actuator faults.</w:t>
-      </w:r>
-    </w:p>
-    <w:tbl>
-      <w:tblPr>
-        <w:tblStyle w:val="TableGrid"/>
-        <w:tblW w:type="auto" w:w="0"/>
-        <w:tblLook w:firstColumn="1" w:firstRow="1" w:lastColumn="0" w:lastRow="0" w:noHBand="0" w:noVBand="1" w:val="04A0"/>
-      </w:tblPr>
-      <w:tblGrid>
-        <w:gridCol w:w="3249"/>
-        <w:gridCol w:w="3249"/>
-        <w:gridCol w:w="3249"/>
-      </w:tblGrid>
-      <w:tr>
-        <w:tc>
-          <w:tcPr>
-            <w:tcW w:type="dxa" w:w="1134"/>
-            <w:shd w:val="clear" w:color="auto" w:fill="0F274D"/>
-          </w:tcPr>
-          <w:p>
-            <w:r>
-              <w:rPr>
-                <w:b/>
-                <w:color w:val="FFFFFF"/>
-                <w:sz w:val="18"/>
-              </w:rPr>
-              <w:t>GPIO</w:t>
-            </w:r>
-          </w:p>
-        </w:tc>
-        <w:tc>
-          <w:tcPr>
-            <w:tcW w:type="dxa" w:w="1701"/>
-            <w:shd w:val="clear" w:color="auto" w:fill="0F274D"/>
-          </w:tcPr>
-          <w:p>
-            <w:r>
-              <w:rPr>
-                <w:b/>
-                <w:color w:val="FFFFFF"/>
-                <w:sz w:val="18"/>
-              </w:rPr>
-              <w:t>Pin</w:t>
-            </w:r>
-          </w:p>
-        </w:tc>
-        <w:tc>
-          <w:tcPr>
-            <w:tcW w:type="dxa" w:w="6236"/>
-            <w:shd w:val="clear" w:color="auto" w:fill="0F274D"/>
-          </w:tcPr>
-          <w:p>
-            <w:r>
-              <w:rPr>
-                <w:b/>
-                <w:color w:val="FFFFFF"/>
-                <w:sz w:val="18"/>
-              </w:rPr>
-              <w:t>Function</w:t>
-            </w:r>
-          </w:p>
-        </w:tc>
-      </w:tr>
-      <w:tr>
-        <w:tc>
-          <w:tcPr>
-            <w:tcW w:type="dxa" w:w="1134"/>
-            <w:shd w:val="clear" w:color="auto" w:fill="F2F2F2"/>
-          </w:tcPr>
-          <w:p>
-            <w:r>
-              <w:rPr>
-                <w:sz w:val="17"/>
-              </w:rPr>
-              <w:t>OUT</w:t>
-            </w:r>
-          </w:p>
-        </w:tc>
-        <w:tc>
-          <w:tcPr>
-            <w:tcW w:type="dxa" w:w="1701"/>
-            <w:shd w:val="clear" w:color="auto" w:fill="F2F2F2"/>
-          </w:tcPr>
-          <w:p>
-            <w:r>
-              <w:rPr>
-                <w:sz w:val="17"/>
-              </w:rPr>
-              <w:t>PB0</w:t>
-            </w:r>
-          </w:p>
-        </w:tc>
-        <w:tc>
-          <w:tcPr>
-            <w:tcW w:type="dxa" w:w="6236"/>
-            <w:shd w:val="clear" w:color="auto" w:fill="F2F2F2"/>
-          </w:tcPr>
-          <w:p>
-            <w:r>
-              <w:rPr>
-                <w:sz w:val="17"/>
-              </w:rPr>
-              <w:t>Headlight relay / LED</w:t>
-            </w:r>
-          </w:p>
-        </w:tc>
-      </w:tr>
-      <w:tr>
-        <w:tc>
-          <w:tcPr>
-            <w:tcW w:type="dxa" w:w="1134"/>
-            <w:shd w:val="clear" w:color="auto" w:fill="FFFFFF"/>
-          </w:tcPr>
-          <w:p>
-            <w:r>
-              <w:rPr>
-                <w:sz w:val="17"/>
-              </w:rPr>
-              <w:t>OUT</w:t>
-            </w:r>
-          </w:p>
-        </w:tc>
-        <w:tc>
-          <w:tcPr>
-            <w:tcW w:type="dxa" w:w="1701"/>
-            <w:shd w:val="clear" w:color="auto" w:fill="FFFFFF"/>
-          </w:tcPr>
-          <w:p>
-            <w:r>
-              <w:rPr>
-                <w:sz w:val="17"/>
-              </w:rPr>
-              <w:t>PB1</w:t>
-            </w:r>
-          </w:p>
-        </w:tc>
-        <w:tc>
-          <w:tcPr>
-            <w:tcW w:type="dxa" w:w="6236"/>
-            <w:shd w:val="clear" w:color="auto" w:fill="FFFFFF"/>
-          </w:tcPr>
-          <w:p>
-            <w:r>
-              <w:rPr>
-                <w:sz w:val="17"/>
-              </w:rPr>
-              <w:t>Washer pump relay</w:t>
-            </w:r>
-          </w:p>
-        </w:tc>
-      </w:tr>
-      <w:tr>
-        <w:tc>
-          <w:tcPr>
-            <w:tcW w:type="dxa" w:w="1134"/>
-            <w:shd w:val="clear" w:color="auto" w:fill="F2F2F2"/>
-          </w:tcPr>
-          <w:p>
-            <w:r>
-              <w:rPr>
-                <w:sz w:val="17"/>
-              </w:rPr>
-              <w:t>OUT</w:t>
-            </w:r>
-          </w:p>
-        </w:tc>
-        <w:tc>
-          <w:tcPr>
-            <w:tcW w:type="dxa" w:w="1701"/>
-            <w:shd w:val="clear" w:color="auto" w:fill="F2F2F2"/>
-          </w:tcPr>
-          <w:p>
-            <w:r>
-              <w:rPr>
-                <w:sz w:val="17"/>
-              </w:rPr>
-              <w:t>PB3</w:t>
-            </w:r>
-          </w:p>
-        </w:tc>
-        <w:tc>
-          <w:tcPr>
-            <w:tcW w:type="dxa" w:w="6236"/>
-            <w:shd w:val="clear" w:color="auto" w:fill="F2F2F2"/>
-          </w:tcPr>
-          <w:p>
-            <w:r>
-              <w:rPr>
-                <w:sz w:val="17"/>
-              </w:rPr>
-              <w:t>Wiper motor relay</w:t>
-            </w:r>
-          </w:p>
-        </w:tc>
-      </w:tr>
-      <w:tr>
-        <w:tc>
-          <w:tcPr>
-            <w:tcW w:type="dxa" w:w="1134"/>
-            <w:shd w:val="clear" w:color="auto" w:fill="FFFFFF"/>
-          </w:tcPr>
-          <w:p>
-            <w:r>
-              <w:rPr>
-                <w:sz w:val="17"/>
-              </w:rPr>
-              <w:t>OUT</w:t>
-            </w:r>
-          </w:p>
-        </w:tc>
-        <w:tc>
-          <w:tcPr>
-            <w:tcW w:type="dxa" w:w="1701"/>
-            <w:shd w:val="clear" w:color="auto" w:fill="FFFFFF"/>
-          </w:tcPr>
-          <w:p>
-            <w:r>
-              <w:rPr>
-                <w:sz w:val="17"/>
-              </w:rPr>
-              <w:t>PB4</w:t>
-            </w:r>
-          </w:p>
-        </w:tc>
-        <w:tc>
-          <w:tcPr>
-            <w:tcW w:type="dxa" w:w="6236"/>
-            <w:shd w:val="clear" w:color="auto" w:fill="FFFFFF"/>
-          </w:tcPr>
-          <w:p>
-            <w:r>
-              <w:rPr>
-                <w:sz w:val="17"/>
-              </w:rPr>
-              <w:t>Front LEFT turn signal LED</w:t>
-            </w:r>
-          </w:p>
-        </w:tc>
-      </w:tr>
-      <w:tr>
-        <w:tc>
-          <w:tcPr>
-            <w:tcW w:type="dxa" w:w="1134"/>
-            <w:shd w:val="clear" w:color="auto" w:fill="F2F2F2"/>
-          </w:tcPr>
-          <w:p>
-            <w:r>
-              <w:rPr>
-                <w:sz w:val="17"/>
-              </w:rPr>
-              <w:t>OUT</w:t>
-            </w:r>
-          </w:p>
-        </w:tc>
-        <w:tc>
-          <w:tcPr>
-            <w:tcW w:type="dxa" w:w="1701"/>
-            <w:shd w:val="clear" w:color="auto" w:fill="F2F2F2"/>
-          </w:tcPr>
-          <w:p>
-            <w:r>
-              <w:rPr>
-                <w:sz w:val="17"/>
-              </w:rPr>
-              <w:t>PB5</w:t>
-            </w:r>
-          </w:p>
-        </w:tc>
-        <w:tc>
-          <w:tcPr>
-            <w:tcW w:type="dxa" w:w="6236"/>
-            <w:shd w:val="clear" w:color="auto" w:fill="F2F2F2"/>
-          </w:tcPr>
-          <w:p>
-            <w:r>
-              <w:rPr>
-                <w:sz w:val="17"/>
-              </w:rPr>
-              <w:t>Front RIGHT turn signal LED</w:t>
-            </w:r>
-          </w:p>
-        </w:tc>
-      </w:tr>
-    </w:tbl>
-    <w:p/>
-    <w:p>
-      <w:pPr>
-        <w:spacing w:after="60"/>
-      </w:pPr>
-      <w:r>
-        <w:rPr>
-          <w:b w:val="0"/>
-          <w:i w:val="0"/>
-        </w:rPr>
-        <w:t>Blink logic: On each 0x130 tick received → if Left Turn armed → toggle PB4; if Right Turn armed → toggle PB5.</w:t>
-      </w:r>
-    </w:p>
-    <w:p/>
-    <w:p>
-      <w:pPr>
-        <w:spacing w:before="160" w:after="40"/>
-      </w:pPr>
-      <w:r>
-        <w:rPr>
-          <w:b/>
-          <w:color w:val="1E5A8A"/>
-          <w:sz w:val="22"/>
-        </w:rPr>
-        <w:t>4.4 Node 0x03 — Blue Pill Rear BCM</w:t>
-      </w:r>
-    </w:p>
-    <w:p>
-      <w:pPr>
-        <w:spacing w:after="60"/>
-      </w:pPr>
-      <w:r>
-        <w:rPr>
-          <w:b w:val="0"/>
-          <w:i w:val="0"/>
-        </w:rPr>
-        <w:t>Role: Rear body actuator control. Reads physical brake pedal. Controls servo-driven trunk. Blink synchronised by 0x130 tick.</w:t>
-      </w:r>
-    </w:p>
-    <w:tbl>
-      <w:tblPr>
-        <w:tblStyle w:val="TableGrid"/>
-        <w:tblW w:type="auto" w:w="0"/>
-        <w:tblLook w:firstColumn="1" w:firstRow="1" w:lastColumn="0" w:lastRow="0" w:noHBand="0" w:noVBand="1" w:val="04A0"/>
-      </w:tblPr>
-      <w:tblGrid>
-        <w:gridCol w:w="3249"/>
-        <w:gridCol w:w="3249"/>
-        <w:gridCol w:w="3249"/>
-      </w:tblGrid>
-      <w:tr>
-        <w:tc>
-          <w:tcPr>
-            <w:tcW w:type="dxa" w:w="1134"/>
-            <w:shd w:val="clear" w:color="auto" w:fill="0F274D"/>
-          </w:tcPr>
-          <w:p>
-            <w:r>
-              <w:rPr>
-                <w:b/>
-                <w:color w:val="FFFFFF"/>
-                <w:sz w:val="18"/>
-              </w:rPr>
-              <w:t>GPIO</w:t>
-            </w:r>
-          </w:p>
-        </w:tc>
-        <w:tc>
-          <w:tcPr>
-            <w:tcW w:type="dxa" w:w="2268"/>
-            <w:shd w:val="clear" w:color="auto" w:fill="0F274D"/>
-          </w:tcPr>
-          <w:p>
-            <w:r>
-              <w:rPr>
-                <w:b/>
-                <w:color w:val="FFFFFF"/>
-                <w:sz w:val="18"/>
-              </w:rPr>
-              <w:t>Pin</w:t>
-            </w:r>
-          </w:p>
-        </w:tc>
-        <w:tc>
-          <w:tcPr>
-            <w:tcW w:type="dxa" w:w="5669"/>
-            <w:shd w:val="clear" w:color="auto" w:fill="0F274D"/>
-          </w:tcPr>
-          <w:p>
-            <w:r>
-              <w:rPr>
-                <w:b/>
-                <w:color w:val="FFFFFF"/>
-                <w:sz w:val="18"/>
-              </w:rPr>
-              <w:t>Function</w:t>
-            </w:r>
-          </w:p>
-        </w:tc>
-      </w:tr>
-      <w:tr>
-        <w:tc>
-          <w:tcPr>
-            <w:tcW w:type="dxa" w:w="1134"/>
-            <w:shd w:val="clear" w:color="auto" w:fill="F2F2F2"/>
-          </w:tcPr>
-          <w:p>
-            <w:r>
-              <w:rPr>
-                <w:sz w:val="17"/>
-              </w:rPr>
-              <w:t>IN</w:t>
-            </w:r>
-          </w:p>
-        </w:tc>
-        <w:tc>
-          <w:tcPr>
-            <w:tcW w:type="dxa" w:w="2268"/>
-            <w:shd w:val="clear" w:color="auto" w:fill="F2F2F2"/>
-          </w:tcPr>
-          <w:p>
-            <w:r>
-              <w:rPr>
-                <w:sz w:val="17"/>
-              </w:rPr>
-              <w:t>PA0</w:t>
-            </w:r>
-          </w:p>
-        </w:tc>
-        <w:tc>
-          <w:tcPr>
-            <w:tcW w:type="dxa" w:w="5669"/>
-            <w:shd w:val="clear" w:color="auto" w:fill="F2F2F2"/>
-          </w:tcPr>
-          <w:p>
-            <w:r>
-              <w:rPr>
-                <w:sz w:val="17"/>
-              </w:rPr>
-              <w:t>Brake pedal switch (active HIGH)</w:t>
-            </w:r>
-          </w:p>
-        </w:tc>
-      </w:tr>
-      <w:tr>
-        <w:tc>
-          <w:tcPr>
-            <w:tcW w:type="dxa" w:w="1134"/>
-            <w:shd w:val="clear" w:color="auto" w:fill="FFFFFF"/>
-          </w:tcPr>
-          <w:p>
-            <w:r>
-              <w:rPr>
-                <w:sz w:val="17"/>
-              </w:rPr>
-              <w:t>IN</w:t>
-            </w:r>
-          </w:p>
-        </w:tc>
-        <w:tc>
-          <w:tcPr>
-            <w:tcW w:type="dxa" w:w="2268"/>
-            <w:shd w:val="clear" w:color="auto" w:fill="FFFFFF"/>
-          </w:tcPr>
-          <w:p>
-            <w:r>
-              <w:rPr>
-                <w:sz w:val="17"/>
-              </w:rPr>
-              <w:t>PA1</w:t>
-            </w:r>
-          </w:p>
-        </w:tc>
-        <w:tc>
-          <w:tcPr>
-            <w:tcW w:type="dxa" w:w="5669"/>
-            <w:shd w:val="clear" w:color="auto" w:fill="FFFFFF"/>
-          </w:tcPr>
-          <w:p>
-            <w:r>
-              <w:rPr>
-                <w:sz w:val="17"/>
-              </w:rPr>
-              <w:t>Trunk limit switch (0=CLOSED, 1=OPEN)</w:t>
-            </w:r>
-          </w:p>
-        </w:tc>
-      </w:tr>
-      <w:tr>
-        <w:tc>
-          <w:tcPr>
-            <w:tcW w:type="dxa" w:w="1134"/>
-            <w:shd w:val="clear" w:color="auto" w:fill="F2F2F2"/>
-          </w:tcPr>
-          <w:p>
-            <w:r>
-              <w:rPr>
-                <w:sz w:val="17"/>
-              </w:rPr>
-              <w:t>OUT</w:t>
-            </w:r>
-          </w:p>
-        </w:tc>
-        <w:tc>
-          <w:tcPr>
-            <w:tcW w:type="dxa" w:w="2268"/>
-            <w:shd w:val="clear" w:color="auto" w:fill="F2F2F2"/>
-          </w:tcPr>
-          <w:p>
-            <w:r>
-              <w:rPr>
-                <w:sz w:val="17"/>
-              </w:rPr>
-              <w:t>PB0</w:t>
-            </w:r>
-          </w:p>
-        </w:tc>
-        <w:tc>
-          <w:tcPr>
-            <w:tcW w:type="dxa" w:w="5669"/>
-            <w:shd w:val="clear" w:color="auto" w:fill="F2F2F2"/>
-          </w:tcPr>
-          <w:p>
-            <w:r>
-              <w:rPr>
-                <w:sz w:val="17"/>
-              </w:rPr>
-              <w:t>Brake lights</w:t>
-            </w:r>
-          </w:p>
-        </w:tc>
-      </w:tr>
-      <w:tr>
-        <w:tc>
-          <w:tcPr>
-            <w:tcW w:type="dxa" w:w="1134"/>
-            <w:shd w:val="clear" w:color="auto" w:fill="FFFFFF"/>
-          </w:tcPr>
-          <w:p>
-            <w:r>
-              <w:rPr>
-                <w:sz w:val="17"/>
-              </w:rPr>
-              <w:t>OUT</w:t>
-            </w:r>
-          </w:p>
-        </w:tc>
-        <w:tc>
-          <w:tcPr>
-            <w:tcW w:type="dxa" w:w="2268"/>
-            <w:shd w:val="clear" w:color="auto" w:fill="FFFFFF"/>
-          </w:tcPr>
-          <w:p>
-            <w:r>
-              <w:rPr>
-                <w:sz w:val="17"/>
-              </w:rPr>
-              <w:t>PB1</w:t>
-            </w:r>
-          </w:p>
-        </w:tc>
-        <w:tc>
-          <w:tcPr>
-            <w:tcW w:type="dxa" w:w="5669"/>
-            <w:shd w:val="clear" w:color="auto" w:fill="FFFFFF"/>
-          </w:tcPr>
-          <w:p>
-            <w:r>
-              <w:rPr>
-                <w:sz w:val="17"/>
-              </w:rPr>
-              <w:t>Rear LEFT turn signal LED</w:t>
-            </w:r>
-          </w:p>
-        </w:tc>
-      </w:tr>
-      <w:tr>
-        <w:tc>
-          <w:tcPr>
-            <w:tcW w:type="dxa" w:w="1134"/>
-            <w:shd w:val="clear" w:color="auto" w:fill="F2F2F2"/>
-          </w:tcPr>
-          <w:p>
-            <w:r>
-              <w:rPr>
-                <w:sz w:val="17"/>
-              </w:rPr>
-              <w:t>OUT</w:t>
-            </w:r>
-          </w:p>
-        </w:tc>
-        <w:tc>
-          <w:tcPr>
-            <w:tcW w:type="dxa" w:w="2268"/>
-            <w:shd w:val="clear" w:color="auto" w:fill="F2F2F2"/>
-          </w:tcPr>
-          <w:p>
-            <w:r>
-              <w:rPr>
-                <w:sz w:val="17"/>
-              </w:rPr>
-              <w:t>PB3</w:t>
-            </w:r>
-          </w:p>
-        </w:tc>
-        <w:tc>
-          <w:tcPr>
-            <w:tcW w:type="dxa" w:w="5669"/>
-            <w:shd w:val="clear" w:color="auto" w:fill="F2F2F2"/>
-          </w:tcPr>
-          <w:p>
-            <w:r>
-              <w:rPr>
-                <w:sz w:val="17"/>
-              </w:rPr>
-              <w:t>Rear RIGHT turn signal LED</w:t>
-            </w:r>
-          </w:p>
-        </w:tc>
-      </w:tr>
-      <w:tr>
-        <w:tc>
-          <w:tcPr>
-            <w:tcW w:type="dxa" w:w="1134"/>
-            <w:shd w:val="clear" w:color="auto" w:fill="FFFFFF"/>
-          </w:tcPr>
-          <w:p>
-            <w:r>
-              <w:rPr>
-                <w:sz w:val="17"/>
-              </w:rPr>
-              <w:t>PWM</w:t>
-            </w:r>
-          </w:p>
-        </w:tc>
-        <w:tc>
-          <w:tcPr>
-            <w:tcW w:type="dxa" w:w="2268"/>
-            <w:shd w:val="clear" w:color="auto" w:fill="FFFFFF"/>
-          </w:tcPr>
-          <w:p>
-            <w:r>
-              <w:rPr>
-                <w:sz w:val="17"/>
-              </w:rPr>
-              <w:t>PB6 (TIM4 CH1)</w:t>
-            </w:r>
-          </w:p>
-        </w:tc>
-        <w:tc>
-          <w:tcPr>
-            <w:tcW w:type="dxa" w:w="5669"/>
-            <w:shd w:val="clear" w:color="auto" w:fill="FFFFFF"/>
-          </w:tcPr>
-          <w:p>
-            <w:r>
-              <w:rPr>
-                <w:sz w:val="17"/>
-              </w:rPr>
-              <w:t>Trunk servo signal — 50 Hz, 1–2 ms pulse</w:t>
-            </w:r>
-          </w:p>
-        </w:tc>
-      </w:tr>
-    </w:tbl>
-    <w:p/>
-    <w:tbl>
-      <w:tblPr>
-        <w:tblStyle w:val="TableGrid"/>
-        <w:tblW w:type="auto" w:w="0"/>
-        <w:tblLook w:firstColumn="1" w:firstRow="1" w:lastColumn="0" w:lastRow="0" w:noHBand="0" w:noVBand="1" w:val="04A0"/>
-      </w:tblPr>
-      <w:tblGrid>
-        <w:gridCol w:w="3249"/>
-        <w:gridCol w:w="3249"/>
-        <w:gridCol w:w="3249"/>
-      </w:tblGrid>
-      <w:tr>
-        <w:tc>
-          <w:tcPr>
-            <w:tcW w:type="dxa" w:w="2268"/>
-            <w:shd w:val="clear" w:color="auto" w:fill="0F274D"/>
-          </w:tcPr>
-          <w:p>
-            <w:r>
-              <w:rPr>
-                <w:b/>
-                <w:color w:val="FFFFFF"/>
-                <w:sz w:val="18"/>
-              </w:rPr>
-              <w:t>Trunk State</w:t>
-            </w:r>
-          </w:p>
-        </w:tc>
-        <w:tc>
-          <w:tcPr>
-            <w:tcW w:type="dxa" w:w="3969"/>
-            <w:shd w:val="clear" w:color="auto" w:fill="0F274D"/>
-          </w:tcPr>
-          <w:p>
-            <w:r>
-              <w:rPr>
-                <w:b/>
-                <w:color w:val="FFFFFF"/>
-                <w:sz w:val="18"/>
-              </w:rPr>
-              <w:t>Pulse Width</w:t>
-            </w:r>
-          </w:p>
-        </w:tc>
-        <w:tc>
-          <w:tcPr>
-            <w:tcW w:type="dxa" w:w="2835"/>
-            <w:shd w:val="clear" w:color="auto" w:fill="0F274D"/>
-          </w:tcPr>
-          <w:p>
-            <w:r>
-              <w:rPr>
-                <w:b/>
-                <w:color w:val="FFFFFF"/>
-                <w:sz w:val="18"/>
-              </w:rPr>
-              <w:t>Servo Angle</w:t>
-            </w:r>
-          </w:p>
-        </w:tc>
-      </w:tr>
-      <w:tr>
-        <w:tc>
-          <w:tcPr>
-            <w:tcW w:type="dxa" w:w="2268"/>
-            <w:shd w:val="clear" w:color="auto" w:fill="F2F2F2"/>
-          </w:tcPr>
-          <w:p>
-            <w:r>
-              <w:rPr>
-                <w:sz w:val="17"/>
-              </w:rPr>
-              <w:t>CLOSED</w:t>
-            </w:r>
-          </w:p>
-        </w:tc>
-        <w:tc>
-          <w:tcPr>
-            <w:tcW w:type="dxa" w:w="3969"/>
-            <w:shd w:val="clear" w:color="auto" w:fill="F2F2F2"/>
-          </w:tcPr>
-          <w:p>
-            <w:r>
-              <w:rPr>
-                <w:sz w:val="17"/>
-              </w:rPr>
-              <w:t>1.0 ms (5 % duty @ 50 Hz)</w:t>
-            </w:r>
-          </w:p>
-        </w:tc>
-        <w:tc>
-          <w:tcPr>
-            <w:tcW w:type="dxa" w:w="2835"/>
-            <w:shd w:val="clear" w:color="auto" w:fill="F2F2F2"/>
-          </w:tcPr>
-          <w:p>
-            <w:r>
-              <w:rPr>
-                <w:sz w:val="17"/>
-              </w:rPr>
-              <w:t>0°</w:t>
-            </w:r>
-          </w:p>
-        </w:tc>
-      </w:tr>
-      <w:tr>
-        <w:tc>
-          <w:tcPr>
-            <w:tcW w:type="dxa" w:w="2268"/>
-            <w:shd w:val="clear" w:color="auto" w:fill="FFFFFF"/>
-          </w:tcPr>
-          <w:p>
-            <w:r>
-              <w:rPr>
-                <w:sz w:val="17"/>
-              </w:rPr>
-              <w:t>OPEN</w:t>
-            </w:r>
-          </w:p>
-        </w:tc>
-        <w:tc>
-          <w:tcPr>
-            <w:tcW w:type="dxa" w:w="3969"/>
-            <w:shd w:val="clear" w:color="auto" w:fill="FFFFFF"/>
-          </w:tcPr>
-          <w:p>
-            <w:r>
-              <w:rPr>
-                <w:sz w:val="17"/>
-              </w:rPr>
-              <w:t>2.0 ms (10 % duty @ 50 Hz)</w:t>
-            </w:r>
-          </w:p>
-        </w:tc>
-        <w:tc>
-          <w:tcPr>
-            <w:tcW w:type="dxa" w:w="2835"/>
-            <w:shd w:val="clear" w:color="auto" w:fill="FFFFFF"/>
-          </w:tcPr>
-          <w:p>
-            <w:r>
-              <w:rPr>
-                <w:sz w:val="17"/>
-              </w:rPr>
-              <w:t>180°</w:t>
-            </w:r>
-          </w:p>
-        </w:tc>
-      </w:tr>
-    </w:tbl>
-    <w:p/>
-    <w:p>
-      <w:pPr>
-        <w:spacing w:before="280" w:after="80"/>
-        <w:pBdr>
-          <w:bottom w:val="single" w:sz="6" w:space="1" w:color="0F274D"/>
-        </w:pBdr>
-      </w:pPr>
-      <w:r>
-        <w:rPr>
-          <w:b/>
-          <w:color w:val="0F274D"/>
-          <w:sz w:val="28"/>
-        </w:rPr>
-        <w:t>5. Complete CAN Message Table</w:t>
-      </w:r>
-    </w:p>
-    <w:p>
-      <w:pPr>
-        <w:spacing w:before="160" w:after="40"/>
-      </w:pPr>
-      <w:r>
-        <w:rPr>
-          <w:b/>
-          <w:color w:val="1E5A8A"/>
-          <w:sz w:val="22"/>
-        </w:rPr>
-        <w:t>Group A — Nucleo → Bus (Sensor Broadcasts, 100 ms)</w:t>
-      </w:r>
-    </w:p>
-    <w:tbl>
-      <w:tblPr>
-        <w:tblStyle w:val="TableGrid"/>
-        <w:tblW w:type="auto" w:w="0"/>
-        <w:tblLook w:firstColumn="1" w:firstRow="1" w:lastColumn="0" w:lastRow="0" w:noHBand="0" w:noVBand="1" w:val="04A0"/>
-      </w:tblPr>
-      <w:tblGrid>
-        <w:gridCol w:w="1624"/>
-        <w:gridCol w:w="1624"/>
-        <w:gridCol w:w="1624"/>
-        <w:gridCol w:w="1624"/>
-        <w:gridCol w:w="1624"/>
-        <w:gridCol w:w="1624"/>
-      </w:tblGrid>
-      <w:tr>
-        <w:tc>
-          <w:tcPr>
-            <w:tcW w:type="dxa" w:w="1624"/>
-            <w:shd w:val="clear" w:color="auto" w:fill="1E5A8A"/>
-          </w:tcPr>
-          <w:p>
-            <w:r>
-              <w:rPr>
-                <w:b/>
-                <w:color w:val="FFFFFF"/>
-                <w:sz w:val="18"/>
-              </w:rPr>
-              <w:t>CAN ID</w:t>
-            </w:r>
-          </w:p>
-        </w:tc>
-        <w:tc>
-          <w:tcPr>
-            <w:tcW w:type="dxa" w:w="1624"/>
-            <w:shd w:val="clear" w:color="auto" w:fill="1E5A8A"/>
-          </w:tcPr>
-          <w:p>
-            <w:r>
-              <w:rPr>
-                <w:b/>
-                <w:color w:val="FFFFFF"/>
-                <w:sz w:val="18"/>
-              </w:rPr>
-              <w:t>Name</w:t>
-            </w:r>
-          </w:p>
-        </w:tc>
-        <w:tc>
-          <w:tcPr>
-            <w:tcW w:type="dxa" w:w="1624"/>
-            <w:shd w:val="clear" w:color="auto" w:fill="1E5A8A"/>
-          </w:tcPr>
-          <w:p>
-            <w:r>
-              <w:rPr>
-                <w:b/>
-                <w:color w:val="FFFFFF"/>
-                <w:sz w:val="18"/>
-              </w:rPr>
-              <w:t>DLC</w:t>
-            </w:r>
-          </w:p>
-        </w:tc>
-        <w:tc>
-          <w:tcPr>
-            <w:tcW w:type="dxa" w:w="1624"/>
-            <w:shd w:val="clear" w:color="auto" w:fill="1E5A8A"/>
-          </w:tcPr>
-          <w:p>
-            <w:r>
-              <w:rPr>
-                <w:b/>
-                <w:color w:val="FFFFFF"/>
-                <w:sz w:val="18"/>
-              </w:rPr>
-              <w:t>Byte 0</w:t>
-            </w:r>
-          </w:p>
-        </w:tc>
-        <w:tc>
-          <w:tcPr>
-            <w:tcW w:type="dxa" w:w="1624"/>
-            <w:shd w:val="clear" w:color="auto" w:fill="1E5A8A"/>
-          </w:tcPr>
-          <w:p>
-            <w:r>
-              <w:rPr>
-                <w:b/>
-                <w:color w:val="FFFFFF"/>
-                <w:sz w:val="18"/>
-              </w:rPr>
-              <w:t>Byte 1</w:t>
-            </w:r>
-          </w:p>
-        </w:tc>
-        <w:tc>
-          <w:tcPr>
-            <w:tcW w:type="dxa" w:w="1624"/>
-            <w:shd w:val="clear" w:color="auto" w:fill="1E5A8A"/>
-          </w:tcPr>
-          <w:p>
-            <w:r>
-              <w:rPr>
-                <w:b/>
-                <w:color w:val="FFFFFF"/>
-                <w:sz w:val="18"/>
-              </w:rPr>
-              <w:t>Notes</w:t>
-            </w:r>
-          </w:p>
-        </w:tc>
-      </w:tr>
-      <w:tr>
-        <w:tc>
-          <w:tcPr>
-            <w:tcW w:type="dxa" w:w="1624"/>
-            <w:shd w:val="clear" w:color="auto" w:fill="F2F2F2"/>
-          </w:tcPr>
-          <w:p>
-            <w:r>
-              <w:rPr>
-                <w:sz w:val="17"/>
-              </w:rPr>
-              <w:t>0x100</w:t>
-            </w:r>
-          </w:p>
-        </w:tc>
-        <w:tc>
-          <w:tcPr>
-            <w:tcW w:type="dxa" w:w="1624"/>
-            <w:shd w:val="clear" w:color="auto" w:fill="F2F2F2"/>
-          </w:tcPr>
-          <w:p>
-            <w:r>
-              <w:rPr>
-                <w:sz w:val="17"/>
-              </w:rPr>
-              <w:t>Speed</w:t>
-            </w:r>
-          </w:p>
-        </w:tc>
-        <w:tc>
-          <w:tcPr>
-            <w:tcW w:type="dxa" w:w="1624"/>
-            <w:shd w:val="clear" w:color="auto" w:fill="F2F2F2"/>
-          </w:tcPr>
-          <w:p>
-            <w:r>
-              <w:rPr>
-                <w:sz w:val="17"/>
-              </w:rPr>
-              <w:t>2</w:t>
-            </w:r>
-          </w:p>
-        </w:tc>
-        <w:tc>
-          <w:tcPr>
-            <w:tcW w:type="dxa" w:w="1624"/>
-            <w:shd w:val="clear" w:color="auto" w:fill="F2F2F2"/>
-          </w:tcPr>
-          <w:p>
-            <w:r>
-              <w:rPr>
-                <w:sz w:val="17"/>
-              </w:rPr>
-              <w:t>HIGH byte | LOW byte</w:t>
-            </w:r>
-          </w:p>
-        </w:tc>
-        <w:tc>
-          <w:tcPr>
-            <w:tcW w:type="dxa" w:w="1624"/>
-            <w:shd w:val="clear" w:color="auto" w:fill="F2F2F2"/>
-          </w:tcPr>
-          <w:p>
-            <w:r>
-              <w:rPr>
-                <w:sz w:val="17"/>
-              </w:rPr>
-              <w:t>—</w:t>
-            </w:r>
-          </w:p>
-        </w:tc>
-        <w:tc>
-          <w:tcPr>
-            <w:tcW w:type="dxa" w:w="1624"/>
-            <w:shd w:val="clear" w:color="auto" w:fill="F2F2F2"/>
-          </w:tcPr>
-          <w:p>
-            <w:r>
-              <w:rPr>
-                <w:sz w:val="17"/>
-              </w:rPr>
-              <w:t>uint16, 0–999 km/h</w:t>
-            </w:r>
-          </w:p>
-        </w:tc>
-      </w:tr>
-      <w:tr>
-        <w:tc>
-          <w:tcPr>
-            <w:tcW w:type="dxa" w:w="1624"/>
-            <w:shd w:val="clear" w:color="auto" w:fill="FFFFFF"/>
-          </w:tcPr>
-          <w:p>
-            <w:r>
-              <w:rPr>
-                <w:sz w:val="17"/>
-              </w:rPr>
-              <w:t>0x101</w:t>
-            </w:r>
-          </w:p>
-        </w:tc>
-        <w:tc>
-          <w:tcPr>
-            <w:tcW w:type="dxa" w:w="1624"/>
-            <w:shd w:val="clear" w:color="auto" w:fill="FFFFFF"/>
-          </w:tcPr>
-          <w:p>
-            <w:r>
-              <w:rPr>
-                <w:sz w:val="17"/>
-              </w:rPr>
-              <w:t>Fuel Level</w:t>
-            </w:r>
-          </w:p>
-        </w:tc>
-        <w:tc>
-          <w:tcPr>
-            <w:tcW w:type="dxa" w:w="1624"/>
-            <w:shd w:val="clear" w:color="auto" w:fill="FFFFFF"/>
-          </w:tcPr>
-          <w:p>
-            <w:r>
-              <w:rPr>
-                <w:sz w:val="17"/>
-              </w:rPr>
-              <w:t>1</w:t>
-            </w:r>
-          </w:p>
-        </w:tc>
-        <w:tc>
-          <w:tcPr>
-            <w:tcW w:type="dxa" w:w="1624"/>
-            <w:shd w:val="clear" w:color="auto" w:fill="FFFFFF"/>
-          </w:tcPr>
-          <w:p>
-            <w:r>
-              <w:rPr>
-                <w:sz w:val="17"/>
-              </w:rPr>
-              <w:t>0–100 %</w:t>
-            </w:r>
-          </w:p>
-        </w:tc>
-        <w:tc>
-          <w:tcPr>
-            <w:tcW w:type="dxa" w:w="1624"/>
-            <w:shd w:val="clear" w:color="auto" w:fill="FFFFFF"/>
-          </w:tcPr>
-          <w:p>
-            <w:r>
-              <w:rPr>
-                <w:sz w:val="17"/>
-              </w:rPr>
-              <w:t>—</w:t>
-            </w:r>
-          </w:p>
-        </w:tc>
-        <w:tc>
-          <w:tcPr>
-            <w:tcW w:type="dxa" w:w="1624"/>
-            <w:shd w:val="clear" w:color="auto" w:fill="FFFFFF"/>
-          </w:tcPr>
-          <w:p>
-            <w:r>
-              <w:rPr>
-                <w:sz w:val="17"/>
-              </w:rPr>
-              <w:t>uint8 percentage</w:t>
-            </w:r>
-          </w:p>
-        </w:tc>
-      </w:tr>
-      <w:tr>
-        <w:tc>
-          <w:tcPr>
-            <w:tcW w:type="dxa" w:w="1624"/>
-            <w:shd w:val="clear" w:color="auto" w:fill="F2F2F2"/>
-          </w:tcPr>
-          <w:p>
-            <w:r>
-              <w:rPr>
-                <w:sz w:val="17"/>
-              </w:rPr>
-              <w:t>0x102</w:t>
-            </w:r>
-          </w:p>
-        </w:tc>
-        <w:tc>
-          <w:tcPr>
-            <w:tcW w:type="dxa" w:w="1624"/>
-            <w:shd w:val="clear" w:color="auto" w:fill="F2F2F2"/>
-          </w:tcPr>
-          <w:p>
-            <w:r>
-              <w:rPr>
-                <w:sz w:val="17"/>
-              </w:rPr>
-              <w:t>Headlight</w:t>
-            </w:r>
-          </w:p>
-        </w:tc>
-        <w:tc>
-          <w:tcPr>
-            <w:tcW w:type="dxa" w:w="1624"/>
-            <w:shd w:val="clear" w:color="auto" w:fill="F2F2F2"/>
-          </w:tcPr>
-          <w:p>
-            <w:r>
-              <w:rPr>
-                <w:sz w:val="17"/>
-              </w:rPr>
-              <w:t>1</w:t>
-            </w:r>
-          </w:p>
-        </w:tc>
-        <w:tc>
-          <w:tcPr>
-            <w:tcW w:type="dxa" w:w="1624"/>
-            <w:shd w:val="clear" w:color="auto" w:fill="F2F2F2"/>
-          </w:tcPr>
-          <w:p>
-            <w:r>
-              <w:rPr>
-                <w:sz w:val="17"/>
-              </w:rPr>
-              <w:t>0x00/0x01</w:t>
-            </w:r>
-          </w:p>
-        </w:tc>
-        <w:tc>
-          <w:tcPr>
-            <w:tcW w:type="dxa" w:w="1624"/>
-            <w:shd w:val="clear" w:color="auto" w:fill="F2F2F2"/>
-          </w:tcPr>
-          <w:p>
-            <w:r>
-              <w:rPr>
-                <w:sz w:val="17"/>
-              </w:rPr>
-              <w:t>—</w:t>
-            </w:r>
-          </w:p>
-        </w:tc>
-        <w:tc>
-          <w:tcPr>
-            <w:tcW w:type="dxa" w:w="1624"/>
-            <w:shd w:val="clear" w:color="auto" w:fill="F2F2F2"/>
-          </w:tcPr>
-          <w:p>
-            <w:r>
-              <w:rPr>
-                <w:sz w:val="17"/>
-              </w:rPr>
-              <w:t>Mirror of last cmd</w:t>
-            </w:r>
-          </w:p>
-        </w:tc>
-      </w:tr>
-    </w:tbl>
-    <w:p/>
-    <w:p>
-      <w:pPr>
-        <w:spacing w:before="160" w:after="40"/>
-      </w:pPr>
-      <w:r>
-        <w:rPr>
-          <w:b/>
-          <w:color w:val="1E5A8A"/>
-          <w:sz w:val="22"/>
-        </w:rPr>
-        <w:t>Group B — Nucleo → Bus (Blink Tick, 500 ms)</w:t>
-      </w:r>
-    </w:p>
-    <w:tbl>
-      <w:tblPr>
-        <w:tblStyle w:val="TableGrid"/>
-        <w:tblW w:type="auto" w:w="0"/>
-        <w:tblLook w:firstColumn="1" w:firstRow="1" w:lastColumn="0" w:lastRow="0" w:noHBand="0" w:noVBand="1" w:val="04A0"/>
-      </w:tblPr>
-      <w:tblGrid>
-        <w:gridCol w:w="1624"/>
-        <w:gridCol w:w="1624"/>
-        <w:gridCol w:w="1624"/>
-        <w:gridCol w:w="1624"/>
-        <w:gridCol w:w="1624"/>
-        <w:gridCol w:w="1624"/>
-      </w:tblGrid>
-      <w:tr>
-        <w:tc>
-          <w:tcPr>
-            <w:tcW w:type="dxa" w:w="1624"/>
-            <w:shd w:val="clear" w:color="auto" w:fill="1E5A8A"/>
-          </w:tcPr>
-          <w:p>
-            <w:r>
-              <w:rPr>
-                <w:b/>
-                <w:color w:val="FFFFFF"/>
-                <w:sz w:val="18"/>
-              </w:rPr>
-              <w:t>CAN ID</w:t>
-            </w:r>
-          </w:p>
-        </w:tc>
-        <w:tc>
-          <w:tcPr>
-            <w:tcW w:type="dxa" w:w="1624"/>
-            <w:shd w:val="clear" w:color="auto" w:fill="1E5A8A"/>
-          </w:tcPr>
-          <w:p>
-            <w:r>
-              <w:rPr>
-                <w:b/>
-                <w:color w:val="FFFFFF"/>
-                <w:sz w:val="18"/>
-              </w:rPr>
-              <w:t>Name</w:t>
-            </w:r>
-          </w:p>
-        </w:tc>
-        <w:tc>
-          <w:tcPr>
-            <w:tcW w:type="dxa" w:w="1624"/>
-            <w:shd w:val="clear" w:color="auto" w:fill="1E5A8A"/>
-          </w:tcPr>
-          <w:p>
-            <w:r>
-              <w:rPr>
-                <w:b/>
-                <w:color w:val="FFFFFF"/>
-                <w:sz w:val="18"/>
-              </w:rPr>
-              <w:t>DLC</w:t>
-            </w:r>
-          </w:p>
-        </w:tc>
-        <w:tc>
-          <w:tcPr>
-            <w:tcW w:type="dxa" w:w="1624"/>
-            <w:shd w:val="clear" w:color="auto" w:fill="1E5A8A"/>
-          </w:tcPr>
-          <w:p>
-            <w:r>
-              <w:rPr>
-                <w:b/>
-                <w:color w:val="FFFFFF"/>
-                <w:sz w:val="18"/>
-              </w:rPr>
-              <w:t>Byte 0</w:t>
-            </w:r>
-          </w:p>
-        </w:tc>
-        <w:tc>
-          <w:tcPr>
-            <w:tcW w:type="dxa" w:w="1624"/>
-            <w:shd w:val="clear" w:color="auto" w:fill="1E5A8A"/>
-          </w:tcPr>
-          <w:p>
-            <w:r>
-              <w:rPr>
-                <w:b/>
-                <w:color w:val="FFFFFF"/>
-                <w:sz w:val="18"/>
-              </w:rPr>
-              <w:t>Byte 1</w:t>
-            </w:r>
-          </w:p>
-        </w:tc>
-        <w:tc>
-          <w:tcPr>
-            <w:tcW w:type="dxa" w:w="1624"/>
-            <w:shd w:val="clear" w:color="auto" w:fill="1E5A8A"/>
-          </w:tcPr>
-          <w:p>
-            <w:r>
-              <w:rPr>
-                <w:b/>
-                <w:color w:val="FFFFFF"/>
-                <w:sz w:val="18"/>
-              </w:rPr>
-              <w:t>Notes</w:t>
-            </w:r>
-          </w:p>
-        </w:tc>
-      </w:tr>
-      <w:tr>
-        <w:tc>
-          <w:tcPr>
-            <w:tcW w:type="dxa" w:w="1624"/>
-            <w:shd w:val="clear" w:color="auto" w:fill="F2F2F2"/>
-          </w:tcPr>
-          <w:p>
-            <w:r>
-              <w:rPr>
-                <w:sz w:val="17"/>
-              </w:rPr>
-              <w:t>0x130</w:t>
-            </w:r>
-          </w:p>
-        </w:tc>
-        <w:tc>
-          <w:tcPr>
-            <w:tcW w:type="dxa" w:w="1624"/>
-            <w:shd w:val="clear" w:color="auto" w:fill="F2F2F2"/>
-          </w:tcPr>
-          <w:p>
-            <w:r>
-              <w:rPr>
-                <w:sz w:val="17"/>
-              </w:rPr>
-              <w:t>Blink Tick</w:t>
-            </w:r>
-          </w:p>
-        </w:tc>
-        <w:tc>
-          <w:tcPr>
-            <w:tcW w:type="dxa" w:w="1624"/>
-            <w:shd w:val="clear" w:color="auto" w:fill="F2F2F2"/>
-          </w:tcPr>
-          <w:p>
-            <w:r>
-              <w:rPr>
-                <w:sz w:val="17"/>
-              </w:rPr>
-              <w:t>1</w:t>
-            </w:r>
-          </w:p>
-        </w:tc>
-        <w:tc>
-          <w:tcPr>
-            <w:tcW w:type="dxa" w:w="1624"/>
-            <w:shd w:val="clear" w:color="auto" w:fill="F2F2F2"/>
-          </w:tcPr>
-          <w:p>
-            <w:r>
-              <w:rPr>
-                <w:sz w:val="17"/>
-              </w:rPr>
-              <w:t>0x01 (pulse)</w:t>
-            </w:r>
-          </w:p>
-        </w:tc>
-        <w:tc>
-          <w:tcPr>
-            <w:tcW w:type="dxa" w:w="1624"/>
-            <w:shd w:val="clear" w:color="auto" w:fill="F2F2F2"/>
-          </w:tcPr>
-          <w:p>
-            <w:r>
-              <w:rPr>
-                <w:sz w:val="17"/>
-              </w:rPr>
-              <w:t>—</w:t>
-            </w:r>
-          </w:p>
-        </w:tc>
-        <w:tc>
-          <w:tcPr>
-            <w:tcW w:type="dxa" w:w="1624"/>
-            <w:shd w:val="clear" w:color="auto" w:fill="F2F2F2"/>
-          </w:tcPr>
-          <w:p>
-            <w:r>
-              <w:rPr>
-                <w:sz w:val="17"/>
-              </w:rPr>
-              <w:t>BCMs toggle active turn LEDs on receipt</w:t>
-            </w:r>
-          </w:p>
-        </w:tc>
-      </w:tr>
-    </w:tbl>
-    <w:p/>
-    <w:p>
-      <w:pPr>
-        <w:spacing w:before="160" w:after="40"/>
-      </w:pPr>
-      <w:r>
-        <w:rPr>
-          <w:b/>
-          <w:color w:val="1E5A8A"/>
-          <w:sz w:val="22"/>
-        </w:rPr>
-        <w:t>Group C — Qt via Translator → BCM-Front (On user action)</w:t>
-      </w:r>
-    </w:p>
-    <w:tbl>
-      <w:tblPr>
-        <w:tblStyle w:val="TableGrid"/>
-        <w:tblW w:type="auto" w:w="0"/>
-        <w:tblLook w:firstColumn="1" w:firstRow="1" w:lastColumn="0" w:lastRow="0" w:noHBand="0" w:noVBand="1" w:val="04A0"/>
-      </w:tblPr>
-      <w:tblGrid>
-        <w:gridCol w:w="1624"/>
-        <w:gridCol w:w="1624"/>
-        <w:gridCol w:w="1624"/>
-        <w:gridCol w:w="1624"/>
-        <w:gridCol w:w="1624"/>
-        <w:gridCol w:w="1624"/>
-      </w:tblGrid>
-      <w:tr>
-        <w:tc>
-          <w:tcPr>
-            <w:tcW w:type="dxa" w:w="1624"/>
-            <w:shd w:val="clear" w:color="auto" w:fill="375A23"/>
-          </w:tcPr>
-          <w:p>
-            <w:r>
-              <w:rPr>
-                <w:b/>
-                <w:color w:val="FFFFFF"/>
-                <w:sz w:val="18"/>
-              </w:rPr>
-              <w:t>CAN ID</w:t>
-            </w:r>
-          </w:p>
-        </w:tc>
-        <w:tc>
-          <w:tcPr>
-            <w:tcW w:type="dxa" w:w="1624"/>
-            <w:shd w:val="clear" w:color="auto" w:fill="375A23"/>
-          </w:tcPr>
-          <w:p>
-            <w:r>
-              <w:rPr>
-                <w:b/>
-                <w:color w:val="FFFFFF"/>
-                <w:sz w:val="18"/>
-              </w:rPr>
-              <w:t>Name</w:t>
-            </w:r>
-          </w:p>
-        </w:tc>
-        <w:tc>
-          <w:tcPr>
-            <w:tcW w:type="dxa" w:w="1624"/>
-            <w:shd w:val="clear" w:color="auto" w:fill="375A23"/>
-          </w:tcPr>
-          <w:p>
-            <w:r>
-              <w:rPr>
-                <w:b/>
-                <w:color w:val="FFFFFF"/>
-                <w:sz w:val="18"/>
-              </w:rPr>
-              <w:t>DLC</w:t>
-            </w:r>
-          </w:p>
-        </w:tc>
-        <w:tc>
-          <w:tcPr>
-            <w:tcW w:type="dxa" w:w="1624"/>
-            <w:shd w:val="clear" w:color="auto" w:fill="375A23"/>
-          </w:tcPr>
-          <w:p>
-            <w:r>
-              <w:rPr>
-                <w:b/>
-                <w:color w:val="FFFFFF"/>
-                <w:sz w:val="18"/>
-              </w:rPr>
-              <w:t>Byte 0 (bitmask)</w:t>
-            </w:r>
-          </w:p>
-        </w:tc>
-        <w:tc>
-          <w:tcPr>
-            <w:tcW w:type="dxa" w:w="1624"/>
-            <w:shd w:val="clear" w:color="auto" w:fill="375A23"/>
-          </w:tcPr>
-          <w:p>
-            <w:r>
-              <w:rPr>
-                <w:b/>
-                <w:color w:val="FFFFFF"/>
-                <w:sz w:val="18"/>
-              </w:rPr>
-              <w:t>Byte 1</w:t>
-            </w:r>
-          </w:p>
-        </w:tc>
-        <w:tc>
-          <w:tcPr>
-            <w:tcW w:type="dxa" w:w="1624"/>
-            <w:shd w:val="clear" w:color="auto" w:fill="375A23"/>
-          </w:tcPr>
-          <w:p>
-            <w:r>
-              <w:rPr>
-                <w:b/>
-                <w:color w:val="FFFFFF"/>
-                <w:sz w:val="18"/>
-              </w:rPr>
-              <w:t>Notes</w:t>
-            </w:r>
-          </w:p>
-        </w:tc>
-      </w:tr>
-      <w:tr>
-        <w:tc>
-          <w:tcPr>
-            <w:tcW w:type="dxa" w:w="1624"/>
-            <w:shd w:val="clear" w:color="auto" w:fill="F2F2F2"/>
-          </w:tcPr>
-          <w:p>
-            <w:r>
-              <w:rPr>
-                <w:sz w:val="17"/>
-              </w:rPr>
-              <w:t>0x110</w:t>
-            </w:r>
-          </w:p>
-        </w:tc>
-        <w:tc>
-          <w:tcPr>
-            <w:tcW w:type="dxa" w:w="1624"/>
-            <w:shd w:val="clear" w:color="auto" w:fill="F2F2F2"/>
-          </w:tcPr>
-          <w:p>
-            <w:r>
-              <w:rPr>
-                <w:sz w:val="17"/>
-              </w:rPr>
-              <w:t>Front Command</w:t>
-            </w:r>
-          </w:p>
-        </w:tc>
-        <w:tc>
-          <w:tcPr>
-            <w:tcW w:type="dxa" w:w="1624"/>
-            <w:shd w:val="clear" w:color="auto" w:fill="F2F2F2"/>
-          </w:tcPr>
-          <w:p>
-            <w:r>
-              <w:rPr>
-                <w:sz w:val="17"/>
-              </w:rPr>
-              <w:t>1</w:t>
-            </w:r>
-          </w:p>
-        </w:tc>
-        <w:tc>
-          <w:tcPr>
-            <w:tcW w:type="dxa" w:w="1624"/>
-            <w:shd w:val="clear" w:color="auto" w:fill="F2F2F2"/>
-          </w:tcPr>
-          <w:p>
-            <w:r>
-              <w:rPr>
-                <w:sz w:val="17"/>
-              </w:rPr>
-              <w:t>Bit0=Headlight, Bit1=Washer, Bit2=Wiper, Bit3=L-Turn, Bit4=R-Turn</w:t>
-            </w:r>
-          </w:p>
-        </w:tc>
-        <w:tc>
-          <w:tcPr>
-            <w:tcW w:type="dxa" w:w="1624"/>
-            <w:shd w:val="clear" w:color="auto" w:fill="F2F2F2"/>
-          </w:tcPr>
-          <w:p>
-            <w:r>
-              <w:rPr>
-                <w:sz w:val="17"/>
-              </w:rPr>
-              <w:t>—</w:t>
-            </w:r>
-          </w:p>
-        </w:tc>
-        <w:tc>
-          <w:tcPr>
-            <w:tcW w:type="dxa" w:w="1624"/>
-            <w:shd w:val="clear" w:color="auto" w:fill="F2F2F2"/>
-          </w:tcPr>
-          <w:p>
-            <w:r>
-              <w:rPr>
-                <w:sz w:val="17"/>
-              </w:rPr>
-              <w:t>Sent by Translator on Qt event</w:t>
-            </w:r>
-          </w:p>
-        </w:tc>
-      </w:tr>
-    </w:tbl>
-    <w:p/>
-    <w:p>
-      <w:pPr>
-        <w:spacing w:before="160" w:after="40"/>
-      </w:pPr>
-      <w:r>
-        <w:rPr>
-          <w:b/>
-          <w:color w:val="1E5A8A"/>
-          <w:sz w:val="22"/>
-        </w:rPr>
-        <w:t>Group D — Qt via Translator → BCM-Rear (On user action)</w:t>
-      </w:r>
-    </w:p>
-    <w:tbl>
-      <w:tblPr>
-        <w:tblStyle w:val="TableGrid"/>
-        <w:tblW w:type="auto" w:w="0"/>
-        <w:tblLook w:firstColumn="1" w:firstRow="1" w:lastColumn="0" w:lastRow="0" w:noHBand="0" w:noVBand="1" w:val="04A0"/>
-      </w:tblPr>
-      <w:tblGrid>
-        <w:gridCol w:w="1624"/>
-        <w:gridCol w:w="1624"/>
-        <w:gridCol w:w="1624"/>
-        <w:gridCol w:w="1624"/>
-        <w:gridCol w:w="1624"/>
-        <w:gridCol w:w="1624"/>
-      </w:tblGrid>
-      <w:tr>
-        <w:tc>
-          <w:tcPr>
-            <w:tcW w:type="dxa" w:w="1624"/>
-            <w:shd w:val="clear" w:color="auto" w:fill="375A23"/>
-          </w:tcPr>
-          <w:p>
-            <w:r>
-              <w:rPr>
-                <w:b/>
-                <w:color w:val="FFFFFF"/>
-                <w:sz w:val="18"/>
-              </w:rPr>
-              <w:t>CAN ID</w:t>
-            </w:r>
-          </w:p>
-        </w:tc>
-        <w:tc>
-          <w:tcPr>
-            <w:tcW w:type="dxa" w:w="1624"/>
-            <w:shd w:val="clear" w:color="auto" w:fill="375A23"/>
-          </w:tcPr>
-          <w:p>
-            <w:r>
-              <w:rPr>
-                <w:b/>
-                <w:color w:val="FFFFFF"/>
-                <w:sz w:val="18"/>
-              </w:rPr>
-              <w:t>Name</w:t>
-            </w:r>
-          </w:p>
-        </w:tc>
-        <w:tc>
-          <w:tcPr>
-            <w:tcW w:type="dxa" w:w="1624"/>
-            <w:shd w:val="clear" w:color="auto" w:fill="375A23"/>
-          </w:tcPr>
-          <w:p>
-            <w:r>
-              <w:rPr>
-                <w:b/>
-                <w:color w:val="FFFFFF"/>
-                <w:sz w:val="18"/>
-              </w:rPr>
-              <w:t>DLC</w:t>
-            </w:r>
-          </w:p>
-        </w:tc>
-        <w:tc>
-          <w:tcPr>
-            <w:tcW w:type="dxa" w:w="1624"/>
-            <w:shd w:val="clear" w:color="auto" w:fill="375A23"/>
-          </w:tcPr>
-          <w:p>
-            <w:r>
-              <w:rPr>
-                <w:b/>
-                <w:color w:val="FFFFFF"/>
-                <w:sz w:val="18"/>
-              </w:rPr>
-              <w:t>Byte 0 (bitmask)</w:t>
-            </w:r>
-          </w:p>
-        </w:tc>
-        <w:tc>
-          <w:tcPr>
-            <w:tcW w:type="dxa" w:w="1624"/>
-            <w:shd w:val="clear" w:color="auto" w:fill="375A23"/>
-          </w:tcPr>
-          <w:p>
-            <w:r>
-              <w:rPr>
-                <w:b/>
-                <w:color w:val="FFFFFF"/>
-                <w:sz w:val="18"/>
-              </w:rPr>
-              <w:t>Byte 1</w:t>
-            </w:r>
-          </w:p>
-        </w:tc>
-        <w:tc>
-          <w:tcPr>
-            <w:tcW w:type="dxa" w:w="1624"/>
-            <w:shd w:val="clear" w:color="auto" w:fill="375A23"/>
-          </w:tcPr>
-          <w:p>
-            <w:r>
-              <w:rPr>
-                <w:b/>
-                <w:color w:val="FFFFFF"/>
-                <w:sz w:val="18"/>
-              </w:rPr>
-              <w:t>Notes</w:t>
-            </w:r>
-          </w:p>
-        </w:tc>
-      </w:tr>
-      <w:tr>
-        <w:tc>
-          <w:tcPr>
-            <w:tcW w:type="dxa" w:w="1624"/>
-            <w:shd w:val="clear" w:color="auto" w:fill="F2F2F2"/>
-          </w:tcPr>
-          <w:p>
-            <w:r>
-              <w:rPr>
-                <w:sz w:val="17"/>
-              </w:rPr>
-              <w:t>0x120</w:t>
-            </w:r>
-          </w:p>
-        </w:tc>
-        <w:tc>
-          <w:tcPr>
-            <w:tcW w:type="dxa" w:w="1624"/>
-            <w:shd w:val="clear" w:color="auto" w:fill="F2F2F2"/>
-          </w:tcPr>
-          <w:p>
-            <w:r>
-              <w:rPr>
-                <w:sz w:val="17"/>
-              </w:rPr>
-              <w:t>Rear Command</w:t>
-            </w:r>
-          </w:p>
-        </w:tc>
-        <w:tc>
-          <w:tcPr>
-            <w:tcW w:type="dxa" w:w="1624"/>
-            <w:shd w:val="clear" w:color="auto" w:fill="F2F2F2"/>
-          </w:tcPr>
-          <w:p>
-            <w:r>
-              <w:rPr>
-                <w:sz w:val="17"/>
-              </w:rPr>
-              <w:t>1</w:t>
-            </w:r>
-          </w:p>
-        </w:tc>
-        <w:tc>
-          <w:tcPr>
-            <w:tcW w:type="dxa" w:w="1624"/>
-            <w:shd w:val="clear" w:color="auto" w:fill="F2F2F2"/>
-          </w:tcPr>
-          <w:p>
-            <w:r>
-              <w:rPr>
-                <w:sz w:val="17"/>
-              </w:rPr>
-              <w:t>Bit0=L-Turn, Bit1=R-Turn, Bit2=Trunk Open, Bit3=Trunk Close</w:t>
-            </w:r>
-          </w:p>
-        </w:tc>
-        <w:tc>
-          <w:tcPr>
-            <w:tcW w:type="dxa" w:w="1624"/>
-            <w:shd w:val="clear" w:color="auto" w:fill="F2F2F2"/>
-          </w:tcPr>
-          <w:p>
-            <w:r>
-              <w:rPr>
-                <w:sz w:val="17"/>
-              </w:rPr>
-              <w:t>—</w:t>
-            </w:r>
-          </w:p>
-        </w:tc>
-        <w:tc>
-          <w:tcPr>
-            <w:tcW w:type="dxa" w:w="1624"/>
-            <w:shd w:val="clear" w:color="auto" w:fill="F2F2F2"/>
-          </w:tcPr>
-          <w:p>
-            <w:r>
-              <w:rPr>
-                <w:sz w:val="17"/>
-              </w:rPr>
-              <w:t>Sent by Translator on Qt event</w:t>
-            </w:r>
-          </w:p>
-        </w:tc>
-      </w:tr>
-    </w:tbl>
-    <w:p/>
-    <w:p>
-      <w:pPr>
-        <w:spacing w:before="160" w:after="40"/>
-      </w:pPr>
-      <w:r>
-        <w:rPr>
-          <w:b/>
-          <w:color w:val="1E5A8A"/>
-          <w:sz w:val="22"/>
-        </w:rPr>
-        <w:t>Group E — BCM-Front → Bus (200 ms + on fault)</w:t>
-      </w:r>
-    </w:p>
-    <w:tbl>
-      <w:tblPr>
-        <w:tblStyle w:val="TableGrid"/>
-        <w:tblW w:type="auto" w:w="0"/>
-        <w:tblLook w:firstColumn="1" w:firstRow="1" w:lastColumn="0" w:lastRow="0" w:noHBand="0" w:noVBand="1" w:val="04A0"/>
-      </w:tblPr>
-      <w:tblGrid>
-        <w:gridCol w:w="1624"/>
-        <w:gridCol w:w="1624"/>
-        <w:gridCol w:w="1624"/>
-        <w:gridCol w:w="1624"/>
-        <w:gridCol w:w="1624"/>
-        <w:gridCol w:w="1624"/>
-      </w:tblGrid>
-      <w:tr>
-        <w:tc>
-          <w:tcPr>
-            <w:tcW w:type="dxa" w:w="1624"/>
-            <w:shd w:val="clear" w:color="auto" w:fill="7B3800"/>
-          </w:tcPr>
-          <w:p>
-            <w:r>
-              <w:rPr>
-                <w:b/>
-                <w:color w:val="FFFFFF"/>
-                <w:sz w:val="18"/>
-              </w:rPr>
-              <w:t>CAN ID</w:t>
-            </w:r>
-          </w:p>
-        </w:tc>
-        <w:tc>
-          <w:tcPr>
-            <w:tcW w:type="dxa" w:w="1624"/>
-            <w:shd w:val="clear" w:color="auto" w:fill="7B3800"/>
-          </w:tcPr>
-          <w:p>
-            <w:r>
-              <w:rPr>
-                <w:b/>
-                <w:color w:val="FFFFFF"/>
-                <w:sz w:val="18"/>
-              </w:rPr>
-              <w:t>Name</w:t>
-            </w:r>
-          </w:p>
-        </w:tc>
-        <w:tc>
-          <w:tcPr>
-            <w:tcW w:type="dxa" w:w="1624"/>
-            <w:shd w:val="clear" w:color="auto" w:fill="7B3800"/>
-          </w:tcPr>
-          <w:p>
-            <w:r>
-              <w:rPr>
-                <w:b/>
-                <w:color w:val="FFFFFF"/>
-                <w:sz w:val="18"/>
-              </w:rPr>
-              <w:t>DLC</w:t>
-            </w:r>
-          </w:p>
-        </w:tc>
-        <w:tc>
-          <w:tcPr>
-            <w:tcW w:type="dxa" w:w="1624"/>
-            <w:shd w:val="clear" w:color="auto" w:fill="7B3800"/>
-          </w:tcPr>
-          <w:p>
-            <w:r>
-              <w:rPr>
-                <w:b/>
-                <w:color w:val="FFFFFF"/>
-                <w:sz w:val="18"/>
-              </w:rPr>
-              <w:t>Byte 0</w:t>
-            </w:r>
-          </w:p>
-        </w:tc>
-        <w:tc>
-          <w:tcPr>
-            <w:tcW w:type="dxa" w:w="1624"/>
-            <w:shd w:val="clear" w:color="auto" w:fill="7B3800"/>
-          </w:tcPr>
-          <w:p>
-            <w:r>
-              <w:rPr>
-                <w:b/>
-                <w:color w:val="FFFFFF"/>
-                <w:sz w:val="18"/>
-              </w:rPr>
-              <w:t>Byte 1</w:t>
-            </w:r>
-          </w:p>
-        </w:tc>
-        <w:tc>
-          <w:tcPr>
-            <w:tcW w:type="dxa" w:w="1624"/>
-            <w:shd w:val="clear" w:color="auto" w:fill="7B3800"/>
-          </w:tcPr>
-          <w:p>
-            <w:r>
-              <w:rPr>
-                <w:b/>
-                <w:color w:val="FFFFFF"/>
-                <w:sz w:val="18"/>
-              </w:rPr>
-              <w:t>Notes</w:t>
-            </w:r>
-          </w:p>
-        </w:tc>
-      </w:tr>
-      <w:tr>
-        <w:tc>
-          <w:tcPr>
-            <w:tcW w:type="dxa" w:w="1624"/>
-            <w:shd w:val="clear" w:color="auto" w:fill="F2F2F2"/>
-          </w:tcPr>
-          <w:p>
-            <w:r>
-              <w:rPr>
-                <w:sz w:val="17"/>
-              </w:rPr>
-              <w:t>0x200</w:t>
-            </w:r>
-          </w:p>
-        </w:tc>
-        <w:tc>
-          <w:tcPr>
-            <w:tcW w:type="dxa" w:w="1624"/>
-            <w:shd w:val="clear" w:color="auto" w:fill="F2F2F2"/>
-          </w:tcPr>
-          <w:p>
-            <w:r>
-              <w:rPr>
-                <w:sz w:val="17"/>
-              </w:rPr>
-              <w:t>Front BCM Status</w:t>
-            </w:r>
-          </w:p>
-        </w:tc>
-        <w:tc>
-          <w:tcPr>
-            <w:tcW w:type="dxa" w:w="1624"/>
-            <w:shd w:val="clear" w:color="auto" w:fill="F2F2F2"/>
-          </w:tcPr>
-          <w:p>
-            <w:r>
-              <w:rPr>
-                <w:sz w:val="17"/>
-              </w:rPr>
-              <w:t>2</w:t>
-            </w:r>
-          </w:p>
-        </w:tc>
-        <w:tc>
-          <w:tcPr>
-            <w:tcW w:type="dxa" w:w="1624"/>
-            <w:shd w:val="clear" w:color="auto" w:fill="F2F2F2"/>
-          </w:tcPr>
-          <w:p>
-            <w:r>
-              <w:rPr>
-                <w:sz w:val="17"/>
-              </w:rPr>
-              <w:t>Actuator bitmask</w:t>
-            </w:r>
-          </w:p>
-        </w:tc>
-        <w:tc>
-          <w:tcPr>
-            <w:tcW w:type="dxa" w:w="1624"/>
-            <w:shd w:val="clear" w:color="auto" w:fill="F2F2F2"/>
-          </w:tcPr>
-          <w:p>
-            <w:r>
-              <w:rPr>
-                <w:sz w:val="17"/>
-              </w:rPr>
-              <w:t>Wiper active flag</w:t>
-            </w:r>
-          </w:p>
-        </w:tc>
-        <w:tc>
-          <w:tcPr>
-            <w:tcW w:type="dxa" w:w="1624"/>
-            <w:shd w:val="clear" w:color="auto" w:fill="F2F2F2"/>
-          </w:tcPr>
-          <w:p>
-            <w:r>
-              <w:rPr>
-                <w:sz w:val="17"/>
-              </w:rPr>
-              <w:t>200 ms heartbeat</w:t>
-            </w:r>
-          </w:p>
-        </w:tc>
-      </w:tr>
-      <w:tr>
-        <w:tc>
-          <w:tcPr>
-            <w:tcW w:type="dxa" w:w="1624"/>
-            <w:shd w:val="clear" w:color="auto" w:fill="FFFFFF"/>
-          </w:tcPr>
-          <w:p>
-            <w:r>
-              <w:rPr>
-                <w:sz w:val="17"/>
-              </w:rPr>
-              <w:t>0x2FF</w:t>
-            </w:r>
-          </w:p>
-        </w:tc>
-        <w:tc>
-          <w:tcPr>
-            <w:tcW w:type="dxa" w:w="1624"/>
-            <w:shd w:val="clear" w:color="auto" w:fill="FFFFFF"/>
-          </w:tcPr>
-          <w:p>
-            <w:r>
-              <w:rPr>
-                <w:sz w:val="17"/>
-              </w:rPr>
-              <w:t>Front BCM Error</w:t>
-            </w:r>
-          </w:p>
-        </w:tc>
-        <w:tc>
-          <w:tcPr>
-            <w:tcW w:type="dxa" w:w="1624"/>
-            <w:shd w:val="clear" w:color="auto" w:fill="FFFFFF"/>
-          </w:tcPr>
-          <w:p>
-            <w:r>
-              <w:rPr>
-                <w:sz w:val="17"/>
-              </w:rPr>
-              <w:t>2</w:t>
-            </w:r>
-          </w:p>
-        </w:tc>
-        <w:tc>
-          <w:tcPr>
-            <w:tcW w:type="dxa" w:w="1624"/>
-            <w:shd w:val="clear" w:color="auto" w:fill="FFFFFF"/>
-          </w:tcPr>
-          <w:p>
-            <w:r>
-              <w:rPr>
-                <w:sz w:val="17"/>
-              </w:rPr>
-              <w:t>Error code</w:t>
-            </w:r>
-          </w:p>
-        </w:tc>
-        <w:tc>
-          <w:tcPr>
-            <w:tcW w:type="dxa" w:w="1624"/>
-            <w:shd w:val="clear" w:color="auto" w:fill="FFFFFF"/>
-          </w:tcPr>
-          <w:p>
-            <w:r>
-              <w:rPr>
-                <w:sz w:val="17"/>
-              </w:rPr>
-              <w:t>Fault bitmask</w:t>
-            </w:r>
-          </w:p>
-        </w:tc>
-        <w:tc>
-          <w:tcPr>
-            <w:tcW w:type="dxa" w:w="1624"/>
-            <w:shd w:val="clear" w:color="auto" w:fill="FFFFFF"/>
-          </w:tcPr>
-          <w:p>
-            <w:r>
-              <w:rPr>
-                <w:sz w:val="17"/>
-              </w:rPr>
-              <w:t>Sent on fault detection</w:t>
-            </w:r>
-          </w:p>
-        </w:tc>
-      </w:tr>
-    </w:tbl>
-    <w:p/>
-    <w:p>
-      <w:pPr>
-        <w:spacing w:before="160" w:after="40"/>
-      </w:pPr>
-      <w:r>
-        <w:rPr>
-          <w:b/>
-          <w:color w:val="1E5A8A"/>
-          <w:sz w:val="22"/>
-        </w:rPr>
-        <w:t>Group F — BCM-Rear → Bus (200 ms + on fault)</w:t>
-      </w:r>
-    </w:p>
-    <w:tbl>
-      <w:tblPr>
-        <w:tblStyle w:val="TableGrid"/>
-        <w:tblW w:type="auto" w:w="0"/>
-        <w:tblLook w:firstColumn="1" w:firstRow="1" w:lastColumn="0" w:lastRow="0" w:noHBand="0" w:noVBand="1" w:val="04A0"/>
-      </w:tblPr>
-      <w:tblGrid>
-        <w:gridCol w:w="1624"/>
-        <w:gridCol w:w="1624"/>
-        <w:gridCol w:w="1624"/>
-        <w:gridCol w:w="1624"/>
-        <w:gridCol w:w="1624"/>
-        <w:gridCol w:w="1624"/>
-      </w:tblGrid>
-      <w:tr>
-        <w:tc>
-          <w:tcPr>
-            <w:tcW w:type="dxa" w:w="1624"/>
-            <w:shd w:val="clear" w:color="auto" w:fill="7B3800"/>
-          </w:tcPr>
-          <w:p>
-            <w:r>
-              <w:rPr>
-                <w:b/>
-                <w:color w:val="FFFFFF"/>
-                <w:sz w:val="18"/>
-              </w:rPr>
-              <w:t>CAN ID</w:t>
-            </w:r>
-          </w:p>
-        </w:tc>
-        <w:tc>
-          <w:tcPr>
-            <w:tcW w:type="dxa" w:w="1624"/>
-            <w:shd w:val="clear" w:color="auto" w:fill="7B3800"/>
-          </w:tcPr>
-          <w:p>
-            <w:r>
-              <w:rPr>
-                <w:b/>
-                <w:color w:val="FFFFFF"/>
-                <w:sz w:val="18"/>
-              </w:rPr>
-              <w:t>Name</w:t>
-            </w:r>
-          </w:p>
-        </w:tc>
-        <w:tc>
-          <w:tcPr>
-            <w:tcW w:type="dxa" w:w="1624"/>
-            <w:shd w:val="clear" w:color="auto" w:fill="7B3800"/>
-          </w:tcPr>
-          <w:p>
-            <w:r>
-              <w:rPr>
-                <w:b/>
-                <w:color w:val="FFFFFF"/>
-                <w:sz w:val="18"/>
-              </w:rPr>
-              <w:t>DLC</w:t>
-            </w:r>
-          </w:p>
-        </w:tc>
-        <w:tc>
-          <w:tcPr>
-            <w:tcW w:type="dxa" w:w="1624"/>
-            <w:shd w:val="clear" w:color="auto" w:fill="7B3800"/>
-          </w:tcPr>
-          <w:p>
-            <w:r>
-              <w:rPr>
-                <w:b/>
-                <w:color w:val="FFFFFF"/>
-                <w:sz w:val="18"/>
-              </w:rPr>
-              <w:t>Byte 0</w:t>
-            </w:r>
-          </w:p>
-        </w:tc>
-        <w:tc>
-          <w:tcPr>
-            <w:tcW w:type="dxa" w:w="1624"/>
-            <w:shd w:val="clear" w:color="auto" w:fill="7B3800"/>
-          </w:tcPr>
-          <w:p>
-            <w:r>
-              <w:rPr>
-                <w:b/>
-                <w:color w:val="FFFFFF"/>
-                <w:sz w:val="18"/>
-              </w:rPr>
-              <w:t>Byte 1</w:t>
-            </w:r>
-          </w:p>
-        </w:tc>
-        <w:tc>
-          <w:tcPr>
-            <w:tcW w:type="dxa" w:w="1624"/>
-            <w:shd w:val="clear" w:color="auto" w:fill="7B3800"/>
-          </w:tcPr>
-          <w:p>
-            <w:r>
-              <w:rPr>
-                <w:b/>
-                <w:color w:val="FFFFFF"/>
-                <w:sz w:val="18"/>
-              </w:rPr>
-              <w:t>Notes</w:t>
-            </w:r>
-          </w:p>
-        </w:tc>
-      </w:tr>
-      <w:tr>
-        <w:tc>
-          <w:tcPr>
-            <w:tcW w:type="dxa" w:w="1624"/>
-            <w:shd w:val="clear" w:color="auto" w:fill="F2F2F2"/>
-          </w:tcPr>
-          <w:p>
-            <w:r>
-              <w:rPr>
-                <w:sz w:val="17"/>
-              </w:rPr>
-              <w:t>0x300</w:t>
-            </w:r>
-          </w:p>
-        </w:tc>
-        <w:tc>
-          <w:tcPr>
-            <w:tcW w:type="dxa" w:w="1624"/>
-            <w:shd w:val="clear" w:color="auto" w:fill="F2F2F2"/>
-          </w:tcPr>
-          <w:p>
-            <w:r>
-              <w:rPr>
-                <w:sz w:val="17"/>
-              </w:rPr>
-              <w:t>Rear BCM Status</w:t>
-            </w:r>
-          </w:p>
-        </w:tc>
-        <w:tc>
-          <w:tcPr>
-            <w:tcW w:type="dxa" w:w="1624"/>
-            <w:shd w:val="clear" w:color="auto" w:fill="F2F2F2"/>
-          </w:tcPr>
-          <w:p>
-            <w:r>
-              <w:rPr>
-                <w:sz w:val="17"/>
-              </w:rPr>
-              <w:t>2</w:t>
-            </w:r>
-          </w:p>
-        </w:tc>
-        <w:tc>
-          <w:tcPr>
-            <w:tcW w:type="dxa" w:w="1624"/>
-            <w:shd w:val="clear" w:color="auto" w:fill="F2F2F2"/>
-          </w:tcPr>
-          <w:p>
-            <w:r>
-              <w:rPr>
-                <w:sz w:val="17"/>
-              </w:rPr>
-              <w:t>Actuator bitmask</w:t>
-            </w:r>
-          </w:p>
-        </w:tc>
-        <w:tc>
-          <w:tcPr>
-            <w:tcW w:type="dxa" w:w="1624"/>
-            <w:shd w:val="clear" w:color="auto" w:fill="F2F2F2"/>
-          </w:tcPr>
-          <w:p>
-            <w:r>
-              <w:rPr>
-                <w:sz w:val="17"/>
-              </w:rPr>
-              <w:t>Trunk pos (0=closed,1=open,2=moving)</w:t>
-            </w:r>
-          </w:p>
-        </w:tc>
-        <w:tc>
-          <w:tcPr>
-            <w:tcW w:type="dxa" w:w="1624"/>
-            <w:shd w:val="clear" w:color="auto" w:fill="F2F2F2"/>
-          </w:tcPr>
-          <w:p>
-            <w:r>
-              <w:rPr>
-                <w:sz w:val="17"/>
-              </w:rPr>
-              <w:t>200 ms heartbeat</w:t>
-            </w:r>
-          </w:p>
-        </w:tc>
-      </w:tr>
-      <w:tr>
-        <w:tc>
-          <w:tcPr>
-            <w:tcW w:type="dxa" w:w="1624"/>
-            <w:shd w:val="clear" w:color="auto" w:fill="FFFFFF"/>
-          </w:tcPr>
-          <w:p>
-            <w:r>
-              <w:rPr>
-                <w:sz w:val="17"/>
-              </w:rPr>
-              <w:t>0x3FF</w:t>
-            </w:r>
-          </w:p>
-        </w:tc>
-        <w:tc>
-          <w:tcPr>
-            <w:tcW w:type="dxa" w:w="1624"/>
-            <w:shd w:val="clear" w:color="auto" w:fill="FFFFFF"/>
-          </w:tcPr>
-          <w:p>
-            <w:r>
-              <w:rPr>
-                <w:sz w:val="17"/>
-              </w:rPr>
-              <w:t>Rear BCM Error</w:t>
-            </w:r>
-          </w:p>
-        </w:tc>
-        <w:tc>
-          <w:tcPr>
-            <w:tcW w:type="dxa" w:w="1624"/>
-            <w:shd w:val="clear" w:color="auto" w:fill="FFFFFF"/>
-          </w:tcPr>
-          <w:p>
-            <w:r>
-              <w:rPr>
-                <w:sz w:val="17"/>
-              </w:rPr>
-              <w:t>2</w:t>
-            </w:r>
-          </w:p>
-        </w:tc>
-        <w:tc>
-          <w:tcPr>
-            <w:tcW w:type="dxa" w:w="1624"/>
-            <w:shd w:val="clear" w:color="auto" w:fill="FFFFFF"/>
-          </w:tcPr>
-          <w:p>
-            <w:r>
-              <w:rPr>
-                <w:sz w:val="17"/>
-              </w:rPr>
-              <w:t>Error code</w:t>
-            </w:r>
-          </w:p>
-        </w:tc>
-        <w:tc>
-          <w:tcPr>
-            <w:tcW w:type="dxa" w:w="1624"/>
-            <w:shd w:val="clear" w:color="auto" w:fill="FFFFFF"/>
-          </w:tcPr>
-          <w:p>
-            <w:r>
-              <w:rPr>
-                <w:sz w:val="17"/>
-              </w:rPr>
-              <w:t>Fault bitmask</w:t>
-            </w:r>
-          </w:p>
-        </w:tc>
-        <w:tc>
-          <w:tcPr>
-            <w:tcW w:type="dxa" w:w="1624"/>
-            <w:shd w:val="clear" w:color="auto" w:fill="FFFFFF"/>
-          </w:tcPr>
-          <w:p>
-            <w:r>
-              <w:rPr>
-                <w:sz w:val="17"/>
-              </w:rPr>
-              <w:t>Sent on fault detection</w:t>
-            </w:r>
-          </w:p>
-        </w:tc>
-      </w:tr>
-    </w:tbl>
-    <w:p/>
-    <w:p>
-      <w:pPr>
-        <w:spacing w:before="160" w:after="40"/>
-      </w:pPr>
-      <w:r>
-        <w:rPr>
-          <w:b/>
-          <w:color w:val="1E5A8A"/>
-          <w:sz w:val="22"/>
-        </w:rPr>
-        <w:t>Group G — Nucleo → Bus (Aggregated Error Re-broadcast)</w:t>
-      </w:r>
-    </w:p>
-    <w:tbl>
-      <w:tblPr>
-        <w:tblStyle w:val="TableGrid"/>
-        <w:tblW w:type="auto" w:w="0"/>
-        <w:tblLook w:firstColumn="1" w:firstRow="1" w:lastColumn="0" w:lastRow="0" w:noHBand="0" w:noVBand="1" w:val="04A0"/>
-      </w:tblPr>
-      <w:tblGrid>
-        <w:gridCol w:w="1624"/>
-        <w:gridCol w:w="1624"/>
-        <w:gridCol w:w="1624"/>
-        <w:gridCol w:w="1624"/>
-        <w:gridCol w:w="1624"/>
-        <w:gridCol w:w="1624"/>
-      </w:tblGrid>
-      <w:tr>
-        <w:tc>
-          <w:tcPr>
-            <w:tcW w:type="dxa" w:w="1624"/>
-            <w:shd w:val="clear" w:color="auto" w:fill="C00000"/>
-          </w:tcPr>
-          <w:p>
-            <w:r>
-              <w:rPr>
-                <w:b/>
-                <w:color w:val="FFFFFF"/>
-                <w:sz w:val="18"/>
-              </w:rPr>
-              <w:t>CAN ID</w:t>
-            </w:r>
-          </w:p>
-        </w:tc>
-        <w:tc>
-          <w:tcPr>
-            <w:tcW w:type="dxa" w:w="1624"/>
-            <w:shd w:val="clear" w:color="auto" w:fill="C00000"/>
-          </w:tcPr>
-          <w:p>
-            <w:r>
-              <w:rPr>
-                <w:b/>
-                <w:color w:val="FFFFFF"/>
-                <w:sz w:val="18"/>
-              </w:rPr>
-              <w:t>Name</w:t>
-            </w:r>
-          </w:p>
-        </w:tc>
-        <w:tc>
-          <w:tcPr>
-            <w:tcW w:type="dxa" w:w="1624"/>
-            <w:shd w:val="clear" w:color="auto" w:fill="C00000"/>
-          </w:tcPr>
-          <w:p>
-            <w:r>
-              <w:rPr>
-                <w:b/>
-                <w:color w:val="FFFFFF"/>
-                <w:sz w:val="18"/>
-              </w:rPr>
-              <w:t>DLC</w:t>
-            </w:r>
-          </w:p>
-        </w:tc>
-        <w:tc>
-          <w:tcPr>
-            <w:tcW w:type="dxa" w:w="1624"/>
-            <w:shd w:val="clear" w:color="auto" w:fill="C00000"/>
-          </w:tcPr>
-          <w:p>
-            <w:r>
-              <w:rPr>
-                <w:b/>
-                <w:color w:val="FFFFFF"/>
-                <w:sz w:val="18"/>
-              </w:rPr>
-              <w:t>Byte 0</w:t>
-            </w:r>
-          </w:p>
-        </w:tc>
-        <w:tc>
-          <w:tcPr>
-            <w:tcW w:type="dxa" w:w="1624"/>
-            <w:shd w:val="clear" w:color="auto" w:fill="C00000"/>
-          </w:tcPr>
-          <w:p>
-            <w:r>
-              <w:rPr>
-                <w:b/>
-                <w:color w:val="FFFFFF"/>
-                <w:sz w:val="18"/>
-              </w:rPr>
-              <w:t>Byte 1 / Byte 2</w:t>
-            </w:r>
-          </w:p>
-        </w:tc>
-        <w:tc>
-          <w:tcPr>
-            <w:tcW w:type="dxa" w:w="1624"/>
-            <w:shd w:val="clear" w:color="auto" w:fill="C00000"/>
-          </w:tcPr>
-          <w:p>
-            <w:r>
-              <w:rPr>
-                <w:b/>
-                <w:color w:val="FFFFFF"/>
-                <w:sz w:val="18"/>
-              </w:rPr>
-              <w:t>Notes</w:t>
-            </w:r>
-          </w:p>
-        </w:tc>
-      </w:tr>
-      <w:tr>
-        <w:tc>
-          <w:tcPr>
-            <w:tcW w:type="dxa" w:w="1624"/>
-            <w:shd w:val="clear" w:color="auto" w:fill="F2F2F2"/>
-          </w:tcPr>
-          <w:p>
-            <w:r>
-              <w:rPr>
-                <w:sz w:val="17"/>
-              </w:rPr>
               <w:t>0x700</w:t>
             </w:r>
           </w:p>
         </w:tc>
         <w:tc>
           <w:tcPr>
-            <w:tcW w:type="dxa" w:w="1624"/>
-            <w:shd w:val="clear" w:color="auto" w:fill="F2F2F2"/>
+            <w:tcW w:type="dxa" w:w="2160"/>
           </w:tcPr>
           <w:p>
             <w:r>
-              <w:rPr>
-                <w:sz w:val="17"/>
-              </w:rPr>
               <w:t>System Error</w:t>
             </w:r>
           </w:p>
         </w:tc>
         <w:tc>
           <w:tcPr>
-            <w:tcW w:type="dxa" w:w="1624"/>
-            <w:shd w:val="clear" w:color="auto" w:fill="F2F2F2"/>
+            <w:tcW w:type="dxa" w:w="2160"/>
           </w:tcPr>
           <w:p>
             <w:r>
-              <w:rPr>
-                <w:sz w:val="17"/>
-              </w:rPr>
               <w:t>3</w:t>
             </w:r>
           </w:p>
         </w:tc>
         <w:tc>
           <w:tcPr>
-            <w:tcW w:type="dxa" w:w="1624"/>
-            <w:shd w:val="clear" w:color="auto" w:fill="F2F2F2"/>
+            <w:tcW w:type="dxa" w:w="2160"/>
           </w:tcPr>
           <w:p>
             <w:r>
-              <w:rPr>
-                <w:sz w:val="17"/>
-              </w:rPr>
-              <w:t>Source (0x02=Front, 0x03=Rear)</w:t>
-            </w:r>
-          </w:p>
-        </w:tc>
-        <w:tc>
-          <w:tcPr>
-            <w:tcW w:type="dxa" w:w="1624"/>
-            <w:shd w:val="clear" w:color="auto" w:fill="F2F2F2"/>
-          </w:tcPr>
-          <w:p>
-            <w:r>
-              <w:rPr>
-                <w:sz w:val="17"/>
-              </w:rPr>
-              <w:t>Error code | Byte 2=Fault bitmask</w:t>
-            </w:r>
-          </w:p>
-        </w:tc>
-        <w:tc>
-          <w:tcPr>
-            <w:tcW w:type="dxa" w:w="1624"/>
-            <w:shd w:val="clear" w:color="auto" w:fill="F2F2F2"/>
-          </w:tcPr>
-          <w:p>
-            <w:r>
-              <w:rPr>
-                <w:sz w:val="17"/>
-              </w:rPr>
-              <w:t>Triggered by any BCM error</w:t>
+              <w:t>Byte0: Source Node, Byte1: Error Code, Byte2: Fault Bitmask</w:t>
             </w:r>
           </w:p>
         </w:tc>
       </w:tr>
     </w:tbl>
-    <w:p/>
-    <w:p>
-      <w:pPr>
-        <w:spacing w:before="280" w:after="80"/>
-        <w:pBdr>
-          <w:bottom w:val="single" w:sz="6" w:space="1" w:color="0F274D"/>
-        </w:pBdr>
-      </w:pPr>
-      <w:r>
-        <w:rPr>
-          <w:b/>
-          <w:color w:val="0F274D"/>
-          <w:sz w:val="28"/>
-        </w:rPr>
-        <w:t>6. Error Codes</w:t>
-      </w:r>
-    </w:p>
-    <w:tbl>
-      <w:tblPr>
-        <w:tblStyle w:val="TableGrid"/>
-        <w:tblW w:type="auto" w:w="0"/>
-        <w:tblLook w:firstColumn="1" w:firstRow="1" w:lastColumn="0" w:lastRow="0" w:noHBand="0" w:noVBand="1" w:val="04A0"/>
-      </w:tblPr>
-      <w:tblGrid>
-        <w:gridCol w:w="3249"/>
-        <w:gridCol w:w="3249"/>
-        <w:gridCol w:w="3249"/>
-      </w:tblGrid>
-      <w:tr>
-        <w:tc>
-          <w:tcPr>
-            <w:tcW w:type="dxa" w:w="1417"/>
-            <w:shd w:val="clear" w:color="auto" w:fill="0F274D"/>
-          </w:tcPr>
-          <w:p>
-            <w:r>
-              <w:rPr>
-                <w:b/>
-                <w:color w:val="FFFFFF"/>
-                <w:sz w:val="18"/>
-              </w:rPr>
-              <w:t>Code</w:t>
-            </w:r>
-          </w:p>
-        </w:tc>
-        <w:tc>
-          <w:tcPr>
-            <w:tcW w:type="dxa" w:w="5669"/>
-            <w:shd w:val="clear" w:color="auto" w:fill="0F274D"/>
-          </w:tcPr>
-          <w:p>
-            <w:r>
-              <w:rPr>
-                <w:b/>
-                <w:color w:val="FFFFFF"/>
-                <w:sz w:val="18"/>
-              </w:rPr>
-              <w:t>Meaning</w:t>
-            </w:r>
-          </w:p>
-        </w:tc>
-        <w:tc>
-          <w:tcPr>
-            <w:tcW w:type="dxa" w:w="2268"/>
-            <w:shd w:val="clear" w:color="auto" w:fill="0F274D"/>
-          </w:tcPr>
-          <w:p>
-            <w:r>
-              <w:rPr>
-                <w:b/>
-                <w:color w:val="FFFFFF"/>
-                <w:sz w:val="18"/>
-              </w:rPr>
-              <w:t>Source Node</w:t>
-            </w:r>
-          </w:p>
-        </w:tc>
-      </w:tr>
-      <w:tr>
-        <w:tc>
-          <w:tcPr>
-            <w:tcW w:type="dxa" w:w="1417"/>
-            <w:shd w:val="clear" w:color="auto" w:fill="F2F2F2"/>
-          </w:tcPr>
-          <w:p>
-            <w:r>
-              <w:rPr>
-                <w:sz w:val="17"/>
-              </w:rPr>
-              <w:t>0x01</w:t>
-            </w:r>
-          </w:p>
-        </w:tc>
-        <w:tc>
-          <w:tcPr>
-            <w:tcW w:type="dxa" w:w="5669"/>
-            <w:shd w:val="clear" w:color="auto" w:fill="F2F2F2"/>
-          </w:tcPr>
-          <w:p>
-            <w:r>
-              <w:rPr>
-                <w:sz w:val="17"/>
-              </w:rPr>
-              <w:t>Actuator relay / output fault</w:t>
-            </w:r>
-          </w:p>
-        </w:tc>
-        <w:tc>
-          <w:tcPr>
-            <w:tcW w:type="dxa" w:w="2268"/>
-            <w:shd w:val="clear" w:color="auto" w:fill="F2F2F2"/>
-          </w:tcPr>
-          <w:p>
-            <w:r>
-              <w:rPr>
-                <w:sz w:val="17"/>
-              </w:rPr>
-              <w:t>BCM-F or BCM-R</w:t>
-            </w:r>
-          </w:p>
-        </w:tc>
-      </w:tr>
-      <w:tr>
-        <w:tc>
-          <w:tcPr>
-            <w:tcW w:type="dxa" w:w="1417"/>
-            <w:shd w:val="clear" w:color="auto" w:fill="FFFFFF"/>
-          </w:tcPr>
-          <w:p>
-            <w:r>
-              <w:rPr>
-                <w:sz w:val="17"/>
-              </w:rPr>
-              <w:t>0x02</w:t>
-            </w:r>
-          </w:p>
-        </w:tc>
-        <w:tc>
-          <w:tcPr>
-            <w:tcW w:type="dxa" w:w="5669"/>
-            <w:shd w:val="clear" w:color="auto" w:fill="FFFFFF"/>
-          </w:tcPr>
-          <w:p>
-            <w:r>
-              <w:rPr>
-                <w:sz w:val="17"/>
-              </w:rPr>
-              <w:t>Trunk sensor read fault</w:t>
-            </w:r>
-          </w:p>
-        </w:tc>
-        <w:tc>
-          <w:tcPr>
-            <w:tcW w:type="dxa" w:w="2268"/>
-            <w:shd w:val="clear" w:color="auto" w:fill="FFFFFF"/>
-          </w:tcPr>
-          <w:p>
-            <w:r>
-              <w:rPr>
-                <w:sz w:val="17"/>
-              </w:rPr>
-              <w:t>BCM-R</w:t>
-            </w:r>
-          </w:p>
-        </w:tc>
-      </w:tr>
-      <w:tr>
-        <w:tc>
-          <w:tcPr>
-            <w:tcW w:type="dxa" w:w="1417"/>
-            <w:shd w:val="clear" w:color="auto" w:fill="F2F2F2"/>
-          </w:tcPr>
-          <w:p>
-            <w:r>
-              <w:rPr>
-                <w:sz w:val="17"/>
-              </w:rPr>
-              <w:t>0x03</w:t>
-            </w:r>
-          </w:p>
-        </w:tc>
-        <w:tc>
-          <w:tcPr>
-            <w:tcW w:type="dxa" w:w="5669"/>
-            <w:shd w:val="clear" w:color="auto" w:fill="F2F2F2"/>
-          </w:tcPr>
-          <w:p>
-            <w:r>
-              <w:rPr>
-                <w:sz w:val="17"/>
-              </w:rPr>
-              <w:t>CAN node heartbeat timeout (no 0x200/0x300 &gt; 1 s)</w:t>
-            </w:r>
-          </w:p>
-        </w:tc>
-        <w:tc>
-          <w:tcPr>
-            <w:tcW w:type="dxa" w:w="2268"/>
-            <w:shd w:val="clear" w:color="auto" w:fill="F2F2F2"/>
-          </w:tcPr>
-          <w:p>
-            <w:r>
-              <w:rPr>
-                <w:sz w:val="17"/>
-              </w:rPr>
-              <w:t>Nucleo</w:t>
-            </w:r>
-          </w:p>
-        </w:tc>
-      </w:tr>
-      <w:tr>
-        <w:tc>
-          <w:tcPr>
-            <w:tcW w:type="dxa" w:w="1417"/>
-            <w:shd w:val="clear" w:color="auto" w:fill="FFFFFF"/>
-          </w:tcPr>
-          <w:p>
-            <w:r>
-              <w:rPr>
-                <w:sz w:val="17"/>
-              </w:rPr>
-              <w:t>0x04</w:t>
-            </w:r>
-          </w:p>
-        </w:tc>
-        <w:tc>
-          <w:tcPr>
-            <w:tcW w:type="dxa" w:w="5669"/>
-            <w:shd w:val="clear" w:color="auto" w:fill="FFFFFF"/>
-          </w:tcPr>
-          <w:p>
-            <w:r>
-              <w:rPr>
-                <w:sz w:val="17"/>
-              </w:rPr>
-              <w:t>Overcurrent detected on motor output</w:t>
-            </w:r>
-          </w:p>
-        </w:tc>
-        <w:tc>
-          <w:tcPr>
-            <w:tcW w:type="dxa" w:w="2268"/>
-            <w:shd w:val="clear" w:color="auto" w:fill="FFFFFF"/>
-          </w:tcPr>
-          <w:p>
-            <w:r>
-              <w:rPr>
-                <w:sz w:val="17"/>
-              </w:rPr>
-              <w:t>BCM-F or BCM-R</w:t>
-            </w:r>
-          </w:p>
-        </w:tc>
-      </w:tr>
-      <w:tr>
-        <w:tc>
-          <w:tcPr>
-            <w:tcW w:type="dxa" w:w="1417"/>
-            <w:shd w:val="clear" w:color="auto" w:fill="F2F2F2"/>
-          </w:tcPr>
-          <w:p>
-            <w:r>
-              <w:rPr>
-                <w:sz w:val="17"/>
-              </w:rPr>
-              <w:t>0x05</w:t>
-            </w:r>
-          </w:p>
-        </w:tc>
-        <w:tc>
-          <w:tcPr>
-            <w:tcW w:type="dxa" w:w="5669"/>
-            <w:shd w:val="clear" w:color="auto" w:fill="F2F2F2"/>
-          </w:tcPr>
-          <w:p>
-            <w:r>
-              <w:rPr>
-                <w:sz w:val="17"/>
-              </w:rPr>
-              <w:t>Trunk motor position error (sensor ≠ command &gt; 3 s)</w:t>
-            </w:r>
-          </w:p>
-        </w:tc>
-        <w:tc>
-          <w:tcPr>
-            <w:tcW w:type="dxa" w:w="2268"/>
-            <w:shd w:val="clear" w:color="auto" w:fill="F2F2F2"/>
-          </w:tcPr>
-          <w:p>
-            <w:r>
-              <w:rPr>
-                <w:sz w:val="17"/>
-              </w:rPr>
-              <w:t>BCM-R</w:t>
-            </w:r>
-          </w:p>
-        </w:tc>
-      </w:tr>
-      <w:tr>
-        <w:tc>
-          <w:tcPr>
-            <w:tcW w:type="dxa" w:w="1417"/>
-            <w:shd w:val="clear" w:color="auto" w:fill="FFFFFF"/>
-          </w:tcPr>
-          <w:p>
-            <w:r>
-              <w:rPr>
-                <w:sz w:val="17"/>
-              </w:rPr>
-              <w:t>0x06</w:t>
-            </w:r>
-          </w:p>
-        </w:tc>
-        <w:tc>
-          <w:tcPr>
-            <w:tcW w:type="dxa" w:w="5669"/>
-            <w:shd w:val="clear" w:color="auto" w:fill="FFFFFF"/>
-          </w:tcPr>
-          <w:p>
-            <w:r>
-              <w:rPr>
-                <w:sz w:val="17"/>
-              </w:rPr>
-              <w:t>Wiper motor stall</w:t>
-            </w:r>
-          </w:p>
-        </w:tc>
-        <w:tc>
-          <w:tcPr>
-            <w:tcW w:type="dxa" w:w="2268"/>
-            <w:shd w:val="clear" w:color="auto" w:fill="FFFFFF"/>
-          </w:tcPr>
-          <w:p>
-            <w:r>
-              <w:rPr>
-                <w:sz w:val="17"/>
-              </w:rPr>
-              <w:t>BCM-F</w:t>
-            </w:r>
-          </w:p>
-        </w:tc>
-      </w:tr>
-      <w:tr>
-        <w:tc>
-          <w:tcPr>
-            <w:tcW w:type="dxa" w:w="1417"/>
-            <w:shd w:val="clear" w:color="auto" w:fill="F2F2F2"/>
-          </w:tcPr>
-          <w:p>
-            <w:r>
-              <w:rPr>
-                <w:sz w:val="17"/>
-              </w:rPr>
-              <w:t>0x07</w:t>
-            </w:r>
-          </w:p>
-        </w:tc>
-        <w:tc>
-          <w:tcPr>
-            <w:tcW w:type="dxa" w:w="5669"/>
-            <w:shd w:val="clear" w:color="auto" w:fill="F2F2F2"/>
-          </w:tcPr>
-          <w:p>
-            <w:r>
-              <w:rPr>
-                <w:sz w:val="17"/>
-              </w:rPr>
-              <w:t>Headlight open-circuit fault</w:t>
-            </w:r>
-          </w:p>
-        </w:tc>
-        <w:tc>
-          <w:tcPr>
-            <w:tcW w:type="dxa" w:w="2268"/>
-            <w:shd w:val="clear" w:color="auto" w:fill="F2F2F2"/>
-          </w:tcPr>
-          <w:p>
-            <w:r>
-              <w:rPr>
-                <w:sz w:val="17"/>
-              </w:rPr>
-              <w:t>BCM-F</w:t>
-            </w:r>
-          </w:p>
-        </w:tc>
-      </w:tr>
-    </w:tbl>
-    <w:p/>
-    <w:p>
-      <w:pPr>
-        <w:spacing w:before="280" w:after="80"/>
-        <w:pBdr>
-          <w:bottom w:val="single" w:sz="6" w:space="1" w:color="0F274D"/>
-        </w:pBdr>
-      </w:pPr>
-      <w:r>
-        <w:rPr>
-          <w:b/>
-          <w:color w:val="0F274D"/>
-          <w:sz w:val="28"/>
-        </w:rPr>
-        <w:t>7. Turn Signal Synchronisation</w:t>
-      </w:r>
-    </w:p>
-    <w:p>
-      <w:pPr>
-        <w:spacing w:after="60"/>
-      </w:pPr>
-      <w:r>
-        <w:rPr>
-          <w:b w:val="0"/>
-          <w:i w:val="0"/>
-        </w:rPr>
-        <w:t>Blink master: Nucleo-F446RE broadcasts CAN frame 0x130 every 500 ms.</w:t>
-      </w:r>
-    </w:p>
-    <w:p>
-      <w:pPr>
-        <w:spacing w:after="60"/>
-      </w:pPr>
-      <w:r>
-        <w:rPr>
-          <w:b w:val="0"/>
-          <w:i w:val="0"/>
-        </w:rPr>
-        <w:t>On each 0x130 received, BCM-Front and BCM-Rear independently toggle their armed turn signal outputs — creating phase-locked blink without any shared timer wiring.</w:t>
-      </w:r>
-    </w:p>
-    <w:p>
-      <w:pPr>
-        <w:spacing w:before="40" w:after="40"/>
-        <w:ind w:left="567"/>
-      </w:pPr>
-      <w:r>
-        <w:rPr>
-          <w:rFonts w:ascii="Courier New" w:hAnsi="Courier New"/>
-          <w:color w:val="1E1E1E"/>
-          <w:sz w:val="16"/>
-        </w:rPr>
-        <w:t>t = 0 ms   Nucleo TX 0x130 ──► BCM-Front toggles PB4/PB5 → LED ON</w:t>
-        <w:br/>
-        <w:t xml:space="preserve">                            ──► BCM-Rear  toggles PB1/PB3 → LED ON</w:t>
-        <w:br/>
-        <w:br/>
-        <w:t>t = 500ms  Nucleo TX 0x130 ──► BCM-Front toggles PB4/PB5 → LED OFF</w:t>
-        <w:br/>
-        <w:t xml:space="preserve">                            ──► BCM-Rear  toggles PB1/PB3 → LED OFF</w:t>
-        <w:br/>
-        <w:br/>
-        <w:t>t = 1000ms Nucleo TX 0x130 ──► LED ON  ... (repeat indefinitely)</w:t>
-      </w:r>
-    </w:p>
-    <w:p>
-      <w:pPr>
-        <w:spacing w:before="280" w:after="80"/>
-        <w:pBdr>
-          <w:bottom w:val="single" w:sz="6" w:space="1" w:color="0F274D"/>
-        </w:pBdr>
-      </w:pPr>
-      <w:r>
-        <w:rPr>
-          <w:b/>
-          <w:color w:val="0F274D"/>
-          <w:sz w:val="28"/>
-        </w:rPr>
-        <w:t>8. CAN Bit-Timing</w:t>
-      </w:r>
-    </w:p>
-    <w:p>
-      <w:pPr>
-        <w:spacing w:after="60"/>
-      </w:pPr>
-      <w:r>
-        <w:rPr>
-          <w:b/>
-          <w:i w:val="0"/>
-          <w:color w:val="C00000"/>
-        </w:rPr>
-        <w:t>All nodes must use identical bit-timing for correct bus operation. A mismatch on any node will cause continuous error frames and bus-off recovery cycles.</w:t>
-      </w:r>
-    </w:p>
-    <w:tbl>
-      <w:tblPr>
-        <w:tblStyle w:val="TableGrid"/>
-        <w:tblW w:type="auto" w:w="0"/>
-        <w:tblLook w:firstColumn="1" w:firstRow="1" w:lastColumn="0" w:lastRow="0" w:noHBand="0" w:noVBand="1" w:val="04A0"/>
-      </w:tblPr>
-      <w:tblGrid>
-        <w:gridCol w:w="1392"/>
-        <w:gridCol w:w="1392"/>
-        <w:gridCol w:w="1392"/>
-        <w:gridCol w:w="1392"/>
-        <w:gridCol w:w="1392"/>
-        <w:gridCol w:w="1392"/>
-        <w:gridCol w:w="1392"/>
-      </w:tblGrid>
-      <w:tr>
-        <w:tc>
-          <w:tcPr>
-            <w:tcW w:type="dxa" w:w="1392"/>
-            <w:shd w:val="clear" w:color="auto" w:fill="0F274D"/>
-          </w:tcPr>
-          <w:p>
-            <w:r>
-              <w:rPr>
-                <w:b/>
-                <w:color w:val="FFFFFF"/>
-                <w:sz w:val="18"/>
-              </w:rPr>
-              <w:t>Board</w:t>
-            </w:r>
-          </w:p>
-        </w:tc>
-        <w:tc>
-          <w:tcPr>
-            <w:tcW w:type="dxa" w:w="1392"/>
-            <w:shd w:val="clear" w:color="auto" w:fill="0F274D"/>
-          </w:tcPr>
-          <w:p>
-            <w:r>
-              <w:rPr>
-                <w:b/>
-                <w:color w:val="FFFFFF"/>
-                <w:sz w:val="18"/>
-              </w:rPr>
-              <w:t>APB1</w:t>
-            </w:r>
-          </w:p>
-        </w:tc>
-        <w:tc>
-          <w:tcPr>
-            <w:tcW w:type="dxa" w:w="1392"/>
-            <w:shd w:val="clear" w:color="auto" w:fill="0F274D"/>
-          </w:tcPr>
-          <w:p>
-            <w:r>
-              <w:rPr>
-                <w:b/>
-                <w:color w:val="FFFFFF"/>
-                <w:sz w:val="18"/>
-              </w:rPr>
-              <w:t>Prescaler</w:t>
-            </w:r>
-          </w:p>
-        </w:tc>
-        <w:tc>
-          <w:tcPr>
-            <w:tcW w:type="dxa" w:w="1392"/>
-            <w:shd w:val="clear" w:color="auto" w:fill="0F274D"/>
-          </w:tcPr>
-          <w:p>
-            <w:r>
-              <w:rPr>
-                <w:b/>
-                <w:color w:val="FFFFFF"/>
-                <w:sz w:val="18"/>
-              </w:rPr>
-              <w:t>BS1</w:t>
-            </w:r>
-          </w:p>
-        </w:tc>
-        <w:tc>
-          <w:tcPr>
-            <w:tcW w:type="dxa" w:w="1392"/>
-            <w:shd w:val="clear" w:color="auto" w:fill="0F274D"/>
-          </w:tcPr>
-          <w:p>
-            <w:r>
-              <w:rPr>
-                <w:b/>
-                <w:color w:val="FFFFFF"/>
-                <w:sz w:val="18"/>
-              </w:rPr>
-              <w:t>BS2</w:t>
-            </w:r>
-          </w:p>
-        </w:tc>
-        <w:tc>
-          <w:tcPr>
-            <w:tcW w:type="dxa" w:w="1392"/>
-            <w:shd w:val="clear" w:color="auto" w:fill="0F274D"/>
-          </w:tcPr>
-          <w:p>
-            <w:r>
-              <w:rPr>
-                <w:b/>
-                <w:color w:val="FFFFFF"/>
-                <w:sz w:val="18"/>
-              </w:rPr>
-              <w:t>Bitrate</w:t>
-            </w:r>
-          </w:p>
-        </w:tc>
-        <w:tc>
-          <w:tcPr>
-            <w:tcW w:type="dxa" w:w="1392"/>
-            <w:shd w:val="clear" w:color="auto" w:fill="0F274D"/>
-          </w:tcPr>
-          <w:p>
-            <w:r>
-              <w:rPr>
-                <w:b/>
-                <w:color w:val="FFFFFF"/>
-                <w:sz w:val="18"/>
-              </w:rPr>
-              <w:t>Sample Pt</w:t>
-            </w:r>
-          </w:p>
-        </w:tc>
-      </w:tr>
-      <w:tr>
-        <w:tc>
-          <w:tcPr>
-            <w:tcW w:type="dxa" w:w="1392"/>
-            <w:shd w:val="clear" w:color="auto" w:fill="F2F2F2"/>
-          </w:tcPr>
-          <w:p>
-            <w:r>
-              <w:rPr>
-                <w:sz w:val="17"/>
-              </w:rPr>
-              <w:t>Nucleo-F446RE</w:t>
-            </w:r>
-          </w:p>
-        </w:tc>
-        <w:tc>
-          <w:tcPr>
-            <w:tcW w:type="dxa" w:w="1392"/>
-            <w:shd w:val="clear" w:color="auto" w:fill="F2F2F2"/>
-          </w:tcPr>
-          <w:p>
-            <w:r>
-              <w:rPr>
-                <w:sz w:val="17"/>
-              </w:rPr>
-              <w:t>45 MHz</w:t>
-            </w:r>
-          </w:p>
-        </w:tc>
-        <w:tc>
-          <w:tcPr>
-            <w:tcW w:type="dxa" w:w="1392"/>
-            <w:shd w:val="clear" w:color="auto" w:fill="F2F2F2"/>
-          </w:tcPr>
-          <w:p>
-            <w:r>
-              <w:rPr>
-                <w:sz w:val="17"/>
-              </w:rPr>
-              <w:t>5</w:t>
-            </w:r>
-          </w:p>
-        </w:tc>
-        <w:tc>
-          <w:tcPr>
-            <w:tcW w:type="dxa" w:w="1392"/>
-            <w:shd w:val="clear" w:color="auto" w:fill="F2F2F2"/>
-          </w:tcPr>
-          <w:p>
-            <w:r>
-              <w:rPr>
-                <w:sz w:val="17"/>
-              </w:rPr>
-              <w:t>15 TQ</w:t>
-            </w:r>
-          </w:p>
-        </w:tc>
-        <w:tc>
-          <w:tcPr>
-            <w:tcW w:type="dxa" w:w="1392"/>
-            <w:shd w:val="clear" w:color="auto" w:fill="F2F2F2"/>
-          </w:tcPr>
-          <w:p>
-            <w:r>
-              <w:rPr>
-                <w:sz w:val="17"/>
-              </w:rPr>
-              <w:t>2 TQ</w:t>
-            </w:r>
-          </w:p>
-        </w:tc>
-        <w:tc>
-          <w:tcPr>
-            <w:tcW w:type="dxa" w:w="1392"/>
-            <w:shd w:val="clear" w:color="auto" w:fill="F2F2F2"/>
-          </w:tcPr>
-          <w:p>
-            <w:r>
-              <w:rPr>
-                <w:sz w:val="17"/>
-              </w:rPr>
-              <w:t>500 kbps</w:t>
-            </w:r>
-          </w:p>
-        </w:tc>
-        <w:tc>
-          <w:tcPr>
-            <w:tcW w:type="dxa" w:w="1392"/>
-            <w:shd w:val="clear" w:color="auto" w:fill="F2F2F2"/>
-          </w:tcPr>
-          <w:p>
-            <w:r>
-              <w:rPr>
-                <w:sz w:val="17"/>
-              </w:rPr>
-              <w:t>88.9 %</w:t>
-            </w:r>
-          </w:p>
-        </w:tc>
-      </w:tr>
-      <w:tr>
-        <w:tc>
-          <w:tcPr>
-            <w:tcW w:type="dxa" w:w="1392"/>
-            <w:shd w:val="clear" w:color="auto" w:fill="FFFFFF"/>
-          </w:tcPr>
-          <w:p>
-            <w:r>
-              <w:rPr>
-                <w:sz w:val="17"/>
-              </w:rPr>
-              <w:t>Blue Pill (×3)</w:t>
-            </w:r>
-          </w:p>
-        </w:tc>
-        <w:tc>
-          <w:tcPr>
-            <w:tcW w:type="dxa" w:w="1392"/>
-            <w:shd w:val="clear" w:color="auto" w:fill="FFFFFF"/>
-          </w:tcPr>
-          <w:p>
-            <w:r>
-              <w:rPr>
-                <w:sz w:val="17"/>
-              </w:rPr>
-              <w:t>36 MHz</w:t>
-            </w:r>
-          </w:p>
-        </w:tc>
-        <w:tc>
-          <w:tcPr>
-            <w:tcW w:type="dxa" w:w="1392"/>
-            <w:shd w:val="clear" w:color="auto" w:fill="FFFFFF"/>
-          </w:tcPr>
-          <w:p>
-            <w:r>
-              <w:rPr>
-                <w:sz w:val="17"/>
-              </w:rPr>
-              <w:t>4</w:t>
-            </w:r>
-          </w:p>
-        </w:tc>
-        <w:tc>
-          <w:tcPr>
-            <w:tcW w:type="dxa" w:w="1392"/>
-            <w:shd w:val="clear" w:color="auto" w:fill="FFFFFF"/>
-          </w:tcPr>
-          <w:p>
-            <w:r>
-              <w:rPr>
-                <w:sz w:val="17"/>
-              </w:rPr>
-              <w:t>15 TQ</w:t>
-            </w:r>
-          </w:p>
-        </w:tc>
-        <w:tc>
-          <w:tcPr>
-            <w:tcW w:type="dxa" w:w="1392"/>
-            <w:shd w:val="clear" w:color="auto" w:fill="FFFFFF"/>
-          </w:tcPr>
-          <w:p>
-            <w:r>
-              <w:rPr>
-                <w:sz w:val="17"/>
-              </w:rPr>
-              <w:t>2 TQ</w:t>
-            </w:r>
-          </w:p>
-        </w:tc>
-        <w:tc>
-          <w:tcPr>
-            <w:tcW w:type="dxa" w:w="1392"/>
-            <w:shd w:val="clear" w:color="auto" w:fill="FFFFFF"/>
-          </w:tcPr>
-          <w:p>
-            <w:r>
-              <w:rPr>
-                <w:sz w:val="17"/>
-              </w:rPr>
-              <w:t>500 kbps</w:t>
-            </w:r>
-          </w:p>
-        </w:tc>
-        <w:tc>
-          <w:tcPr>
-            <w:tcW w:type="dxa" w:w="1392"/>
-            <w:shd w:val="clear" w:color="auto" w:fill="FFFFFF"/>
-          </w:tcPr>
-          <w:p>
-            <w:r>
-              <w:rPr>
-                <w:sz w:val="17"/>
-              </w:rPr>
-              <w:t>88.9 %</w:t>
-            </w:r>
-          </w:p>
-        </w:tc>
-      </w:tr>
-    </w:tbl>
-    <w:p/>
-    <w:p>
-      <w:pPr>
-        <w:spacing w:before="280" w:after="80"/>
-        <w:pBdr>
-          <w:bottom w:val="single" w:sz="6" w:space="1" w:color="0F274D"/>
-        </w:pBdr>
-      </w:pPr>
-      <w:r>
-        <w:rPr>
-          <w:b/>
-          <w:color w:val="0F274D"/>
-          <w:sz w:val="28"/>
-        </w:rPr>
-        <w:t>9. Error Flow</w:t>
-      </w:r>
-    </w:p>
-    <w:p>
-      <w:pPr>
-        <w:spacing w:before="40" w:after="40"/>
-        <w:ind w:left="567"/>
-      </w:pPr>
-      <w:r>
-        <w:rPr>
-          <w:rFonts w:ascii="Courier New" w:hAnsi="Courier New"/>
-          <w:color w:val="1E1E1E"/>
-          <w:sz w:val="16"/>
-        </w:rPr>
-        <w:t>BCM-F or BCM-R detects fault</w:t>
-        <w:br/>
-        <w:t xml:space="preserve">        |</w:t>
-        <w:br/>
-        <w:t xml:space="preserve">        ▼</w:t>
-        <w:br/>
-        <w:t>Sends 0x2FF / 0x3FF on CAN bus</w:t>
-        <w:br/>
-        <w:t xml:space="preserve">        |</w:t>
-        <w:br/>
-        <w:t xml:space="preserve">        ├──► Translator picks it up → Qt shows in CAN Frame Log (raw hex)</w:t>
-        <w:br/>
-        <w:t xml:space="preserve">        |</w:t>
-        <w:br/>
-        <w:t xml:space="preserve">        ▼</w:t>
-        <w:br/>
-        <w:t>Nucleo receives 0x2FF or 0x3FF</w:t>
-        <w:br/>
-        <w:t xml:space="preserve">        |</w:t>
-        <w:br/>
-        <w:t xml:space="preserve">        ▼</w:t>
-        <w:br/>
-        <w:t>Nucleo re-broadcasts 0x700 (System Error frame)</w:t>
-        <w:br/>
-        <w:t xml:space="preserve">  Byte 0 = source node (0x02=Front / 0x03=Rear)</w:t>
-        <w:br/>
-        <w:t xml:space="preserve">  Byte 1 = error code</w:t>
-        <w:br/>
-        <w:t xml:space="preserve">  Byte 2 = fault bitmask</w:t>
-        <w:br/>
-        <w:t xml:space="preserve">        |</w:t>
-        <w:br/>
-        <w:t xml:space="preserve">        ▼</w:t>
-        <w:br/>
-        <w:t>Qt parses 0x700 → Error Log panel:</w:t>
-        <w:br/>
-        <w:t xml:space="preserve">  ⚠ [14:31:05] FRONT BCM — Wiper motor stall (0x06)</w:t>
-        <w:br/>
-        <w:t xml:space="preserve">  ⚠ [14:28:42] REAR  BCM — Trunk position error (0x05)</w:t>
-      </w:r>
-    </w:p>
-    <w:p>
-      <w:pPr>
-        <w:spacing w:before="280" w:after="80"/>
-        <w:pBdr>
-          <w:bottom w:val="single" w:sz="6" w:space="1" w:color="0F274D"/>
-        </w:pBdr>
-      </w:pPr>
-      <w:r>
-        <w:rPr>
-          <w:b/>
-          <w:color w:val="0F274D"/>
-          <w:sz w:val="28"/>
-        </w:rPr>
-        <w:t>10. Files to Create</w:t>
-      </w:r>
-    </w:p>
-    <w:p>
-      <w:pPr>
-        <w:spacing w:before="160" w:after="40"/>
-      </w:pPr>
-      <w:r>
-        <w:rPr>
-          <w:b/>
-          <w:color w:val="1E5A8A"/>
-          <w:sz w:val="22"/>
-        </w:rPr>
-        <w:t>Shared</w:t>
-      </w:r>
-    </w:p>
-    <w:tbl>
-      <w:tblPr>
-        <w:tblStyle w:val="TableGrid"/>
-        <w:tblW w:type="auto" w:w="0"/>
-        <w:tblLook w:firstColumn="1" w:firstRow="1" w:lastColumn="0" w:lastRow="0" w:noHBand="0" w:noVBand="1" w:val="04A0"/>
-      </w:tblPr>
-      <w:tblGrid>
-        <w:gridCol w:w="4873"/>
-        <w:gridCol w:w="4873"/>
-      </w:tblGrid>
-      <w:tr>
-        <w:tc>
-          <w:tcPr>
-            <w:tcW w:type="dxa" w:w="3969"/>
-            <w:shd w:val="clear" w:color="auto" w:fill="0F274D"/>
-          </w:tcPr>
-          <w:p>
-            <w:r>
-              <w:rPr>
-                <w:b/>
-                <w:color w:val="FFFFFF"/>
-                <w:sz w:val="18"/>
-              </w:rPr>
-              <w:t>File</w:t>
-            </w:r>
-          </w:p>
-        </w:tc>
-        <w:tc>
-          <w:tcPr>
-            <w:tcW w:type="dxa" w:w="5102"/>
-            <w:shd w:val="clear" w:color="auto" w:fill="0F274D"/>
-          </w:tcPr>
-          <w:p>
-            <w:r>
-              <w:rPr>
-                <w:b/>
-                <w:color w:val="FFFFFF"/>
-                <w:sz w:val="18"/>
-              </w:rPr>
-              <w:t>Description</w:t>
-            </w:r>
-          </w:p>
-        </w:tc>
-      </w:tr>
-      <w:tr>
-        <w:tc>
-          <w:tcPr>
-            <w:tcW w:type="dxa" w:w="3969"/>
-            <w:shd w:val="clear" w:color="auto" w:fill="F2F2F2"/>
-          </w:tcPr>
-          <w:p>
-            <w:r>
-              <w:rPr>
-                <w:sz w:val="17"/>
-              </w:rPr>
-              <w:t>Shared/can_messages.h</w:t>
-            </w:r>
-          </w:p>
-        </w:tc>
-        <w:tc>
-          <w:tcPr>
-            <w:tcW w:type="dxa" w:w="5102"/>
-            <w:shd w:val="clear" w:color="auto" w:fill="F2F2F2"/>
-          </w:tcPr>
-          <w:p>
-            <w:r>
-              <w:rPr>
-                <w:sz w:val="17"/>
-              </w:rPr>
-              <w:t>All CAN IDs, DLC, error codes, bitmask defines, pack/unpack helpers</w:t>
-            </w:r>
-          </w:p>
-        </w:tc>
-      </w:tr>
-    </w:tbl>
-    <w:p/>
-    <w:p>
-      <w:pPr>
-        <w:spacing w:before="160" w:after="40"/>
-      </w:pPr>
-      <w:r>
-        <w:rPr>
-          <w:b/>
-          <w:color w:val="1E5A8A"/>
-          <w:sz w:val="22"/>
-        </w:rPr>
-        <w:t>Nucleo-F446RE</w:t>
-      </w:r>
-    </w:p>
-    <w:tbl>
-      <w:tblPr>
-        <w:tblStyle w:val="TableGrid"/>
-        <w:tblW w:type="auto" w:w="0"/>
-        <w:tblLook w:firstColumn="1" w:firstRow="1" w:lastColumn="0" w:lastRow="0" w:noHBand="0" w:noVBand="1" w:val="04A0"/>
-      </w:tblPr>
-      <w:tblGrid>
-        <w:gridCol w:w="4873"/>
-        <w:gridCol w:w="4873"/>
-      </w:tblGrid>
-      <w:tr>
-        <w:tc>
-          <w:tcPr>
-            <w:tcW w:type="dxa" w:w="3969"/>
-            <w:shd w:val="clear" w:color="auto" w:fill="0F274D"/>
-          </w:tcPr>
-          <w:p>
-            <w:r>
-              <w:rPr>
-                <w:b/>
-                <w:color w:val="FFFFFF"/>
-                <w:sz w:val="18"/>
-              </w:rPr>
-              <w:t>File</w:t>
-            </w:r>
-          </w:p>
-        </w:tc>
-        <w:tc>
-          <w:tcPr>
-            <w:tcW w:type="dxa" w:w="5102"/>
-            <w:shd w:val="clear" w:color="auto" w:fill="0F274D"/>
-          </w:tcPr>
-          <w:p>
-            <w:r>
-              <w:rPr>
-                <w:b/>
-                <w:color w:val="FFFFFF"/>
-                <w:sz w:val="18"/>
-              </w:rPr>
-              <w:t>Description</w:t>
-            </w:r>
-          </w:p>
-        </w:tc>
-      </w:tr>
-      <w:tr>
-        <w:tc>
-          <w:tcPr>
-            <w:tcW w:type="dxa" w:w="3969"/>
-            <w:shd w:val="clear" w:color="auto" w:fill="F2F2F2"/>
-          </w:tcPr>
-          <w:p>
-            <w:r>
-              <w:rPr>
-                <w:sz w:val="17"/>
-              </w:rPr>
-              <w:t>Nucleo_F446RE/Core/Inc/main.h</w:t>
-            </w:r>
-          </w:p>
-        </w:tc>
-        <w:tc>
-          <w:tcPr>
-            <w:tcW w:type="dxa" w:w="5102"/>
-            <w:shd w:val="clear" w:color="auto" w:fill="F2F2F2"/>
-          </w:tcPr>
-          <w:p>
-            <w:r>
-              <w:rPr>
-                <w:sz w:val="17"/>
-              </w:rPr>
-              <w:t>Peripheral handles, extern declarations</w:t>
-            </w:r>
-          </w:p>
-        </w:tc>
-      </w:tr>
-      <w:tr>
-        <w:tc>
-          <w:tcPr>
-            <w:tcW w:type="dxa" w:w="3969"/>
-            <w:shd w:val="clear" w:color="auto" w:fill="FFFFFF"/>
-          </w:tcPr>
-          <w:p>
-            <w:r>
-              <w:rPr>
-                <w:sz w:val="17"/>
-              </w:rPr>
-              <w:t>Nucleo_F446RE/Core/Src/main.c</w:t>
-            </w:r>
-          </w:p>
-        </w:tc>
-        <w:tc>
-          <w:tcPr>
-            <w:tcW w:type="dxa" w:w="5102"/>
-            <w:shd w:val="clear" w:color="auto" w:fill="FFFFFF"/>
-          </w:tcPr>
-          <w:p>
-            <w:r>
-              <w:rPr>
-                <w:sz w:val="17"/>
-              </w:rPr>
-              <w:t>CAN1 init, ADC, LED logic, blink tick TX, error aggregation</w:t>
-            </w:r>
-          </w:p>
-        </w:tc>
-      </w:tr>
-    </w:tbl>
-    <w:p/>
-    <w:p>
-      <w:pPr>
-        <w:spacing w:before="160" w:after="40"/>
-      </w:pPr>
-      <w:r>
-        <w:rPr>
-          <w:b/>
-          <w:color w:val="1E5A8A"/>
-          <w:sz w:val="22"/>
-        </w:rPr>
-        <w:t>Blue Pill — Translator</w:t>
-      </w:r>
-    </w:p>
-    <w:tbl>
-      <w:tblPr>
-        <w:tblStyle w:val="TableGrid"/>
-        <w:tblW w:type="auto" w:w="0"/>
-        <w:tblLook w:firstColumn="1" w:firstRow="1" w:lastColumn="0" w:lastRow="0" w:noHBand="0" w:noVBand="1" w:val="04A0"/>
-      </w:tblPr>
-      <w:tblGrid>
-        <w:gridCol w:w="4873"/>
-        <w:gridCol w:w="4873"/>
-      </w:tblGrid>
-      <w:tr>
-        <w:tc>
-          <w:tcPr>
-            <w:tcW w:type="dxa" w:w="3969"/>
-            <w:shd w:val="clear" w:color="auto" w:fill="0F274D"/>
-          </w:tcPr>
-          <w:p>
-            <w:r>
-              <w:rPr>
-                <w:b/>
-                <w:color w:val="FFFFFF"/>
-                <w:sz w:val="18"/>
-              </w:rPr>
-              <w:t>File</w:t>
-            </w:r>
-          </w:p>
-        </w:tc>
-        <w:tc>
-          <w:tcPr>
-            <w:tcW w:type="dxa" w:w="5102"/>
-            <w:shd w:val="clear" w:color="auto" w:fill="0F274D"/>
-          </w:tcPr>
-          <w:p>
-            <w:r>
-              <w:rPr>
-                <w:b/>
-                <w:color w:val="FFFFFF"/>
-                <w:sz w:val="18"/>
-              </w:rPr>
-              <w:t>Description</w:t>
-            </w:r>
-          </w:p>
-        </w:tc>
-      </w:tr>
-      <w:tr>
-        <w:tc>
-          <w:tcPr>
-            <w:tcW w:type="dxa" w:w="3969"/>
-            <w:shd w:val="clear" w:color="auto" w:fill="F2F2F2"/>
-          </w:tcPr>
-          <w:p>
-            <w:r>
-              <w:rPr>
-                <w:sz w:val="17"/>
-              </w:rPr>
-              <w:t>BluePill_Translator/Core/Src/main.c</w:t>
-            </w:r>
-          </w:p>
-        </w:tc>
-        <w:tc>
-          <w:tcPr>
-            <w:tcW w:type="dxa" w:w="5102"/>
-            <w:shd w:val="clear" w:color="auto" w:fill="F2F2F2"/>
-          </w:tcPr>
-          <w:p>
-            <w:r>
-              <w:rPr>
-                <w:sz w:val="17"/>
-              </w:rPr>
-              <w:t>CAN RX → UART forward, UART RX → CAN inject</w:t>
-            </w:r>
-          </w:p>
-        </w:tc>
-      </w:tr>
-    </w:tbl>
-    <w:p/>
-    <w:p>
-      <w:pPr>
-        <w:spacing w:before="160" w:after="40"/>
-      </w:pPr>
-      <w:r>
-        <w:rPr>
-          <w:b/>
-          <w:color w:val="1E5A8A"/>
-          <w:sz w:val="22"/>
-        </w:rPr>
-        <w:t>Blue Pill — Front BCM</w:t>
-      </w:r>
-    </w:p>
-    <w:tbl>
-      <w:tblPr>
-        <w:tblStyle w:val="TableGrid"/>
-        <w:tblW w:type="auto" w:w="0"/>
-        <w:tblLook w:firstColumn="1" w:firstRow="1" w:lastColumn="0" w:lastRow="0" w:noHBand="0" w:noVBand="1" w:val="04A0"/>
-      </w:tblPr>
-      <w:tblGrid>
-        <w:gridCol w:w="4873"/>
-        <w:gridCol w:w="4873"/>
-      </w:tblGrid>
-      <w:tr>
-        <w:tc>
-          <w:tcPr>
-            <w:tcW w:type="dxa" w:w="3969"/>
-            <w:shd w:val="clear" w:color="auto" w:fill="0F274D"/>
-          </w:tcPr>
-          <w:p>
-            <w:r>
-              <w:rPr>
-                <w:b/>
-                <w:color w:val="FFFFFF"/>
-                <w:sz w:val="18"/>
-              </w:rPr>
-              <w:t>File</w:t>
-            </w:r>
-          </w:p>
-        </w:tc>
-        <w:tc>
-          <w:tcPr>
-            <w:tcW w:type="dxa" w:w="5102"/>
-            <w:shd w:val="clear" w:color="auto" w:fill="0F274D"/>
-          </w:tcPr>
-          <w:p>
-            <w:r>
-              <w:rPr>
-                <w:b/>
-                <w:color w:val="FFFFFF"/>
-                <w:sz w:val="18"/>
-              </w:rPr>
-              <w:t>Description</w:t>
-            </w:r>
-          </w:p>
-        </w:tc>
-      </w:tr>
-      <w:tr>
-        <w:tc>
-          <w:tcPr>
-            <w:tcW w:type="dxa" w:w="3969"/>
-            <w:shd w:val="clear" w:color="auto" w:fill="F2F2F2"/>
-          </w:tcPr>
-          <w:p>
-            <w:r>
-              <w:rPr>
-                <w:sz w:val="17"/>
-              </w:rPr>
-              <w:t>BluePill_Front/Core/Src/main.c</w:t>
-            </w:r>
-          </w:p>
-        </w:tc>
-        <w:tc>
-          <w:tcPr>
-            <w:tcW w:type="dxa" w:w="5102"/>
-            <w:shd w:val="clear" w:color="auto" w:fill="F2F2F2"/>
-          </w:tcPr>
-          <w:p>
-            <w:r>
-              <w:rPr>
-                <w:sz w:val="17"/>
-              </w:rPr>
-              <w:t>CAN RX (0x110, 0x130), GPIO actuators, fault detect, 0x200/0x2FF TX</w:t>
-            </w:r>
-          </w:p>
-        </w:tc>
-      </w:tr>
-    </w:tbl>
-    <w:p/>
-    <w:p>
-      <w:pPr>
-        <w:spacing w:before="160" w:after="40"/>
-      </w:pPr>
-      <w:r>
-        <w:rPr>
-          <w:b/>
-          <w:color w:val="1E5A8A"/>
-          <w:sz w:val="22"/>
-        </w:rPr>
-        <w:t>Blue Pill — Rear BCM</w:t>
-      </w:r>
-    </w:p>
-    <w:tbl>
-      <w:tblPr>
-        <w:tblStyle w:val="TableGrid"/>
-        <w:tblW w:type="auto" w:w="0"/>
-        <w:tblLook w:firstColumn="1" w:firstRow="1" w:lastColumn="0" w:lastRow="0" w:noHBand="0" w:noVBand="1" w:val="04A0"/>
-      </w:tblPr>
-      <w:tblGrid>
-        <w:gridCol w:w="4873"/>
-        <w:gridCol w:w="4873"/>
-      </w:tblGrid>
-      <w:tr>
-        <w:tc>
-          <w:tcPr>
-            <w:tcW w:type="dxa" w:w="3969"/>
-            <w:shd w:val="clear" w:color="auto" w:fill="0F274D"/>
-          </w:tcPr>
-          <w:p>
-            <w:r>
-              <w:rPr>
-                <w:b/>
-                <w:color w:val="FFFFFF"/>
-                <w:sz w:val="18"/>
-              </w:rPr>
-              <w:t>File</w:t>
-            </w:r>
-          </w:p>
-        </w:tc>
-        <w:tc>
-          <w:tcPr>
-            <w:tcW w:type="dxa" w:w="5102"/>
-            <w:shd w:val="clear" w:color="auto" w:fill="0F274D"/>
-          </w:tcPr>
-          <w:p>
-            <w:r>
-              <w:rPr>
-                <w:b/>
-                <w:color w:val="FFFFFF"/>
-                <w:sz w:val="18"/>
-              </w:rPr>
-              <w:t>Description</w:t>
-            </w:r>
-          </w:p>
-        </w:tc>
-      </w:tr>
-      <w:tr>
-        <w:tc>
-          <w:tcPr>
-            <w:tcW w:type="dxa" w:w="3969"/>
-            <w:shd w:val="clear" w:color="auto" w:fill="F2F2F2"/>
-          </w:tcPr>
-          <w:p>
-            <w:r>
-              <w:rPr>
-                <w:sz w:val="17"/>
-              </w:rPr>
-              <w:t>BluePill_Rear/Core/Src/main.c</w:t>
-            </w:r>
-          </w:p>
-        </w:tc>
-        <w:tc>
-          <w:tcPr>
-            <w:tcW w:type="dxa" w:w="5102"/>
-            <w:shd w:val="clear" w:color="auto" w:fill="F2F2F2"/>
-          </w:tcPr>
-          <w:p>
-            <w:r>
-              <w:rPr>
-                <w:sz w:val="17"/>
-              </w:rPr>
-              <w:t>CAN RX (0x120, 0x130), brake pedal, servo PWM, trunk logic, 0x300/0x3FF TX</w:t>
-            </w:r>
-          </w:p>
-        </w:tc>
-      </w:tr>
-    </w:tbl>
-    <w:p/>
-    <w:p>
-      <w:pPr>
-        <w:spacing w:before="160" w:after="40"/>
-      </w:pPr>
-      <w:r>
-        <w:rPr>
-          <w:b/>
-          <w:color w:val="1E5A8A"/>
-          <w:sz w:val="22"/>
-        </w:rPr>
-        <w:t>Qt Dashboard</w:t>
-      </w:r>
-    </w:p>
-    <w:tbl>
-      <w:tblPr>
-        <w:tblStyle w:val="TableGrid"/>
-        <w:tblW w:type="auto" w:w="0"/>
-        <w:tblLook w:firstColumn="1" w:firstRow="1" w:lastColumn="0" w:lastRow="0" w:noHBand="0" w:noVBand="1" w:val="04A0"/>
-      </w:tblPr>
-      <w:tblGrid>
-        <w:gridCol w:w="4873"/>
-        <w:gridCol w:w="4873"/>
-      </w:tblGrid>
-      <w:tr>
-        <w:tc>
-          <w:tcPr>
-            <w:tcW w:type="dxa" w:w="3969"/>
-            <w:shd w:val="clear" w:color="auto" w:fill="0F274D"/>
-          </w:tcPr>
-          <w:p>
-            <w:r>
-              <w:rPr>
-                <w:b/>
-                <w:color w:val="FFFFFF"/>
-                <w:sz w:val="18"/>
-              </w:rPr>
-              <w:t>File</w:t>
-            </w:r>
-          </w:p>
-        </w:tc>
-        <w:tc>
-          <w:tcPr>
-            <w:tcW w:type="dxa" w:w="5102"/>
-            <w:shd w:val="clear" w:color="auto" w:fill="0F274D"/>
-          </w:tcPr>
-          <w:p>
-            <w:r>
-              <w:rPr>
-                <w:b/>
-                <w:color w:val="FFFFFF"/>
-                <w:sz w:val="18"/>
-              </w:rPr>
-              <w:t>Description</w:t>
-            </w:r>
-          </w:p>
-        </w:tc>
-      </w:tr>
-      <w:tr>
-        <w:tc>
-          <w:tcPr>
-            <w:tcW w:type="dxa" w:w="3969"/>
-            <w:shd w:val="clear" w:color="auto" w:fill="F2F2F2"/>
-          </w:tcPr>
-          <w:p>
-            <w:r>
-              <w:rPr>
-                <w:sz w:val="17"/>
-              </w:rPr>
-              <w:t>Qt_Dashboard/CMakeLists.txt</w:t>
-            </w:r>
-          </w:p>
-        </w:tc>
-        <w:tc>
-          <w:tcPr>
-            <w:tcW w:type="dxa" w:w="5102"/>
-            <w:shd w:val="clear" w:color="auto" w:fill="F2F2F2"/>
-          </w:tcPr>
-          <w:p>
-            <w:r>
-              <w:rPr>
-                <w:sz w:val="17"/>
-              </w:rPr>
-              <w:t>Qt6 Quick + SerialPort build config</w:t>
-            </w:r>
-          </w:p>
-        </w:tc>
-      </w:tr>
-      <w:tr>
-        <w:tc>
-          <w:tcPr>
-            <w:tcW w:type="dxa" w:w="3969"/>
-            <w:shd w:val="clear" w:color="auto" w:fill="FFFFFF"/>
-          </w:tcPr>
-          <w:p>
-            <w:r>
-              <w:rPr>
-                <w:sz w:val="17"/>
-              </w:rPr>
-              <w:t>Qt_Dashboard/main.cpp</w:t>
-            </w:r>
-          </w:p>
-        </w:tc>
-        <w:tc>
-          <w:tcPr>
-            <w:tcW w:type="dxa" w:w="5102"/>
-            <w:shd w:val="clear" w:color="auto" w:fill="FFFFFF"/>
-          </w:tcPr>
-          <w:p>
-            <w:r>
-              <w:rPr>
-                <w:sz w:val="17"/>
-              </w:rPr>
-              <w:t>App entry, wires CanManager to QML context</w:t>
-            </w:r>
-          </w:p>
-        </w:tc>
-      </w:tr>
-      <w:tr>
-        <w:tc>
-          <w:tcPr>
-            <w:tcW w:type="dxa" w:w="3969"/>
-            <w:shd w:val="clear" w:color="auto" w:fill="F2F2F2"/>
-          </w:tcPr>
-          <w:p>
-            <w:r>
-              <w:rPr>
-                <w:sz w:val="17"/>
-              </w:rPr>
-              <w:t>Qt_Dashboard/canmanager.h</w:t>
-            </w:r>
-          </w:p>
-        </w:tc>
-        <w:tc>
-          <w:tcPr>
-            <w:tcW w:type="dxa" w:w="5102"/>
-            <w:shd w:val="clear" w:color="auto" w:fill="F2F2F2"/>
-          </w:tcPr>
-          <w:p>
-            <w:r>
-              <w:rPr>
-                <w:sz w:val="17"/>
-              </w:rPr>
-              <w:t>Q_PROPERTYs: speed, fuel, frontStatus, rearStatus, busOnline, errorLog, frameLog</w:t>
-            </w:r>
-          </w:p>
-        </w:tc>
-      </w:tr>
-      <w:tr>
-        <w:tc>
-          <w:tcPr>
-            <w:tcW w:type="dxa" w:w="3969"/>
-            <w:shd w:val="clear" w:color="auto" w:fill="FFFFFF"/>
-          </w:tcPr>
-          <w:p>
-            <w:r>
-              <w:rPr>
-                <w:sz w:val="17"/>
-              </w:rPr>
-              <w:t>Qt_Dashboard/canmanager.cpp</w:t>
-            </w:r>
-          </w:p>
-        </w:tc>
-        <w:tc>
-          <w:tcPr>
-            <w:tcW w:type="dxa" w:w="5102"/>
-            <w:shd w:val="clear" w:color="auto" w:fill="FFFFFF"/>
-          </w:tcPr>
-          <w:p>
-            <w:r>
-              <w:rPr>
-                <w:sz w:val="17"/>
-              </w:rPr>
-              <w:t>Serial port, CAN frame parser, command injector, bus-offline watchdog (2 s timeout)</w:t>
-            </w:r>
-          </w:p>
-        </w:tc>
-      </w:tr>
-      <w:tr>
-        <w:tc>
-          <w:tcPr>
-            <w:tcW w:type="dxa" w:w="3969"/>
-            <w:shd w:val="clear" w:color="auto" w:fill="F2F2F2"/>
-          </w:tcPr>
-          <w:p>
-            <w:r>
-              <w:rPr>
-                <w:sz w:val="17"/>
-              </w:rPr>
-              <w:t>Qt_Dashboard/Main.qml</w:t>
-            </w:r>
-          </w:p>
-        </w:tc>
-        <w:tc>
-          <w:tcPr>
-            <w:tcW w:type="dxa" w:w="5102"/>
-            <w:shd w:val="clear" w:color="auto" w:fill="F2F2F2"/>
-          </w:tcPr>
-          <w:p>
-            <w:r>
-              <w:rPr>
-                <w:sz w:val="17"/>
-              </w:rPr>
-              <w:t>Full dashboard: speed/fuel gauges, BCM status panels, controls, CAN log, error log</w:t>
-            </w:r>
-          </w:p>
-        </w:tc>
-      </w:tr>
-    </w:tbl>
-    <w:p/>
-    <w:p>
-      <w:pPr>
-        <w:spacing w:before="280" w:after="80"/>
-        <w:pBdr>
-          <w:bottom w:val="single" w:sz="6" w:space="1" w:color="0F274D"/>
-        </w:pBdr>
-      </w:pPr>
-      <w:r>
-        <w:rPr>
-          <w:b/>
-          <w:color w:val="0F274D"/>
-          <w:sz w:val="28"/>
-        </w:rPr>
-        <w:t>11. Wiring Summary</w:t>
-      </w:r>
-    </w:p>
-    <w:p>
-      <w:pPr>
-        <w:spacing w:before="160" w:after="40"/>
-      </w:pPr>
-      <w:r>
-        <w:rPr>
-          <w:b/>
-          <w:color w:val="1E5A8A"/>
-          <w:sz w:val="22"/>
-        </w:rPr>
-        <w:t>11.1 CAN Bus Physical Layer</w:t>
-      </w:r>
-    </w:p>
-    <w:p>
-      <w:pPr>
-        <w:spacing w:after="60"/>
-      </w:pPr>
-      <w:r>
-        <w:rPr>
-          <w:b w:val="0"/>
-          <w:i w:val="0"/>
-        </w:rPr>
-        <w:t>All four SN65HVD230 transceivers connect their CANH and CANL pins to the shared bus. Place a 120 Ω termination resistor between CANH and CANL at each physical end of the bus wire.</w:t>
-      </w:r>
-    </w:p>
-    <w:p>
-      <w:pPr>
-        <w:spacing w:before="40" w:after="40"/>
-        <w:ind w:left="567"/>
-      </w:pPr>
-      <w:r>
-        <w:rPr>
-          <w:rFonts w:ascii="Courier New" w:hAnsi="Courier New"/>
-          <w:color w:val="1E1E1E"/>
-          <w:sz w:val="16"/>
-        </w:rPr>
-        <w:t>Nucleo-F446RE                    Blue Pill FRONT</w:t>
-        <w:br/>
-        <w:t>PB9 (TX) ─[SN65HVD230 TXD]      PB9 (TX) ─[SN65HVD230 TXD]</w:t>
-        <w:br/>
-        <w:t>PB8 (RX) ─[SN65HVD230 RXD]      PB8 (RX) ─[SN65HVD230 RXD]</w:t>
-        <w:br/>
-        <w:t xml:space="preserve">          [CANH]─────────────────────[CANH]─── ... ─── CANH ═══ 120Ω</w:t>
-        <w:br/>
-        <w:t xml:space="preserve">          [CANL]─────────────────────[CANL]─── ... ─── CANL ═══ 120Ω</w:t>
-        <w:br/>
-        <w:br/>
-        <w:t>Blue Pill REAR                   Blue Pill TRANSLATOR</w:t>
-        <w:br/>
-        <w:t>PB9 (TX) ─[SN65HVD230 TXD]      PB9 (TX) ─[SN65HVD230 TXD]</w:t>
-        <w:br/>
-        <w:t>PB8 (RX) ─[SN65HVD230 RXD]      PB8 (RX) ─[SN65HVD230 RXD]</w:t>
-        <w:br/>
-        <w:t xml:space="preserve">          CANH/CANL ─── connected to shared bus</w:t>
-        <w:br/>
-        <w:br/>
-        <w:t>Note: All Blue Pills use AFIO CAN remap (PB8/PB9) to free PA11/PA12 from USB.</w:t>
-      </w:r>
-    </w:p>
-    <w:p>
-      <w:pPr>
-        <w:spacing w:before="160" w:after="40"/>
-      </w:pPr>
-      <w:r>
-        <w:rPr>
-          <w:b/>
-          <w:color w:val="1E5A8A"/>
-          <w:sz w:val="22"/>
-        </w:rPr>
-        <w:t>11.2 Translator → PC</w:t>
-      </w:r>
-    </w:p>
-    <w:p>
-      <w:pPr>
-        <w:spacing w:before="40" w:after="40"/>
-        <w:ind w:left="567"/>
-      </w:pPr>
-      <w:r>
-        <w:rPr>
-          <w:rFonts w:ascii="Courier New" w:hAnsi="Courier New"/>
-          <w:color w:val="1E1E1E"/>
-          <w:sz w:val="16"/>
-        </w:rPr>
-        <w:t>Blue Pill Translator    CH340 / CP2102 USB-Serial</w:t>
-        <w:br/>
-        <w:t>PA9  (USART1 TX) ──────► RXD</w:t>
-        <w:br/>
-        <w:t>PA10 (USART1 RX) ◄──────  TXD</w:t>
-        <w:br/>
-        <w:t>GND              ───────  GND</w:t>
-        <w:br/>
-        <w:t xml:space="preserve">                          USB ──► PC (Qt Dashboard)</w:t>
-      </w:r>
-    </w:p>
-    <w:p>
-      <w:pPr>
-        <w:spacing w:before="160" w:after="40"/>
-      </w:pPr>
-      <w:r>
-        <w:rPr>
-          <w:b/>
-          <w:color w:val="1E5A8A"/>
-          <w:sz w:val="22"/>
-        </w:rPr>
-        <w:t>11.3 Rear BCM Servo</w:t>
-      </w:r>
-    </w:p>
-    <w:p>
-      <w:pPr>
-        <w:spacing w:before="40" w:after="40"/>
-        <w:ind w:left="567"/>
-      </w:pPr>
-      <w:r>
-        <w:rPr>
-          <w:rFonts w:ascii="Courier New" w:hAnsi="Courier New"/>
-          <w:color w:val="1E1E1E"/>
-          <w:sz w:val="16"/>
-        </w:rPr>
-        <w:t>Blue Pill Rear PB6 (TIM4 CH1 PWM) ──► Servo SIGNAL wire (orange)</w:t>
-        <w:br/>
-        <w:t>3.3 V or 5 V external              ──► Servo POWER  wire (red)</w:t>
-        <w:br/>
-        <w:t>GND                                ──► Servo GND    wire (brown/black)</w:t>
-      </w:r>
-    </w:p>
-    <w:p>
-      <w:pPr>
-        <w:spacing w:before="280" w:after="80"/>
-        <w:pBdr>
-          <w:bottom w:val="single" w:sz="6" w:space="1" w:color="0F274D"/>
-        </w:pBdr>
-      </w:pPr>
-      <w:r>
-        <w:rPr>
-          <w:b/>
-          <w:color w:val="0F274D"/>
-          <w:sz w:val="28"/>
-        </w:rPr>
-        <w:t>12. Verification Plan</w:t>
-      </w:r>
-    </w:p>
-    <w:tbl>
-      <w:tblPr>
-        <w:tblStyle w:val="TableGrid"/>
-        <w:tblW w:type="auto" w:w="0"/>
-        <w:tblLook w:firstColumn="1" w:firstRow="1" w:lastColumn="0" w:lastRow="0" w:noHBand="0" w:noVBand="1" w:val="04A0"/>
-      </w:tblPr>
-      <w:tblGrid>
-        <w:gridCol w:w="3249"/>
-        <w:gridCol w:w="3249"/>
-        <w:gridCol w:w="3249"/>
-      </w:tblGrid>
-      <w:tr>
-        <w:tc>
-          <w:tcPr>
-            <w:tcW w:type="dxa" w:w="567"/>
-            <w:shd w:val="clear" w:color="auto" w:fill="0F274D"/>
-          </w:tcPr>
-          <w:p>
-            <w:r>
-              <w:rPr>
-                <w:b/>
-                <w:color w:val="FFFFFF"/>
-                <w:sz w:val="18"/>
-              </w:rPr>
-              <w:t>Step</w:t>
-            </w:r>
-          </w:p>
-        </w:tc>
-        <w:tc>
-          <w:tcPr>
-            <w:tcW w:type="dxa" w:w="3685"/>
-            <w:shd w:val="clear" w:color="auto" w:fill="0F274D"/>
-          </w:tcPr>
-          <w:p>
-            <w:r>
-              <w:rPr>
-                <w:b/>
-                <w:color w:val="FFFFFF"/>
-                <w:sz w:val="18"/>
-              </w:rPr>
-              <w:t>Test</w:t>
-            </w:r>
-          </w:p>
-        </w:tc>
-        <w:tc>
-          <w:tcPr>
-            <w:tcW w:type="dxa" w:w="4819"/>
-            <w:shd w:val="clear" w:color="auto" w:fill="0F274D"/>
-          </w:tcPr>
-          <w:p>
-            <w:r>
-              <w:rPr>
-                <w:b/>
-                <w:color w:val="FFFFFF"/>
-                <w:sz w:val="18"/>
-              </w:rPr>
-              <w:t>Expected Result</w:t>
-            </w:r>
-          </w:p>
-        </w:tc>
-      </w:tr>
-      <w:tr>
-        <w:tc>
-          <w:tcPr>
-            <w:tcW w:type="dxa" w:w="567"/>
-            <w:shd w:val="clear" w:color="auto" w:fill="F2F2F2"/>
-          </w:tcPr>
-          <w:p>
-            <w:r>
-              <w:rPr>
-                <w:sz w:val="17"/>
-              </w:rPr>
-              <w:t>1</w:t>
-            </w:r>
-          </w:p>
-        </w:tc>
-        <w:tc>
-          <w:tcPr>
-            <w:tcW w:type="dxa" w:w="3685"/>
-            <w:shd w:val="clear" w:color="auto" w:fill="F2F2F2"/>
-          </w:tcPr>
-          <w:p>
-            <w:r>
-              <w:rPr>
-                <w:sz w:val="17"/>
-              </w:rPr>
-              <w:t>Power Nucleo only</w:t>
-            </w:r>
-          </w:p>
-        </w:tc>
-        <w:tc>
-          <w:tcPr>
-            <w:tcW w:type="dxa" w:w="4819"/>
-            <w:shd w:val="clear" w:color="auto" w:fill="F2F2F2"/>
-          </w:tcPr>
-          <w:p>
-            <w:r>
-              <w:rPr>
-                <w:sz w:val="17"/>
-              </w:rPr>
-              <w:t>PuTTY on Translator COM shows CAN:100, CAN:101, CAN:130 at 10 Hz</w:t>
-            </w:r>
-          </w:p>
-        </w:tc>
-      </w:tr>
-      <w:tr>
-        <w:tc>
-          <w:tcPr>
-            <w:tcW w:type="dxa" w:w="567"/>
-            <w:shd w:val="clear" w:color="auto" w:fill="FFFFFF"/>
-          </w:tcPr>
-          <w:p>
-            <w:r>
-              <w:rPr>
-                <w:sz w:val="17"/>
-              </w:rPr>
-              <w:t>2</w:t>
-            </w:r>
-          </w:p>
-        </w:tc>
-        <w:tc>
-          <w:tcPr>
-            <w:tcW w:type="dxa" w:w="3685"/>
-            <w:shd w:val="clear" w:color="auto" w:fill="FFFFFF"/>
-          </w:tcPr>
-          <w:p>
-            <w:r>
-              <w:rPr>
-                <w:sz w:val="17"/>
-              </w:rPr>
-              <w:t>Rotate speed potentiometer</w:t>
-            </w:r>
-          </w:p>
-        </w:tc>
-        <w:tc>
-          <w:tcPr>
-            <w:tcW w:type="dxa" w:w="4819"/>
-            <w:shd w:val="clear" w:color="auto" w:fill="FFFFFF"/>
-          </w:tcPr>
-          <w:p>
-            <w:r>
-              <w:rPr>
-                <w:sz w:val="17"/>
-              </w:rPr>
-              <w:t>Speed value changes; LEDs transition green → yellow → red at correct thresholds</w:t>
-            </w:r>
-          </w:p>
-        </w:tc>
-      </w:tr>
-      <w:tr>
-        <w:tc>
-          <w:tcPr>
-            <w:tcW w:type="dxa" w:w="567"/>
-            <w:shd w:val="clear" w:color="auto" w:fill="F2F2F2"/>
-          </w:tcPr>
-          <w:p>
-            <w:r>
-              <w:rPr>
-                <w:sz w:val="17"/>
-              </w:rPr>
-              <w:t>3</w:t>
-            </w:r>
-          </w:p>
-        </w:tc>
-        <w:tc>
-          <w:tcPr>
-            <w:tcW w:type="dxa" w:w="3685"/>
-            <w:shd w:val="clear" w:color="auto" w:fill="F2F2F2"/>
-          </w:tcPr>
-          <w:p>
-            <w:r>
-              <w:rPr>
-                <w:sz w:val="17"/>
-              </w:rPr>
-              <w:t>Power BCM-Front</w:t>
-            </w:r>
-          </w:p>
-        </w:tc>
-        <w:tc>
-          <w:tcPr>
-            <w:tcW w:type="dxa" w:w="4819"/>
-            <w:shd w:val="clear" w:color="auto" w:fill="F2F2F2"/>
-          </w:tcPr>
-          <w:p>
-            <w:r>
-              <w:rPr>
-                <w:sz w:val="17"/>
-              </w:rPr>
-              <w:t>CAN:200 status frames appear at 5 Hz in CAN Frame Log</w:t>
-            </w:r>
-          </w:p>
-        </w:tc>
-      </w:tr>
-      <w:tr>
-        <w:tc>
-          <w:tcPr>
-            <w:tcW w:type="dxa" w:w="567"/>
-            <w:shd w:val="clear" w:color="auto" w:fill="FFFFFF"/>
-          </w:tcPr>
-          <w:p>
-            <w:r>
-              <w:rPr>
-                <w:sz w:val="17"/>
-              </w:rPr>
-              <w:t>4</w:t>
-            </w:r>
-          </w:p>
-        </w:tc>
-        <w:tc>
-          <w:tcPr>
-            <w:tcW w:type="dxa" w:w="3685"/>
-            <w:shd w:val="clear" w:color="auto" w:fill="FFFFFF"/>
-          </w:tcPr>
-          <w:p>
-            <w:r>
-              <w:rPr>
-                <w:sz w:val="17"/>
-              </w:rPr>
-              <w:t>Qt: click Headlight ON</w:t>
-            </w:r>
-          </w:p>
-        </w:tc>
-        <w:tc>
-          <w:tcPr>
-            <w:tcW w:type="dxa" w:w="4819"/>
-            <w:shd w:val="clear" w:color="auto" w:fill="FFFFFF"/>
-          </w:tcPr>
-          <w:p>
-            <w:r>
-              <w:rPr>
-                <w:sz w:val="17"/>
-              </w:rPr>
-              <w:t>Translator injects CMD:110:1:01; BCM-Front PB0 goes HIGH; 0x200 Byte0 bit0 = 1</w:t>
-            </w:r>
-          </w:p>
-        </w:tc>
-      </w:tr>
-      <w:tr>
-        <w:tc>
-          <w:tcPr>
-            <w:tcW w:type="dxa" w:w="567"/>
-            <w:shd w:val="clear" w:color="auto" w:fill="F2F2F2"/>
-          </w:tcPr>
-          <w:p>
-            <w:r>
-              <w:rPr>
-                <w:sz w:val="17"/>
-              </w:rPr>
-              <w:t>5</w:t>
-            </w:r>
-          </w:p>
-        </w:tc>
-        <w:tc>
-          <w:tcPr>
-            <w:tcW w:type="dxa" w:w="3685"/>
-            <w:shd w:val="clear" w:color="auto" w:fill="F2F2F2"/>
-          </w:tcPr>
-          <w:p>
-            <w:r>
-              <w:rPr>
-                <w:sz w:val="17"/>
-              </w:rPr>
-              <w:t>Qt: click Left Turn</w:t>
-            </w:r>
-          </w:p>
-        </w:tc>
-        <w:tc>
-          <w:tcPr>
-            <w:tcW w:type="dxa" w:w="4819"/>
-            <w:shd w:val="clear" w:color="auto" w:fill="F2F2F2"/>
-          </w:tcPr>
-          <w:p>
-            <w:r>
-              <w:rPr>
-                <w:sz w:val="17"/>
-              </w:rPr>
-              <w:t>Front PB4 and Rear PB1 blink in phase at 1 Hz, driven by 0x130 tick</w:t>
-            </w:r>
-          </w:p>
-        </w:tc>
-      </w:tr>
-      <w:tr>
-        <w:tc>
-          <w:tcPr>
-            <w:tcW w:type="dxa" w:w="567"/>
-            <w:shd w:val="clear" w:color="auto" w:fill="FFFFFF"/>
-          </w:tcPr>
-          <w:p>
-            <w:r>
-              <w:rPr>
-                <w:sz w:val="17"/>
-              </w:rPr>
-              <w:t>6</w:t>
-            </w:r>
-          </w:p>
-        </w:tc>
-        <w:tc>
-          <w:tcPr>
-            <w:tcW w:type="dxa" w:w="3685"/>
-            <w:shd w:val="clear" w:color="auto" w:fill="FFFFFF"/>
-          </w:tcPr>
-          <w:p>
-            <w:r>
-              <w:rPr>
-                <w:sz w:val="17"/>
-              </w:rPr>
-              <w:t>Press physical brake pedal on BCM-Rear</w:t>
-            </w:r>
-          </w:p>
-        </w:tc>
-        <w:tc>
-          <w:tcPr>
-            <w:tcW w:type="dxa" w:w="4819"/>
-            <w:shd w:val="clear" w:color="auto" w:fill="FFFFFF"/>
-          </w:tcPr>
-          <w:p>
-            <w:r>
-              <w:rPr>
-                <w:sz w:val="17"/>
-              </w:rPr>
-              <w:t>PB0 goes HIGH (brake lights on); Qt shows "Brake Pedal: PRESSED"</w:t>
-            </w:r>
-          </w:p>
-        </w:tc>
-      </w:tr>
-      <w:tr>
-        <w:tc>
-          <w:tcPr>
-            <w:tcW w:type="dxa" w:w="567"/>
-            <w:shd w:val="clear" w:color="auto" w:fill="F2F2F2"/>
-          </w:tcPr>
-          <w:p>
-            <w:r>
-              <w:rPr>
-                <w:sz w:val="17"/>
-              </w:rPr>
-              <w:t>7</w:t>
-            </w:r>
-          </w:p>
-        </w:tc>
-        <w:tc>
-          <w:tcPr>
-            <w:tcW w:type="dxa" w:w="3685"/>
-            <w:shd w:val="clear" w:color="auto" w:fill="F2F2F2"/>
-          </w:tcPr>
-          <w:p>
-            <w:r>
-              <w:rPr>
-                <w:sz w:val="17"/>
-              </w:rPr>
-              <w:t>Qt: click Trunk OPEN</w:t>
-            </w:r>
-          </w:p>
-        </w:tc>
-        <w:tc>
-          <w:tcPr>
-            <w:tcW w:type="dxa" w:w="4819"/>
-            <w:shd w:val="clear" w:color="auto" w:fill="F2F2F2"/>
-          </w:tcPr>
-          <w:p>
-            <w:r>
-              <w:rPr>
-                <w:sz w:val="17"/>
-              </w:rPr>
-              <w:t>BCM-Rear servo moves to 2 ms PWM (180°); trunk sensor changes; 0x300 Byte1 = 0x01</w:t>
-            </w:r>
-          </w:p>
-        </w:tc>
-      </w:tr>
-      <w:tr>
-        <w:tc>
-          <w:tcPr>
-            <w:tcW w:type="dxa" w:w="567"/>
-            <w:shd w:val="clear" w:color="auto" w:fill="FFFFFF"/>
-          </w:tcPr>
-          <w:p>
-            <w:r>
-              <w:rPr>
-                <w:sz w:val="17"/>
-              </w:rPr>
-              <w:t>8</w:t>
-            </w:r>
-          </w:p>
-        </w:tc>
-        <w:tc>
-          <w:tcPr>
-            <w:tcW w:type="dxa" w:w="3685"/>
-            <w:shd w:val="clear" w:color="auto" w:fill="FFFFFF"/>
-          </w:tcPr>
-          <w:p>
-            <w:r>
-              <w:rPr>
-                <w:sz w:val="17"/>
-              </w:rPr>
-              <w:t>Induce wiper fault (simulate overcurrent)</w:t>
-            </w:r>
-          </w:p>
-        </w:tc>
-        <w:tc>
-          <w:tcPr>
-            <w:tcW w:type="dxa" w:w="4819"/>
-            <w:shd w:val="clear" w:color="auto" w:fill="FFFFFF"/>
-          </w:tcPr>
-          <w:p>
-            <w:r>
-              <w:rPr>
-                <w:sz w:val="17"/>
-              </w:rPr>
-              <w:t>BCM-Front sends 0x2FF code 0x06; Nucleo sends 0x700; Qt Error Log shows entry</w:t>
-            </w:r>
-          </w:p>
-        </w:tc>
-      </w:tr>
-      <w:tr>
-        <w:tc>
-          <w:tcPr>
-            <w:tcW w:type="dxa" w:w="567"/>
-            <w:shd w:val="clear" w:color="auto" w:fill="F2F2F2"/>
-          </w:tcPr>
-          <w:p>
-            <w:r>
-              <w:rPr>
-                <w:sz w:val="17"/>
-              </w:rPr>
-              <w:t>9</w:t>
-            </w:r>
-          </w:p>
-        </w:tc>
-        <w:tc>
-          <w:tcPr>
-            <w:tcW w:type="dxa" w:w="3685"/>
-            <w:shd w:val="clear" w:color="auto" w:fill="F2F2F2"/>
-          </w:tcPr>
-          <w:p>
-            <w:r>
-              <w:rPr>
-                <w:sz w:val="17"/>
-              </w:rPr>
-              <w:t>Unplug BCM-Front from bus</w:t>
-            </w:r>
-          </w:p>
-        </w:tc>
-        <w:tc>
-          <w:tcPr>
-            <w:tcW w:type="dxa" w:w="4819"/>
-            <w:shd w:val="clear" w:color="auto" w:fill="F2F2F2"/>
-          </w:tcPr>
-          <w:p>
-            <w:r>
-              <w:rPr>
-                <w:sz w:val="17"/>
-              </w:rPr>
-              <w:t>Nucleo detects 0x200 timeout (1 s); sends 0x700 code 0x03; Qt shows node warning</w:t>
-            </w:r>
-          </w:p>
-        </w:tc>
-      </w:tr>
-      <w:tr>
-        <w:tc>
-          <w:tcPr>
-            <w:tcW w:type="dxa" w:w="567"/>
-            <w:shd w:val="clear" w:color="auto" w:fill="FFFFFF"/>
-          </w:tcPr>
-          <w:p>
-            <w:r>
-              <w:rPr>
-                <w:sz w:val="17"/>
-              </w:rPr>
-              <w:t>10</w:t>
-            </w:r>
-          </w:p>
-        </w:tc>
-        <w:tc>
-          <w:tcPr>
-            <w:tcW w:type="dxa" w:w="3685"/>
-            <w:shd w:val="clear" w:color="auto" w:fill="FFFFFF"/>
-          </w:tcPr>
-          <w:p>
-            <w:r>
-              <w:rPr>
-                <w:sz w:val="17"/>
-              </w:rPr>
-              <w:t>Unplug Translator USB cable</w:t>
-            </w:r>
-          </w:p>
-        </w:tc>
-        <w:tc>
-          <w:tcPr>
-            <w:tcW w:type="dxa" w:w="4819"/>
-            <w:shd w:val="clear" w:color="auto" w:fill="FFFFFF"/>
-          </w:tcPr>
-          <w:p>
-            <w:r>
-              <w:rPr>
-                <w:sz w:val="17"/>
-              </w:rPr>
-              <w:t>Qt "BUS OFFLINE" badge appears within 2 seconds</w:t>
-            </w:r>
-          </w:p>
-        </w:tc>
-      </w:tr>
-    </w:tbl>
-    <w:p/>
     <w:sectPr>
       <w:pgSz w:w="12240" w:h="15840"/>
-      <w:pgMar w:top="1134" w:right="1247" w:bottom="1134" w:left="1247" w:header="720" w:footer="720" w:gutter="0"/>
+      <w:pgMar w:top="1440" w:right="1800" w:bottom="1440" w:left="1800" w:header="720" w:footer="720" w:gutter="0"/>
       <w:cols w:space="720"/>
       <w:docGrid w:linePitch="360"/>
     </w:sectPr>
@@ -6437,10 +1351,6 @@
     <w:name w:val="Normal"/>
     <w:qFormat/>
     <w:rsid w:val="00FC693F"/>
-    <w:rPr>
-      <w:rFonts w:ascii="Calibri" w:hAnsi="Calibri"/>
-      <w:sz w:val="20"/>
-    </w:rPr>
   </w:style>
   <w:style w:type="paragraph" w:styleId="Header">
     <w:name w:val="header"/>
